--- a/downloads/workbook/ai-7-week-23.docx
+++ b/downloads/workbook/ai-7-week-23.docx
@@ -997,6 +997,178 @@
         <w:t>Project connection: For the Reproducible AI Research Study, retain an annotated worked trace and the changed-case reasoning. Connect the claim to its records, units and assumptions so another investigator can challenge or reproduce it.</w:t>
       </w:r>
     </w:p>
+    <w:p>
+      <w:pPr>
+        <w:pStyle w:val="Heading1"/>
+      </w:pPr>
+      <w:r>
+        <w:t>13. Project portfolio milestone</w:t>
+      </w:r>
+    </w:p>
+    <w:p>
+      <w:r>
+        <w:t>Project: Reproducible AI Research Study</w:t>
+      </w:r>
+    </w:p>
+    <w:p>
+      <w:r>
+        <w:t>Current milestone: Evaluate and revise. Compare with your starting method, explain errors and record a justified revision.</w:t>
+      </w:r>
+    </w:p>
+    <w:p>
+      <w:r>
+        <w:t>For the Reproducible AI Research Study, retain an annotated worked trace and the changed-case reasoning. Connect the claim to its records, units and assumptions so another investigator can challenge or reproduce it.</w:t>
+      </w:r>
+    </w:p>
+    <w:tbl>
+      <w:tblPr>
+        <w:tblStyle w:val="LightShading-Accent1"/>
+        <w:tblW w:type="auto" w:w="0"/>
+        <w:tblLook w:firstColumn="1" w:firstRow="1" w:lastColumn="0" w:lastRow="0" w:noHBand="0" w:noVBand="1" w:val="04A0"/>
+      </w:tblPr>
+      <w:tblGrid>
+        <w:gridCol w:w="5112"/>
+        <w:gridCol w:w="5112"/>
+      </w:tblGrid>
+      <w:tr>
+        <w:trPr>
+          <w:tblHeader/>
+        </w:trPr>
+        <w:tc>
+          <w:tcPr>
+            <w:tcW w:type="dxa" w:w="5112"/>
+          </w:tcPr>
+          <w:p>
+            <w:r>
+              <w:t>Evidence to keep</w:t>
+            </w:r>
+          </w:p>
+        </w:tc>
+        <w:tc>
+          <w:tcPr>
+            <w:tcW w:type="dxa" w:w="5112"/>
+          </w:tcPr>
+          <w:p>
+            <w:r>
+              <w:t>My record</w:t>
+            </w:r>
+          </w:p>
+        </w:tc>
+      </w:tr>
+      <w:tr>
+        <w:tc>
+          <w:tcPr>
+            <w:tcW w:type="dxa" w:w="5112"/>
+          </w:tcPr>
+          <w:p>
+            <w:r>
+              <w:t>This week’s input and deciding step</w:t>
+            </w:r>
+          </w:p>
+        </w:tc>
+        <w:tc>
+          <w:tcPr>
+            <w:tcW w:type="dxa" w:w="5112"/>
+          </w:tcPr>
+          <w:p>
+            <w:r/>
+          </w:p>
+        </w:tc>
+      </w:tr>
+      <w:tr>
+        <w:tc>
+          <w:tcPr>
+            <w:tcW w:type="dxa" w:w="5112"/>
+          </w:tcPr>
+          <w:p>
+            <w:r>
+              <w:t>Prediction and actual result (or labelled paper trace)</w:t>
+            </w:r>
+          </w:p>
+        </w:tc>
+        <w:tc>
+          <w:tcPr>
+            <w:tcW w:type="dxa" w:w="5112"/>
+          </w:tcPr>
+          <w:p>
+            <w:r/>
+          </w:p>
+        </w:tc>
+      </w:tr>
+      <w:tr>
+        <w:tc>
+          <w:tcPr>
+            <w:tcW w:type="dxa" w:w="5112"/>
+          </w:tcPr>
+          <w:p>
+            <w:r>
+              <w:t>One change since the previous checkpoint and why</w:t>
+            </w:r>
+          </w:p>
+        </w:tc>
+        <w:tc>
+          <w:tcPr>
+            <w:tcW w:type="dxa" w:w="5112"/>
+          </w:tcPr>
+          <w:p>
+            <w:r/>
+          </w:p>
+        </w:tc>
+      </w:tr>
+      <w:tr>
+        <w:tc>
+          <w:tcPr>
+            <w:tcW w:type="dxa" w:w="5112"/>
+          </w:tcPr>
+          <w:p>
+            <w:r>
+              <w:t>One error or limit and the next test</w:t>
+            </w:r>
+          </w:p>
+        </w:tc>
+        <w:tc>
+          <w:tcPr>
+            <w:tcW w:type="dxa" w:w="5112"/>
+          </w:tcPr>
+          <w:p>
+            <w:r/>
+          </w:p>
+        </w:tc>
+      </w:tr>
+    </w:tbl>
+    <w:p>
+      <w:pPr>
+        <w:pStyle w:val="Heading3"/>
+      </w:pPr>
+      <w:r>
+        <w:t>Explain what this week adds to your project. Reuse last week’s record rather than starting again.</w:t>
+      </w:r>
+    </w:p>
+    <w:p>
+      <w:r>
+        <w:t>________________________________________________________________</w:t>
+      </w:r>
+    </w:p>
+    <w:p>
+      <w:r>
+        <w:t>________________________________________________________________</w:t>
+      </w:r>
+    </w:p>
+    <w:p>
+      <w:r>
+        <w:t>________________________________________________________________</w:t>
+      </w:r>
+    </w:p>
+    <w:p>
+      <w:r>
+        <w:t>________________________________________________________________</w:t>
+      </w:r>
+    </w:p>
+    <w:p>
+      <w:r>
+        <w:t>________________________________________________________________</w:t>
+      </w:r>
+    </w:p>
     <w:sectPr>
       <w:pgSz w:w="12240" w:h="15840"/>
       <w:pgMar w:top="936" w:right="1008" w:bottom="936" w:left="1008" w:header="720" w:footer="720" w:gutter="0"/>

--- a/downloads/workbook/ai-7-week-23.docx
+++ b/downloads/workbook/ai-7-week-23.docx
@@ -1169,6 +1169,235 @@
         <w:t>________________________________________________________________</w:t>
       </w:r>
     </w:p>
+    <w:p>
+      <w:pPr>
+        <w:pStyle w:val="Heading1"/>
+      </w:pPr>
+      <w:r>
+        <w:t>14. Supported practice and learning evidence</w:t>
+      </w:r>
+    </w:p>
+    <w:p>
+      <w:r>
+        <w:t>Use this supported practice once, in the browser or on paper. Keep the reserved independent assessment for a separate first attempt before teacher feedback.</w:t>
+      </w:r>
+    </w:p>
+    <w:p>
+      <w:r>
+        <w:t>A simulated detection-and-resource trade-off. A fictional simulation repeats a study under the same assumed alternative effect, using two independent-unit sample sizes.</w:t>
+      </w:r>
+    </w:p>
+    <w:p>
+      <w:pPr>
+        <w:pStyle w:val="Heading3"/>
+      </w:pPr>
+      <w:r>
+        <w:t>Practice 1: explain the deciding evidence</w:t>
+      </w:r>
+    </w:p>
+    <w:p>
+      <w:r>
+        <w:t>Which labelled step matches this detail? Doubling cost adds 20 percentage points of simulated detection under these assumptions.</w:t>
+      </w:r>
+    </w:p>
+    <w:p>
+      <w:r>
+        <w:t>1. Compare the trade-off</w:t>
+      </w:r>
+    </w:p>
+    <w:p>
+      <w:r>
+        <w:t>2. Estimate simulated detection</w:t>
+      </w:r>
+    </w:p>
+    <w:p>
+      <w:r>
+        <w:t>3. Calculate design cost</w:t>
+      </w:r>
+    </w:p>
+    <w:p>
+      <w:pPr>
+        <w:pStyle w:val="Heading3"/>
+      </w:pPr>
+      <w:r>
+        <w:t>My selected conclusion, deciding fact and explanation</w:t>
+      </w:r>
+    </w:p>
+    <w:p>
+      <w:r>
+        <w:t>________________________________________________________________</w:t>
+      </w:r>
+    </w:p>
+    <w:p>
+      <w:r>
+        <w:t>________________________________________________________________</w:t>
+      </w:r>
+    </w:p>
+    <w:p>
+      <w:r>
+        <w:t>________________________________________________________________</w:t>
+      </w:r>
+    </w:p>
+    <w:p>
+      <w:r>
+        <w:t>________________________________________________________________</w:t>
+      </w:r>
+    </w:p>
+    <w:p>
+      <w:r>
+        <w:t>________________________________________________________________</w:t>
+      </w:r>
+    </w:p>
+    <w:p>
+      <w:r>
+        <w:t>Hint if needed: Read the steps in the pictorial case. Match the supplied detail to the stage that performs or records it.</w:t>
+      </w:r>
+    </w:p>
+    <w:p>
+      <w:r>
+        <w:t>After your attempt, compare with the supported explanation: Compare the trade-off Doubling cost adds 20 percentage points of simulated detection under these assumptions. Power is the probability of detecting a specified effect under a specified model and decision rule. Repeated simulation can estimate it; the estimate depends on effect size, variability, design and test assumptions, not sample size alone.</w:t>
+      </w:r>
+    </w:p>
+    <w:p>
+      <w:pPr>
+        <w:pStyle w:val="Heading3"/>
+      </w:pPr>
+      <w:r>
+        <w:t>Practice 2: explain the deciding evidence</w:t>
+      </w:r>
+    </w:p>
+    <w:p>
+      <w:r>
+        <w:t>Changed-case practice: Change the assumed effect or variability but keep the sample sizes. Which conclusion is supported by the supplied facts?</w:t>
+      </w:r>
+    </w:p>
+    <w:p>
+      <w:r>
+        <w:t>1. This one example guarantees correct results for every future input.</w:t>
+      </w:r>
+    </w:p>
+    <w:p>
+      <w:r>
+        <w:t>2. We can decide the result without examining the changed input or the procedure.</w:t>
+      </w:r>
+    </w:p>
+    <w:p>
+      <w:r>
+        <w:t>3. The detection fractions need new simulation; the resource costs stay 40 and 80.</w:t>
+      </w:r>
+    </w:p>
+    <w:p>
+      <w:pPr>
+        <w:pStyle w:val="Heading3"/>
+      </w:pPr>
+      <w:r>
+        <w:t>My selected conclusion, deciding fact and explanation</w:t>
+      </w:r>
+    </w:p>
+    <w:p>
+      <w:r>
+        <w:t>________________________________________________________________</w:t>
+      </w:r>
+    </w:p>
+    <w:p>
+      <w:r>
+        <w:t>________________________________________________________________</w:t>
+      </w:r>
+    </w:p>
+    <w:p>
+      <w:r>
+        <w:t>________________________________________________________________</w:t>
+      </w:r>
+    </w:p>
+    <w:p>
+      <w:r>
+        <w:t>________________________________________________________________</w:t>
+      </w:r>
+    </w:p>
+    <w:p>
+      <w:r>
+        <w:t>________________________________________________________________</w:t>
+      </w:r>
+    </w:p>
+    <w:p>
+      <w:r>
+        <w:t>Hint if needed: Use the changed condition and the deciding step in the pictorial trace. The answer must say what follows from those facts.</w:t>
+      </w:r>
+    </w:p>
+    <w:p>
+      <w:r>
+        <w:t>After your attempt, compare with the supported explanation: The detection fractions need new simulation; the resource costs stay 40 and 80. Power depends on the data-generating assumptions, while this stated unit-cost calculation does not.</w:t>
+      </w:r>
+    </w:p>
+    <w:p>
+      <w:pPr>
+        <w:pStyle w:val="Heading3"/>
+      </w:pPr>
+      <w:r>
+        <w:t>Repair a missing building block</w:t>
+      </w:r>
+    </w:p>
+    <w:p>
+      <w:r>
+        <w:t>Review Pilot experiments (ai-7/22). Goal: Explain the mechanism and terminology of pilot experiments. Short practice: Calculate reviewer agreement on the four pilot answers. What can the disagreement improve, and why are those revised practice answers not untouched final evidence?. Return to this week and explain what you changed.</w:t>
+      </w:r>
+    </w:p>
+    <w:p>
+      <w:r>
+        <w:t>Review Privacy and data governance (ai-7/20). Goal: Explain the mechanism and terminology of privacy and data governance. Short practice: Point to the analysis table and the restricted identity key. Why are the codes pseudonymous rather than guaranteed anonymous, and what changes if the key is published?. Return to this week and explain what you changed.</w:t>
+      </w:r>
+    </w:p>
+    <w:p>
+      <w:r>
+        <w:t>Review Sensitivity analysis (ai-7/17). Goal: Explain the mechanism and terminology of sensitivity analysis. Short practice: Classify 0.4, 0.6 and 0.8 at cutoffs 0.5, 0.7 and exactly 0.6. Which equality rule decides the boundary, and can these unlabelled scores identify the best cutoff?. Return to this week and explain what you changed.</w:t>
+      </w:r>
+    </w:p>
+    <w:p>
+      <w:pPr>
+        <w:pStyle w:val="Heading3"/>
+      </w:pPr>
+      <w:r>
+        <w:t>Keep your completed work</w:t>
+      </w:r>
+    </w:p>
+    <w:p>
+      <w:r>
+        <w:t>Use Download completed work in the hosted lesson to export your answers, reflections, practice feedback and code-run evidence. Open the HTML copy to read or print it. Drafts stay in this browser when storage is available; clear drafts on a shared device.</w:t>
+      </w:r>
+    </w:p>
+    <w:p>
+      <w:pPr>
+        <w:pStyle w:val="Heading3"/>
+      </w:pPr>
+      <w:r>
+        <w:t>What I repaired, the evidence I kept and the next test</w:t>
+      </w:r>
+    </w:p>
+    <w:p>
+      <w:r>
+        <w:t>________________________________________________________________</w:t>
+      </w:r>
+    </w:p>
+    <w:p>
+      <w:r>
+        <w:t>________________________________________________________________</w:t>
+      </w:r>
+    </w:p>
+    <w:p>
+      <w:r>
+        <w:t>________________________________________________________________</w:t>
+      </w:r>
+    </w:p>
+    <w:p>
+      <w:r>
+        <w:t>________________________________________________________________</w:t>
+      </w:r>
+    </w:p>
+    <w:p>
+      <w:r>
+        <w:t>________________________________________________________________</w:t>
+      </w:r>
+    </w:p>
     <w:sectPr>
       <w:pgSz w:w="12240" w:h="15840"/>
       <w:pgMar w:top="936" w:right="1008" w:bottom="936" w:left="1008" w:header="720" w:footer="720" w:gutter="0"/>

--- a/downloads/workbook/ai-7-week-23.docx
+++ b/downloads/workbook/ai-7-week-23.docx
@@ -30,33 +30,45 @@
     </w:p>
     <w:p>
       <w:r>
-        <w:t>Try the recall before opening notes. Then use a different colour or a labelled second line to correct your explanation.</w:t>
+        <w:t>Record your starting explanation for Power and resource tradeoffs before opening notes. Show any later correction separately.</w:t>
       </w:r>
     </w:p>
     <w:p>
       <w:pPr>
-        <w:pStyle w:val="Heading3"/>
-      </w:pPr>
-      <w:r>
-        <w:t>Pilot experiments</w:t>
+        <w:spacing w:line="336" w:lineRule="auto" w:after="180"/>
+      </w:pPr>
+      <w:r>
+        <w:rPr>
+          <w:b w:val="0"/>
+        </w:rPr>
+        <w:t>Try the recall before opening notes. Then use a different colour or a labelled second line to correct your explanation.</w:t>
       </w:r>
     </w:p>
     <w:p>
-      <w:r>
-        <w:t>Without opening the old lesson, explain one key idea from Pilot experiments. Give an example and a mistake that the idea helps you avoid.</w:t>
+      <w:pPr>
+        <w:pStyle w:val="Heading3"/>
+      </w:pPr>
+      <w:r>
+        <w:t>Pilot experiments</w:t>
       </w:r>
     </w:p>
     <w:p>
       <w:pPr>
-        <w:pStyle w:val="Heading3"/>
-      </w:pPr>
-      <w:r>
-        <w:t>My remembered idea, example and correction</w:t>
+        <w:spacing w:line="336" w:lineRule="auto" w:after="180"/>
+      </w:pPr>
+      <w:r>
+        <w:rPr>
+          <w:b w:val="0"/>
+        </w:rPr>
+        <w:t>Without opening the old lesson, explain one key idea from Pilot experiments. Give an example and a mistake that the idea helps you avoid.</w:t>
       </w:r>
     </w:p>
     <w:p>
-      <w:r>
-        <w:t>________________________________________________________________</w:t>
+      <w:pPr>
+        <w:pStyle w:val="Heading3"/>
+      </w:pPr>
+      <w:r>
+        <w:t>My remembered idea, example and correction</w:t>
       </w:r>
     </w:p>
     <w:p>
@@ -70,29 +82,35 @@
       </w:r>
     </w:p>
     <w:p>
-      <w:pPr>
-        <w:pStyle w:val="Heading3"/>
-      </w:pPr>
-      <w:r>
-        <w:t>Privacy and data governance</w:t>
+      <w:r>
+        <w:t>________________________________________________________________</w:t>
       </w:r>
     </w:p>
     <w:p>
-      <w:r>
-        <w:t>Without opening the old lesson, explain one key idea from Privacy and data governance. Give an example and a mistake that the idea helps you avoid.</w:t>
+      <w:pPr>
+        <w:pStyle w:val="Heading3"/>
+      </w:pPr>
+      <w:r>
+        <w:t>Privacy and data governance</w:t>
       </w:r>
     </w:p>
     <w:p>
       <w:pPr>
-        <w:pStyle w:val="Heading3"/>
-      </w:pPr>
-      <w:r>
-        <w:t>My remembered idea, example and correction</w:t>
+        <w:spacing w:line="336" w:lineRule="auto" w:after="180"/>
+      </w:pPr>
+      <w:r>
+        <w:rPr>
+          <w:b w:val="0"/>
+        </w:rPr>
+        <w:t>Without opening the old lesson, explain one key idea from Privacy and data governance. Give an example and a mistake that the idea helps you avoid.</w:t>
       </w:r>
     </w:p>
     <w:p>
-      <w:r>
-        <w:t>________________________________________________________________</w:t>
+      <w:pPr>
+        <w:pStyle w:val="Heading3"/>
+      </w:pPr>
+      <w:r>
+        <w:t>My remembered idea, example and correction</w:t>
       </w:r>
     </w:p>
     <w:p>
@@ -106,29 +124,35 @@
       </w:r>
     </w:p>
     <w:p>
-      <w:pPr>
-        <w:pStyle w:val="Heading3"/>
-      </w:pPr>
-      <w:r>
-        <w:t>Sensitivity analysis</w:t>
+      <w:r>
+        <w:t>________________________________________________________________</w:t>
       </w:r>
     </w:p>
     <w:p>
-      <w:r>
-        <w:t>Without opening the old lesson, explain one key idea from Sensitivity analysis. Give an example and a mistake that the idea helps you avoid.</w:t>
+      <w:pPr>
+        <w:pStyle w:val="Heading3"/>
+      </w:pPr>
+      <w:r>
+        <w:t>Sensitivity analysis</w:t>
       </w:r>
     </w:p>
     <w:p>
       <w:pPr>
-        <w:pStyle w:val="Heading3"/>
-      </w:pPr>
-      <w:r>
-        <w:t>My remembered idea, example and correction</w:t>
+        <w:spacing w:line="336" w:lineRule="auto" w:after="180"/>
+      </w:pPr>
+      <w:r>
+        <w:rPr>
+          <w:b w:val="0"/>
+        </w:rPr>
+        <w:t>Without opening the old lesson, explain one key idea from Sensitivity analysis. Give an example and a mistake that the idea helps you avoid.</w:t>
       </w:r>
     </w:p>
     <w:p>
-      <w:r>
-        <w:t>________________________________________________________________</w:t>
+      <w:pPr>
+        <w:pStyle w:val="Heading3"/>
+      </w:pPr>
+      <w:r>
+        <w:t>My remembered idea, example and correction</w:t>
       </w:r>
     </w:p>
     <w:p>
@@ -142,16 +166,44 @@
       </w:r>
     </w:p>
     <w:p>
-      <w:pPr>
-        <w:pStyle w:val="Heading1"/>
-      </w:pPr>
-      <w:r>
-        <w:t>02. Practise with fading help</w:t>
+      <w:r>
+        <w:t>________________________________________________________________</w:t>
       </w:r>
     </w:p>
     <w:p>
-      <w:r>
-        <w:t>Use W2: Trace the worked case for Power and resource tradeoffs. Record the answer once; the lesson and workbook refer to the same attempt.</w:t>
+      <w:pPr>
+        <w:pStyle w:val="Heading1"/>
+      </w:pPr>
+      <w:r>
+        <w:t>02. Practise with fading help</w:t>
+      </w:r>
+    </w:p>
+    <w:p>
+      <w:r>
+        <w:t>Complete the supported Power and resource tradeoffs trace and record the first step you can explain without help.</w:t>
+      </w:r>
+    </w:p>
+    <w:p>
+      <w:pPr>
+        <w:spacing w:line="336" w:lineRule="auto" w:after="180"/>
+      </w:pPr>
+      <w:r>
+        <w:rPr>
+          <w:b w:val="0"/>
+        </w:rPr>
+        <w:t xml:space="preserve">Use W2: Trace the worked case for </w:t>
+      </w:r>
+      <w:r>
+        <w:rPr>
+          <w:b/>
+        </w:rPr>
+        <w:t>Power</w:t>
+      </w:r>
+      <w:r>
+        <w:rPr>
+          <w:b w:val="0"/>
+        </w:rPr>
+        <w:t xml:space="preserve"> and resource tradeoffs. Record the answer once; the lesson and workbook refer to the same attempt.</w:t>
       </w:r>
     </w:p>
     <w:tbl>
@@ -279,25 +331,49 @@
     </w:p>
     <w:p>
       <w:r>
-        <w:t>Use the worked case for Power and resource tradeoffs. Proposed explanation: “The worked result establishes every future case”. Decide whether this explanation is supported. Point to the step or supplied fact that decides; explain your repair if needed.</w:t>
+        <w:t>Check the proposed Power and resource tradeoffs explanation against the supplied facts before discussing it.</w:t>
       </w:r>
     </w:p>
     <w:p>
       <w:pPr>
-        <w:pStyle w:val="Heading3"/>
-      </w:pPr>
-      <w:r>
-        <w:t>My explanation before partner discussion</w:t>
+        <w:spacing w:line="336" w:lineRule="auto" w:after="180"/>
+      </w:pPr>
+      <w:r>
+        <w:rPr>
+          <w:b w:val="0"/>
+        </w:rPr>
+        <w:t xml:space="preserve">Use the worked case for </w:t>
+      </w:r>
+      <w:r>
+        <w:rPr>
+          <w:b/>
+        </w:rPr>
+        <w:t>Power</w:t>
+      </w:r>
+      <w:r>
+        <w:rPr>
+          <w:b w:val="0"/>
+        </w:rPr>
+        <w:t xml:space="preserve"> and resource tradeoffs. Proposed explanation: “The worked result establishes every future case”. Decide whether this explanation is supported.</w:t>
       </w:r>
     </w:p>
     <w:p>
-      <w:r>
-        <w:t>________________________________________________________________</w:t>
+      <w:pPr>
+        <w:spacing w:line="336" w:lineRule="auto" w:after="180"/>
+      </w:pPr>
+      <w:r>
+        <w:rPr>
+          <w:b w:val="0"/>
+        </w:rPr>
+        <w:t>Point to the step or supplied fact that decides; explain your repair if needed.</w:t>
       </w:r>
     </w:p>
     <w:p>
-      <w:r>
-        <w:t>________________________________________________________________</w:t>
+      <w:pPr>
+        <w:pStyle w:val="Heading3"/>
+      </w:pPr>
+      <w:r>
+        <w:t>My explanation before partner discussion</w:t>
       </w:r>
     </w:p>
     <w:p>
@@ -311,47 +387,53 @@
       </w:r>
     </w:p>
     <w:p>
-      <w:pPr>
-        <w:pStyle w:val="Heading1"/>
-      </w:pPr>
-      <w:r>
-        <w:t>04. Independent transfer case</w:t>
+      <w:r>
+        <w:t>________________________________________________________________</w:t>
       </w:r>
     </w:p>
     <w:p>
-      <w:pPr>
-        <w:pStyle w:val="Heading3"/>
-      </w:pPr>
-      <w:r>
-        <w:t>Independent case: Apply a new case independently</w:t>
+      <w:r>
+        <w:t>________________________________________________________________</w:t>
       </w:r>
     </w:p>
     <w:p>
-      <w:r>
-        <w:t>One hundred alternative trials detect70 at n30 and85 at n60; unit cost2. Compare.</w:t>
+      <w:pPr>
+        <w:pStyle w:val="Heading1"/>
+      </w:pPr>
+      <w:r>
+        <w:t>04. Independent transfer case</w:t>
       </w:r>
     </w:p>
     <w:p>
-      <w:pPr>
-        <w:pStyle w:val="Heading3"/>
-      </w:pPr>
-      <w:r>
-        <w:t>My independent explanation, trace and limits</w:t>
+      <w:r>
+        <w:t>Write one first attempt at the reserved independent case before feedback. Repeated copies of that case refer to the same recorded attempt.</w:t>
       </w:r>
     </w:p>
     <w:p>
-      <w:r>
-        <w:t>________________________________________________________________</w:t>
+      <w:pPr>
+        <w:pStyle w:val="Heading3"/>
+      </w:pPr>
+      <w:r>
+        <w:t>Independent case: Apply a new case independently</w:t>
       </w:r>
     </w:p>
     <w:p>
-      <w:r>
-        <w:t>________________________________________________________________</w:t>
+      <w:pPr>
+        <w:spacing w:line="336" w:lineRule="auto" w:after="180"/>
+      </w:pPr>
+      <w:r>
+        <w:rPr>
+          <w:b w:val="0"/>
+        </w:rPr>
+        <w:t>One hundred alternative trials detect70 at n30 and85 at n60; unit cost2. Compare.</w:t>
       </w:r>
     </w:p>
     <w:p>
-      <w:r>
-        <w:t>________________________________________________________________</w:t>
+      <w:pPr>
+        <w:pStyle w:val="Heading3"/>
+      </w:pPr>
+      <w:r>
+        <w:t>My independent explanation, trace and limits</w:t>
       </w:r>
     </w:p>
     <w:p>
@@ -376,48 +458,96 @@
     </w:p>
     <w:p>
       <w:r>
-        <w:t>Attempt this case before feedback. Record any help. Earlier examples below are further practice; a case already practised with feedback cannot establish fresh transfer.</w:t>
+        <w:t>________________________________________________________________</w:t>
       </w:r>
     </w:p>
     <w:p>
-      <w:pPr>
-        <w:pStyle w:val="Heading1"/>
-      </w:pPr>
-      <w:r>
-        <w:t>05. W1 Explain the mechanism</w:t>
+      <w:r>
+        <w:t>________________________________________________________________</w:t>
       </w:r>
     </w:p>
     <w:p>
       <w:r>
-        <w:t>Explain the weekly mechanism in your own words. Use the worked scenario to name its input, decision rule and output.</w:t>
+        <w:t>________________________________________________________________</w:t>
       </w:r>
     </w:p>
     <w:p>
       <w:pPr>
-        <w:pStyle w:val="Heading3"/>
-      </w:pPr>
-      <w:r>
-        <w:t>My reasoning and evidence</w:t>
+        <w:spacing w:line="336" w:lineRule="auto" w:after="180"/>
+      </w:pPr>
+      <w:r>
+        <w:rPr>
+          <w:b w:val="0"/>
+        </w:rPr>
+        <w:t>Attempt this case before feedback. Record any help. Earlier examples below are further practice; a case already practised with feedback cannot establish fresh transfer.</w:t>
       </w:r>
     </w:p>
     <w:p>
-      <w:r>
-        <w:t>________________________________________________________________</w:t>
+      <w:pPr>
+        <w:pStyle w:val="Heading1"/>
+      </w:pPr>
+      <w:r>
+        <w:t>05. W1 Explain the mechanism</w:t>
       </w:r>
     </w:p>
     <w:p>
       <w:r>
-        <w:t>________________________________________________________________</w:t>
+        <w:t>Explain the mechanism. Apply the supplied Power and resource tradeoffs facts and keep your reasoning.</w:t>
       </w:r>
     </w:p>
     <w:p>
-      <w:r>
-        <w:t>________________________________________________________________</w:t>
+      <w:pPr>
+        <w:spacing w:line="336" w:lineRule="auto" w:after="180"/>
+      </w:pPr>
+      <w:r>
+        <w:rPr>
+          <w:b w:val="0"/>
+        </w:rPr>
+        <w:t xml:space="preserve">Explain the weekly </w:t>
+      </w:r>
+      <w:r>
+        <w:rPr>
+          <w:b/>
+        </w:rPr>
+        <w:t>mechanism</w:t>
+      </w:r>
+      <w:r>
+        <w:rPr>
+          <w:b w:val="0"/>
+        </w:rPr>
+        <w:t xml:space="preserve"> in your own words. Use the worked scenario to name its </w:t>
+      </w:r>
+      <w:r>
+        <w:rPr>
+          <w:b/>
+        </w:rPr>
+        <w:t>input</w:t>
+      </w:r>
+      <w:r>
+        <w:rPr>
+          <w:b w:val="0"/>
+        </w:rPr>
+        <w:t xml:space="preserve">, decision rule and </w:t>
+      </w:r>
+      <w:r>
+        <w:rPr>
+          <w:b/>
+        </w:rPr>
+        <w:t>output</w:t>
+      </w:r>
+      <w:r>
+        <w:rPr>
+          <w:b w:val="0"/>
+        </w:rPr>
+        <w:t>.</w:t>
       </w:r>
     </w:p>
     <w:p>
-      <w:r>
-        <w:t>________________________________________________________________</w:t>
+      <w:pPr>
+        <w:pStyle w:val="Heading3"/>
+      </w:pPr>
+      <w:r>
+        <w:t>My reasoning and evidence</w:t>
       </w:r>
     </w:p>
     <w:p>
@@ -431,24 +561,18 @@
       </w:r>
     </w:p>
     <w:p>
-      <w:pPr>
-        <w:pStyle w:val="Heading1"/>
-      </w:pPr>
-      <w:r>
-        <w:t>06. W2 Trace the worked case</w:t>
+      <w:r>
+        <w:t>________________________________________________________________</w:t>
       </w:r>
     </w:p>
     <w:p>
       <w:r>
-        <w:t>For a fixed alternative100 simulations detect62 times at n20 and83 at n40. Per-unit cost3 credits. Show the intermediate steps and give the conclusion with its scope.</w:t>
+        <w:t>________________________________________________________________</w:t>
       </w:r>
     </w:p>
     <w:p>
-      <w:pPr>
-        <w:pStyle w:val="Heading3"/>
-      </w:pPr>
-      <w:r>
-        <w:t>My reasoning and evidence</w:t>
+      <w:r>
+        <w:t>________________________________________________________________</w:t>
       </w:r>
     </w:p>
     <w:p>
@@ -457,23 +581,35 @@
       </w:r>
     </w:p>
     <w:p>
-      <w:r>
-        <w:t>________________________________________________________________</w:t>
+      <w:pPr>
+        <w:pStyle w:val="Heading1"/>
+      </w:pPr>
+      <w:r>
+        <w:t>06. W2 Trace the worked case</w:t>
       </w:r>
     </w:p>
     <w:p>
       <w:r>
-        <w:t>________________________________________________________________</w:t>
+        <w:t>Trace the worked case. Apply the supplied Power and resource tradeoffs facts and keep your reasoning.</w:t>
       </w:r>
     </w:p>
     <w:p>
-      <w:r>
-        <w:t>________________________________________________________________</w:t>
+      <w:pPr>
+        <w:spacing w:line="336" w:lineRule="auto" w:after="180"/>
+      </w:pPr>
+      <w:r>
+        <w:rPr>
+          <w:b w:val="0"/>
+        </w:rPr>
+        <w:t>For a fixed alternative100 simulations detect62 times at n20 and83 at n40. Per-unit cost3 credits. Show the intermediate steps and give the conclusion with its scope.</w:t>
       </w:r>
     </w:p>
     <w:p>
-      <w:r>
-        <w:t>________________________________________________________________</w:t>
+      <w:pPr>
+        <w:pStyle w:val="Heading3"/>
+      </w:pPr>
+      <w:r>
+        <w:t>My reasoning and evidence</w:t>
       </w:r>
     </w:p>
     <w:p>
@@ -487,24 +623,18 @@
       </w:r>
     </w:p>
     <w:p>
-      <w:pPr>
-        <w:pStyle w:val="Heading1"/>
-      </w:pPr>
-      <w:r>
-        <w:t>07. W3 Audit the limit</w:t>
+      <w:r>
+        <w:t>________________________________________________________________</w:t>
       </w:r>
     </w:p>
     <w:p>
       <w:r>
-        <w:t>A report omits this qualification: Power estimates do not repair biased sampling or establish the probability a particular hypothesis is true. Explain how omitting it could change a reader's interpretation, and write an accurate replacement.</w:t>
+        <w:t>________________________________________________________________</w:t>
       </w:r>
     </w:p>
     <w:p>
-      <w:pPr>
-        <w:pStyle w:val="Heading3"/>
-      </w:pPr>
-      <w:r>
-        <w:t>My reasoning and evidence</w:t>
+      <w:r>
+        <w:t>________________________________________________________________</w:t>
       </w:r>
     </w:p>
     <w:p>
@@ -518,44 +648,68 @@
       </w:r>
     </w:p>
     <w:p>
-      <w:r>
-        <w:t>________________________________________________________________</w:t>
+      <w:pPr>
+        <w:pStyle w:val="Heading1"/>
+      </w:pPr>
+      <w:r>
+        <w:t>07. W3 Audit the limit</w:t>
       </w:r>
     </w:p>
     <w:p>
       <w:r>
-        <w:t>________________________________________________________________</w:t>
+        <w:t>Audit the limit. Apply the supplied Power and resource tradeoffs facts and keep your reasoning.</w:t>
       </w:r>
     </w:p>
     <w:p>
-      <w:r>
-        <w:t>________________________________________________________________</w:t>
+      <w:pPr>
+        <w:spacing w:line="336" w:lineRule="auto" w:after="180"/>
+      </w:pPr>
+      <w:r>
+        <w:rPr>
+          <w:b w:val="0"/>
+        </w:rPr>
+        <w:t xml:space="preserve">A report omits this qualification: </w:t>
+      </w:r>
+      <w:r>
+        <w:rPr>
+          <w:b/>
+        </w:rPr>
+        <w:t>Power</w:t>
+      </w:r>
+      <w:r>
+        <w:rPr>
+          <w:b w:val="0"/>
+        </w:rPr>
+        <w:t xml:space="preserve"> estimates do not repair biased sampling or establish the probability a particular hypothesis is true.</w:t>
       </w:r>
     </w:p>
     <w:p>
-      <w:r>
-        <w:t>________________________________________________________________</w:t>
+      <w:pPr>
+        <w:spacing w:line="336" w:lineRule="auto" w:after="180"/>
+      </w:pPr>
+      <w:r>
+        <w:rPr>
+          <w:b w:val="0"/>
+        </w:rPr>
+        <w:t>Explain how omitting it could change a reader's interpretation, and write an accurate replacement.</w:t>
       </w:r>
     </w:p>
     <w:p>
       <w:pPr>
-        <w:pStyle w:val="Heading1"/>
-      </w:pPr>
-      <w:r>
-        <w:t>08. W4 Apply a new case independently</w:t>
+        <w:pStyle w:val="Heading3"/>
+      </w:pPr>
+      <w:r>
+        <w:t>My reasoning and evidence</w:t>
       </w:r>
     </w:p>
     <w:p>
       <w:r>
-        <w:t>One hundred alternative trials detect70 at n30 and85 at n60; unit cost2. Compare.</w:t>
+        <w:t>________________________________________________________________</w:t>
       </w:r>
     </w:p>
     <w:p>
-      <w:pPr>
-        <w:pStyle w:val="Heading3"/>
-      </w:pPr>
-      <w:r>
-        <w:t>My reasoning and evidence</w:t>
+      <w:r>
+        <w:t>________________________________________________________________</w:t>
       </w:r>
     </w:p>
     <w:p>
@@ -579,44 +733,50 @@
       </w:r>
     </w:p>
     <w:p>
-      <w:r>
-        <w:t>________________________________________________________________</w:t>
+      <w:pPr>
+        <w:pStyle w:val="Heading1"/>
+      </w:pPr>
+      <w:r>
+        <w:t>08. W4 Apply a new case independently</w:t>
       </w:r>
     </w:p>
     <w:p>
       <w:r>
-        <w:t>________________________________________________________________</w:t>
+        <w:t>Attempt before feedback. If this repeats the selected independent case, reuse that first attempt; otherwise keep a separate record. Apply a new case independently. Apply the supplied Power and resource tradeoffs facts and keep your reasoning.</w:t>
       </w:r>
     </w:p>
     <w:p>
-      <w:r>
-        <w:t>________________________________________________________________</w:t>
+      <w:pPr>
+        <w:spacing w:line="336" w:lineRule="auto" w:after="180"/>
+      </w:pPr>
+      <w:r>
+        <w:rPr>
+          <w:b w:val="0"/>
+        </w:rPr>
+        <w:t>One hundred alternative trials detect70 at n30 and85 at n60; unit cost2. Compare.</w:t>
       </w:r>
     </w:p>
     <w:p>
-      <w:r>
-        <w:t>________________________________________________________________</w:t>
+      <w:pPr>
+        <w:pStyle w:val="Heading3"/>
+      </w:pPr>
+      <w:r>
+        <w:t>My reasoning and evidence</w:t>
       </w:r>
     </w:p>
     <w:p>
-      <w:pPr>
-        <w:pStyle w:val="Heading1"/>
-      </w:pPr>
-      <w:r>
-        <w:t>09. W5 Design a revealing follow-up</w:t>
+      <w:r>
+        <w:t>________________________________________________________________</w:t>
       </w:r>
     </w:p>
     <w:p>
       <w:r>
-        <w:t>For the worked scenario, propose one additional case that could reveal a failure, describe its expected outcome before running it, and explain what would need to remain fixed for a fair comparison. Do not reuse W4 as a new final test after receiving feedback.</w:t>
+        <w:t>________________________________________________________________</w:t>
       </w:r>
     </w:p>
     <w:p>
-      <w:pPr>
-        <w:pStyle w:val="Heading3"/>
-      </w:pPr>
-      <w:r>
-        <w:t>My reasoning and evidence</w:t>
+      <w:r>
+        <w:t>________________________________________________________________</w:t>
       </w:r>
     </w:p>
     <w:p>
@@ -645,26 +805,38 @@
       </w:r>
     </w:p>
     <w:p>
-      <w:r>
-        <w:t>________________________________________________________________</w:t>
+      <w:pPr>
+        <w:pStyle w:val="Heading1"/>
+      </w:pPr>
+      <w:r>
+        <w:t>09. W5 Design a revealing follow-up</w:t>
       </w:r>
     </w:p>
     <w:p>
       <w:r>
-        <w:t>________________________________________________________________</w:t>
+        <w:t>Design a revealing follow-up. Apply the supplied Power and resource tradeoffs facts and keep your reasoning.</w:t>
       </w:r>
     </w:p>
     <w:p>
       <w:pPr>
-        <w:pStyle w:val="Heading1"/>
-      </w:pPr>
-      <w:r>
-        <w:t>10. Project checkpoint and reflection</w:t>
+        <w:spacing w:line="336" w:lineRule="auto" w:after="180"/>
+      </w:pPr>
+      <w:r>
+        <w:rPr>
+          <w:b w:val="0"/>
+        </w:rPr>
+        <w:t>For the worked scenario, propose one additional case that could reveal a failure, describe its expected outcome before running it, and explain what would need to remain fixed for a fair comparison.</w:t>
       </w:r>
     </w:p>
     <w:p>
-      <w:r>
-        <w:t>Add a labelled power and resource tradeoffs evidence sheet to Reproducible AI Research Study. Show how you can explain the mechanism and terminology of power and resource tradeoffs. Use the supplied fictional case and keep its inputs, intermediate steps, calculation or prediction, and limitation. Connect this record to last week’s record; a matching answer without a trace is insufficient.</w:t>
+      <w:pPr>
+        <w:spacing w:line="336" w:lineRule="auto" w:after="180"/>
+      </w:pPr>
+      <w:r>
+        <w:rPr>
+          <w:b w:val="0"/>
+        </w:rPr>
+        <w:t>Do not reuse W4 as a new final test after receiving feedback.</w:t>
       </w:r>
     </w:p>
     <w:p>
@@ -672,7 +844,7 @@
         <w:pStyle w:val="Heading3"/>
       </w:pPr>
       <w:r>
-        <w:t>My project change, supporting evidence and remaining limit</w:t>
+        <w:t>My reasoning and evidence</w:t>
       </w:r>
     </w:p>
     <w:p>
@@ -706,11 +878,166 @@
       </w:r>
     </w:p>
     <w:p>
+      <w:r>
+        <w:t>________________________________________________________________</w:t>
+      </w:r>
+    </w:p>
+    <w:p>
       <w:pPr>
         <w:pStyle w:val="Heading1"/>
       </w:pPr>
       <w:r>
+        <w:t>10. Project checkpoint and reflection</w:t>
+      </w:r>
+    </w:p>
+    <w:p>
+      <w:r>
+        <w:t>Connect Power and resource tradeoffs to Reproducible AI Research Study, identify a limit and choose the next useful test.</w:t>
+      </w:r>
+    </w:p>
+    <w:p>
+      <w:pPr>
+        <w:spacing w:line="336" w:lineRule="auto" w:after="180"/>
+      </w:pPr>
+      <w:r>
+        <w:rPr>
+          <w:b w:val="0"/>
+        </w:rPr>
+        <w:t xml:space="preserve">Add a labelled </w:t>
+      </w:r>
+      <w:r>
+        <w:rPr>
+          <w:b/>
+        </w:rPr>
+        <w:t>power</w:t>
+      </w:r>
+      <w:r>
+        <w:rPr>
+          <w:b w:val="0"/>
+        </w:rPr>
+        <w:t xml:space="preserve"> and resource tradeoffs </w:t>
+      </w:r>
+      <w:r>
+        <w:rPr>
+          <w:b/>
+        </w:rPr>
+        <w:t>evidence</w:t>
+      </w:r>
+      <w:r>
+        <w:rPr>
+          <w:b w:val="0"/>
+        </w:rPr>
+        <w:t xml:space="preserve"> sheet to Reproducible AI Research Study. Show how you can explain the </w:t>
+      </w:r>
+      <w:r>
+        <w:rPr>
+          <w:b/>
+        </w:rPr>
+        <w:t>mechanism</w:t>
+      </w:r>
+      <w:r>
+        <w:rPr>
+          <w:b w:val="0"/>
+        </w:rPr>
+        <w:t xml:space="preserve"> and terminology of </w:t>
+      </w:r>
+      <w:r>
+        <w:rPr>
+          <w:b/>
+        </w:rPr>
+        <w:t>power</w:t>
+      </w:r>
+      <w:r>
+        <w:rPr>
+          <w:b w:val="0"/>
+        </w:rPr>
+        <w:t xml:space="preserve"> and resource tradeoffs.</w:t>
+      </w:r>
+    </w:p>
+    <w:p>
+      <w:pPr>
+        <w:spacing w:line="336" w:lineRule="auto" w:after="180"/>
+      </w:pPr>
+      <w:r>
+        <w:rPr>
+          <w:b w:val="0"/>
+        </w:rPr>
+        <w:t xml:space="preserve">Use the supplied fictional case and keep its </w:t>
+      </w:r>
+      <w:r>
+        <w:rPr>
+          <w:b/>
+        </w:rPr>
+        <w:t>input</w:t>
+      </w:r>
+      <w:r>
+        <w:rPr>
+          <w:b w:val="0"/>
+        </w:rPr>
+        <w:t xml:space="preserve">s, intermediate steps, calculation or </w:t>
+      </w:r>
+      <w:r>
+        <w:rPr>
+          <w:b/>
+        </w:rPr>
+        <w:t>prediction</w:t>
+      </w:r>
+      <w:r>
+        <w:rPr>
+          <w:b w:val="0"/>
+        </w:rPr>
+        <w:t>, and limitation. Connect this record to last week’s record; a matching answer without a trace is insufficient.</w:t>
+      </w:r>
+    </w:p>
+    <w:p>
+      <w:pPr>
+        <w:pStyle w:val="Heading3"/>
+      </w:pPr>
+      <w:r>
+        <w:t>My project change, supporting evidence and remaining limit</w:t>
+      </w:r>
+    </w:p>
+    <w:p>
+      <w:r>
+        <w:t>________________________________________________________________</w:t>
+      </w:r>
+    </w:p>
+    <w:p>
+      <w:r>
+        <w:t>________________________________________________________________</w:t>
+      </w:r>
+    </w:p>
+    <w:p>
+      <w:r>
+        <w:t>________________________________________________________________</w:t>
+      </w:r>
+    </w:p>
+    <w:p>
+      <w:r>
+        <w:t>________________________________________________________________</w:t>
+      </w:r>
+    </w:p>
+    <w:p>
+      <w:r>
+        <w:t>________________________________________________________________</w:t>
+      </w:r>
+    </w:p>
+    <w:p>
+      <w:r>
+        <w:t>________________________________________________________________</w:t>
+      </w:r>
+    </w:p>
+    <w:p>
+      <w:pPr>
+        <w:pStyle w:val="Heading1"/>
+      </w:pPr>
+      <w:r>
         <w:t>11. Feedback, return check and learning record</w:t>
+      </w:r>
+    </w:p>
+    <w:p>
+      <w:r>
+        <w:t>Record the first repaired step and a different case to revisit after a delay.</w:t>
       </w:r>
     </w:p>
     <w:tbl>
@@ -850,7 +1177,13 @@
       </w:tr>
     </w:tbl>
     <w:p>
-      <w:r>
+      <w:pPr>
+        <w:spacing w:line="336" w:lineRule="auto" w:after="180"/>
+      </w:pPr>
+      <w:r>
+        <w:rPr>
+          <w:b w:val="0"/>
+        </w:rPr>
         <w:t>Revisit this idea with your teacher after a delay. Familiarity is different from explaining and using it on a changed case.</w:t>
       </w:r>
     </w:p>
@@ -864,12 +1197,41 @@
     </w:p>
     <w:p>
       <w:r>
-        <w:t>A simulated detection-and-resource trade-off. A fictional simulation repeats a study under the same assumed alternative effect, using two independent-unit sample sizes.</w:t>
+        <w:t>A simulated detection-and-resource trade-off. A fictional simulation repeats a study under the same assumed alternative effect, using two independent-unit sample sizes. Explain the labelled step before checking the changed condition.</w:t>
       </w:r>
     </w:p>
     <w:p>
-      <w:r>
-        <w:t>There are 100 simulation trials per design. At n=20, 60 detect the specified effect; at n=40, 80 detect it. Each independent unit costs 2 resource units. Same test and effect assumptions are used.</w:t>
+      <w:pPr>
+        <w:spacing w:line="336" w:lineRule="auto" w:after="180"/>
+      </w:pPr>
+      <w:r>
+        <w:rPr>
+          <w:b w:val="0"/>
+        </w:rPr>
+        <w:t>A simulated detection-and-resource trade-off. A fictional simulation repeats a study under the same assumed alternative effect, using two independent-unit sample sizes.</w:t>
+      </w:r>
+    </w:p>
+    <w:p>
+      <w:pPr>
+        <w:spacing w:line="336" w:lineRule="auto" w:after="180"/>
+      </w:pPr>
+      <w:r>
+        <w:rPr>
+          <w:b w:val="0"/>
+        </w:rPr>
+        <w:t xml:space="preserve">There are 100 </w:t>
+      </w:r>
+      <w:r>
+        <w:rPr>
+          <w:b/>
+        </w:rPr>
+        <w:t>simulation trial</w:t>
+      </w:r>
+      <w:r>
+        <w:rPr>
+          <w:b w:val="0"/>
+        </w:rPr>
+        <w:t>s per design. At n=20, 60 detect the specified effect; at n=40, 80 detect it. Each independent unit costs 2 resource units. Same test and effect assumptions are used.</w:t>
       </w:r>
     </w:p>
     <w:p>
@@ -945,8 +1307,27 @@
       </w:r>
     </w:p>
     <w:p>
-      <w:r>
-        <w:t>Calculate both simulated detection fractions and resource costs. What additional detection is observed for the extra forty units, and does that establish power for an actual classroom study?</w:t>
+      <w:pPr>
+        <w:spacing w:line="336" w:lineRule="auto" w:after="180"/>
+        <w:shd w:fill="F5F1FB"/>
+      </w:pPr>
+      <w:r>
+        <w:rPr>
+          <w:b w:val="0"/>
+        </w:rPr>
+        <w:t xml:space="preserve">Calculate both simulated detection fractions and resource costs. What additional detection is observed for the extra forty units, and does that establish </w:t>
+      </w:r>
+      <w:r>
+        <w:rPr>
+          <w:b/>
+        </w:rPr>
+        <w:t>power</w:t>
+      </w:r>
+      <w:r>
+        <w:rPr>
+          <w:b w:val="0"/>
+        </w:rPr>
+        <w:t xml:space="preserve"> for an actual classroom study?</w:t>
       </w:r>
     </w:p>
     <w:p>
@@ -988,35 +1369,102 @@
       </w:r>
     </w:p>
     <w:p>
-      <w:r>
-        <w:t>Support used: alone / hint / worked example. This record is practice evidence.</w:t>
+      <w:pPr>
+        <w:pStyle w:val="Heading3"/>
+      </w:pPr>
+      <w:r>
+        <w:t>Record the help used</w:t>
       </w:r>
     </w:p>
     <w:p>
-      <w:r>
-        <w:t>Project connection: For the Reproducible AI Research Study, retain an annotated worked trace and the changed-case reasoning. Connect the claim to its records, units and assumptions so another investigator can challenge or reproduce it.</w:t>
+      <w:pPr>
+        <w:spacing w:line="336" w:lineRule="auto" w:after="180"/>
+        <w:shd w:fill="F1F6F8"/>
+      </w:pPr>
+      <w:r>
+        <w:rPr>
+          <w:b w:val="0"/>
+        </w:rPr>
+        <w:t xml:space="preserve">Support used: alone / hint / worked example. This record is practice </w:t>
+      </w:r>
+      <w:r>
+        <w:rPr>
+          <w:b/>
+        </w:rPr>
+        <w:t>evidence</w:t>
+      </w:r>
+      <w:r>
+        <w:rPr>
+          <w:b w:val="0"/>
+        </w:rPr>
+        <w:t>.</w:t>
       </w:r>
     </w:p>
     <w:p>
       <w:pPr>
-        <w:pStyle w:val="Heading1"/>
-      </w:pPr>
-      <w:r>
-        <w:t>13. Project portfolio milestone</w:t>
+        <w:spacing w:line="336" w:lineRule="auto" w:after="180"/>
+      </w:pPr>
+      <w:r>
+        <w:rPr>
+          <w:b w:val="0"/>
+        </w:rPr>
+        <w:t>Project connection: For the Reproducible AI Research Study, retain an annotated worked trace and the changed-case reasoning.</w:t>
       </w:r>
     </w:p>
     <w:p>
-      <w:r>
-        <w:t>Project: Reproducible AI Research Study</w:t>
+      <w:pPr>
+        <w:spacing w:line="336" w:lineRule="auto" w:after="180"/>
+      </w:pPr>
+      <w:r>
+        <w:rPr>
+          <w:b w:val="0"/>
+        </w:rPr>
+        <w:t>Connect the claim to its records, units and assumptions so another investigator can challenge or reproduce it.</w:t>
       </w:r>
     </w:p>
     <w:p>
-      <w:r>
-        <w:t>Current milestone: Evaluate and revise. Compare with your starting method, explain errors and record a justified revision.</w:t>
+      <w:pPr>
+        <w:pStyle w:val="Heading1"/>
+      </w:pPr>
+      <w:r>
+        <w:t>13. Project portfolio milestone</w:t>
       </w:r>
     </w:p>
     <w:p>
       <w:r>
+        <w:t>Keep this week’s input, deciding step, result and limit together in the Reproducible AI Research Study record.</w:t>
+      </w:r>
+    </w:p>
+    <w:p>
+      <w:pPr>
+        <w:spacing w:line="336" w:lineRule="auto" w:after="180"/>
+      </w:pPr>
+      <w:r>
+        <w:rPr>
+          <w:b w:val="0"/>
+        </w:rPr>
+        <w:t>Project: Reproducible AI Research Study</w:t>
+      </w:r>
+    </w:p>
+    <w:p>
+      <w:pPr>
+        <w:spacing w:line="336" w:lineRule="auto" w:after="180"/>
+      </w:pPr>
+      <w:r>
+        <w:rPr>
+          <w:b w:val="0"/>
+        </w:rPr>
+        <w:t>Current milestone: Evaluate and revise. Compare with your starting method, explain errors and record a justified revision.</w:t>
+      </w:r>
+    </w:p>
+    <w:p>
+      <w:pPr>
+        <w:spacing w:line="336" w:lineRule="auto" w:after="180"/>
+      </w:pPr>
+      <w:r>
+        <w:rPr>
+          <w:b w:val="0"/>
+        </w:rPr>
         <w:t>For the Reproducible AI Research Study, retain an annotated worked trace and the changed-case reasoning. Connect the claim to its records, units and assumptions so another investigator can challenge or reproduce it.</w:t>
       </w:r>
     </w:p>
@@ -1179,53 +1627,92 @@
     </w:p>
     <w:p>
       <w:r>
-        <w:t>Use this supported practice once, in the browser or on paper. Keep the reserved independent assessment for a separate first attempt before teacher feedback.</w:t>
+        <w:t>Try the supported questions before comparing with hints and feedback. Record what you repaired and the evidence you retained.</w:t>
       </w:r>
     </w:p>
     <w:p>
-      <w:r>
-        <w:t>A simulated detection-and-resource trade-off. A fictional simulation repeats a study under the same assumed alternative effect, using two independent-unit sample sizes.</w:t>
+      <w:pPr>
+        <w:spacing w:line="336" w:lineRule="auto" w:after="180"/>
+      </w:pPr>
+      <w:r>
+        <w:rPr>
+          <w:b w:val="0"/>
+        </w:rPr>
+        <w:t>Use this supported practice once, in the browser or on paper. Keep the reserved independent assessment for a separate first attempt before teacher feedback.</w:t>
       </w:r>
     </w:p>
     <w:p>
       <w:pPr>
-        <w:pStyle w:val="Heading3"/>
-      </w:pPr>
-      <w:r>
-        <w:t>Practice 1: explain the deciding evidence</w:t>
+        <w:spacing w:line="336" w:lineRule="auto" w:after="180"/>
+      </w:pPr>
+      <w:r>
+        <w:rPr>
+          <w:b w:val="0"/>
+        </w:rPr>
+        <w:t>A simulated detection-and-resource trade-off. A fictional simulation repeats a study under the same assumed alternative effect, using two independent-unit sample sizes.</w:t>
       </w:r>
     </w:p>
     <w:p>
-      <w:r>
-        <w:t>Which labelled step matches this detail? Doubling cost adds 20 percentage points of simulated detection under these assumptions.</w:t>
+      <w:pPr>
+        <w:pStyle w:val="Heading3"/>
+      </w:pPr>
+      <w:r>
+        <w:t>Practice 1: explain the deciding evidence</w:t>
       </w:r>
     </w:p>
     <w:p>
-      <w:r>
-        <w:t>1. Compare the trade-off</w:t>
+      <w:pPr>
+        <w:spacing w:line="336" w:lineRule="auto" w:after="180"/>
+      </w:pPr>
+      <w:r>
+        <w:rPr>
+          <w:b w:val="0"/>
+        </w:rPr>
+        <w:t>Which labelled step matches this detail? Doubling cost adds 20 percentage points of simulated detection under these assumptions.</w:t>
       </w:r>
     </w:p>
     <w:p>
-      <w:r>
-        <w:t>2. Estimate simulated detection</w:t>
+      <w:pPr>
+        <w:spacing w:line="336" w:lineRule="auto" w:after="180"/>
+        <w:shd w:fill="F4F9FC"/>
+      </w:pPr>
+      <w:r>
+        <w:rPr>
+          <w:b w:val="0"/>
+        </w:rPr>
+        <w:t>1. Compare the trade-off</w:t>
       </w:r>
     </w:p>
     <w:p>
-      <w:r>
-        <w:t>3. Calculate design cost</w:t>
+      <w:pPr>
+        <w:spacing w:line="336" w:lineRule="auto" w:after="180"/>
+        <w:shd w:fill="F4F9FC"/>
+      </w:pPr>
+      <w:r>
+        <w:rPr>
+          <w:b w:val="0"/>
+        </w:rPr>
+        <w:t>2. Estimate simulated detection</w:t>
       </w:r>
     </w:p>
     <w:p>
       <w:pPr>
-        <w:pStyle w:val="Heading3"/>
-      </w:pPr>
-      <w:r>
-        <w:t>My selected conclusion, deciding fact and explanation</w:t>
+        <w:spacing w:line="336" w:lineRule="auto" w:after="180"/>
+        <w:shd w:fill="F4F9FC"/>
+      </w:pPr>
+      <w:r>
+        <w:rPr>
+          <w:b w:val="0"/>
+        </w:rPr>
+        <w:t>3. Calculate design cost</w:t>
       </w:r>
     </w:p>
     <w:p>
-      <w:r>
-        <w:t>________________________________________________________________</w:t>
+      <w:pPr>
+        <w:pStyle w:val="Heading3"/>
+      </w:pPr>
+      <w:r>
+        <w:t>My selected conclusion, deciding fact and explanation</w:t>
       </w:r>
     </w:p>
     <w:p>
@@ -1250,40 +1737,77 @@
     </w:p>
     <w:p>
       <w:r>
-        <w:t>Hint if needed: Read the steps in the pictorial case. Match the supplied detail to the stage that performs or records it.</w:t>
+        <w:t>________________________________________________________________</w:t>
       </w:r>
     </w:p>
     <w:p>
-      <w:r>
-        <w:t>After your attempt, compare with the supported explanation: Compare the trade-off Doubling cost adds 20 percentage points of simulated detection under these assumptions. Power is the probability of detecting a specified effect under a specified model and decision rule. Repeated simulation can estimate it; the estimate depends on effect size, variability, design and test assumptions, not sample size alone.</w:t>
+      <w:pPr>
+        <w:pStyle w:val="Heading3"/>
+      </w:pPr>
+      <w:r>
+        <w:t>Hint · try first</w:t>
       </w:r>
     </w:p>
     <w:p>
       <w:pPr>
-        <w:pStyle w:val="Heading3"/>
-      </w:pPr>
-      <w:r>
-        <w:t>Practice 2: explain the deciding evidence</w:t>
+        <w:spacing w:line="336" w:lineRule="auto" w:after="180"/>
+        <w:shd w:fill="F1F6F8"/>
+      </w:pPr>
+      <w:r>
+        <w:rPr>
+          <w:b w:val="0"/>
+        </w:rPr>
+        <w:t>Hint if needed: Read the steps in the pictorial case. Match the supplied detail to the stage that performs or records it.</w:t>
       </w:r>
     </w:p>
     <w:p>
-      <w:r>
-        <w:t>Changed-case practice: Change the assumed effect or variability but keep the sample sizes. Which conclusion is supported by the supplied facts?</w:t>
+      <w:pPr>
+        <w:pStyle w:val="Heading3"/>
+      </w:pPr>
+      <w:r>
+        <w:t>Feedback · compare after trying</w:t>
       </w:r>
     </w:p>
     <w:p>
-      <w:r>
-        <w:t>1. This one example guarantees correct results for every future input.</w:t>
+      <w:pPr>
+        <w:spacing w:line="336" w:lineRule="auto" w:after="180"/>
+        <w:shd w:fill="F1F6FC"/>
+      </w:pPr>
+      <w:r>
+        <w:rPr>
+          <w:b w:val="0"/>
+        </w:rPr>
+        <w:t>After your attempt, compare with the supported explanation: Compare the trade-off Doubling cost adds 20 percentage points of simulated detection under these assumptions.</w:t>
       </w:r>
     </w:p>
     <w:p>
-      <w:r>
-        <w:t>2. We can decide the result without examining the changed input or the procedure.</w:t>
+      <w:pPr>
+        <w:spacing w:line="336" w:lineRule="auto" w:after="180"/>
+        <w:shd w:fill="F1F6FC"/>
+      </w:pPr>
+      <w:r>
+        <w:rPr>
+          <w:b/>
+        </w:rPr>
+        <w:t>Power</w:t>
+      </w:r>
+      <w:r>
+        <w:rPr>
+          <w:b w:val="0"/>
+        </w:rPr>
+        <w:t xml:space="preserve"> is the probability of detecting a specified effect under a specified model and decision rule.</w:t>
       </w:r>
     </w:p>
     <w:p>
-      <w:r>
-        <w:t>3. The detection fractions need new simulation; the resource costs stay 40 and 80.</w:t>
+      <w:pPr>
+        <w:spacing w:line="336" w:lineRule="auto" w:after="180"/>
+        <w:shd w:fill="F1F6FC"/>
+      </w:pPr>
+      <w:r>
+        <w:rPr>
+          <w:b w:val="0"/>
+        </w:rPr>
+        <w:t>Repeated simulation can estimate it; the estimate depends on effect size, variability, design and test assumptions, not sample size alone.</w:t>
       </w:r>
     </w:p>
     <w:p>
@@ -1291,65 +1815,120 @@
         <w:pStyle w:val="Heading3"/>
       </w:pPr>
       <w:r>
-        <w:t>My selected conclusion, deciding fact and explanation</w:t>
+        <w:t>Practice 2: explain the deciding evidence</w:t>
       </w:r>
     </w:p>
     <w:p>
-      <w:r>
-        <w:t>________________________________________________________________</w:t>
+      <w:pPr>
+        <w:pStyle w:val="Heading3"/>
+      </w:pPr>
+      <w:r>
+        <w:t>Changed case · predict first</w:t>
       </w:r>
     </w:p>
     <w:p>
-      <w:r>
-        <w:t>________________________________________________________________</w:t>
+      <w:pPr>
+        <w:spacing w:line="336" w:lineRule="auto" w:after="180"/>
+        <w:shd w:fill="F5F1FB"/>
+      </w:pPr>
+      <w:r>
+        <w:rPr>
+          <w:b w:val="0"/>
+        </w:rPr>
+        <w:t>Changed-case practice: Change the assumed effect or variability but keep the sample sizes. Which conclusion is supported by the supplied facts?</w:t>
       </w:r>
     </w:p>
     <w:p>
-      <w:r>
-        <w:t>________________________________________________________________</w:t>
+      <w:pPr>
+        <w:spacing w:line="336" w:lineRule="auto" w:after="180"/>
+        <w:shd w:fill="F4F9FC"/>
+      </w:pPr>
+      <w:r>
+        <w:rPr>
+          <w:b w:val="0"/>
+        </w:rPr>
+        <w:t xml:space="preserve">1. This one example guarantees correct results for every future </w:t>
+      </w:r>
+      <w:r>
+        <w:rPr>
+          <w:b/>
+        </w:rPr>
+        <w:t>input</w:t>
+      </w:r>
+      <w:r>
+        <w:rPr>
+          <w:b w:val="0"/>
+        </w:rPr>
+        <w:t>.</w:t>
       </w:r>
     </w:p>
     <w:p>
-      <w:r>
-        <w:t>________________________________________________________________</w:t>
+      <w:pPr>
+        <w:spacing w:line="336" w:lineRule="auto" w:after="180"/>
+        <w:shd w:fill="F4F9FC"/>
+      </w:pPr>
+      <w:r>
+        <w:rPr>
+          <w:b w:val="0"/>
+        </w:rPr>
+        <w:t xml:space="preserve">2. We can decide the result without examining the changed </w:t>
+      </w:r>
+      <w:r>
+        <w:rPr>
+          <w:b/>
+        </w:rPr>
+        <w:t>input</w:t>
+      </w:r>
+      <w:r>
+        <w:rPr>
+          <w:b w:val="0"/>
+        </w:rPr>
+        <w:t xml:space="preserve"> or the procedure.</w:t>
       </w:r>
     </w:p>
     <w:p>
-      <w:r>
-        <w:t>________________________________________________________________</w:t>
+      <w:pPr>
+        <w:spacing w:line="336" w:lineRule="auto" w:after="180"/>
+        <w:shd w:fill="F4F9FC"/>
+      </w:pPr>
+      <w:r>
+        <w:rPr>
+          <w:b w:val="0"/>
+        </w:rPr>
+        <w:t>3. The detection fractions need new simulation; the resource costs stay 40 and 80.</w:t>
       </w:r>
     </w:p>
     <w:p>
-      <w:r>
-        <w:t>Hint if needed: Use the changed condition and the deciding step in the pictorial trace. The answer must say what follows from those facts.</w:t>
+      <w:pPr>
+        <w:pStyle w:val="Heading3"/>
+      </w:pPr>
+      <w:r>
+        <w:t>My selected conclusion, deciding fact and explanation</w:t>
       </w:r>
     </w:p>
     <w:p>
       <w:r>
-        <w:t>After your attempt, compare with the supported explanation: The detection fractions need new simulation; the resource costs stay 40 and 80. Power depends on the data-generating assumptions, while this stated unit-cost calculation does not.</w:t>
+        <w:t>________________________________________________________________</w:t>
       </w:r>
     </w:p>
     <w:p>
-      <w:pPr>
-        <w:pStyle w:val="Heading3"/>
-      </w:pPr>
-      <w:r>
-        <w:t>Repair a missing building block</w:t>
+      <w:r>
+        <w:t>________________________________________________________________</w:t>
       </w:r>
     </w:p>
     <w:p>
       <w:r>
-        <w:t>Review Pilot experiments (ai-7/22). Goal: Explain the mechanism and terminology of pilot experiments. Short practice: Calculate reviewer agreement on the four pilot answers. What can the disagreement improve, and why are those revised practice answers not untouched final evidence?. Return to this week and explain what you changed.</w:t>
+        <w:t>________________________________________________________________</w:t>
       </w:r>
     </w:p>
     <w:p>
       <w:r>
-        <w:t>Review Privacy and data governance (ai-7/20). Goal: Explain the mechanism and terminology of privacy and data governance. Short practice: Point to the analysis table and the restricted identity key. Why are the codes pseudonymous rather than guaranteed anonymous, and what changes if the key is published?. Return to this week and explain what you changed.</w:t>
+        <w:t>________________________________________________________________</w:t>
       </w:r>
     </w:p>
     <w:p>
       <w:r>
-        <w:t>Review Sensitivity analysis (ai-7/17). Goal: Explain the mechanism and terminology of sensitivity analysis. Short practice: Classify 0.4, 0.6 and 0.8 at cutoffs 0.5, 0.7 and exactly 0.6. Which equality rule decides the boundary, and can these unlabelled scores identify the best cutoff?. Return to this week and explain what you changed.</w:t>
+        <w:t>________________________________________________________________</w:t>
       </w:r>
     </w:p>
     <w:p>
@@ -1357,12 +1936,19 @@
         <w:pStyle w:val="Heading3"/>
       </w:pPr>
       <w:r>
-        <w:t>Keep your completed work</w:t>
+        <w:t>Hint · try first</w:t>
       </w:r>
     </w:p>
     <w:p>
-      <w:r>
-        <w:t>Use Download completed work in the hosted lesson to export your answers, reflections, practice feedback and code-run evidence. Open the HTML copy to read or print it. Drafts stay in this browser when storage is available; clear drafts on a shared device.</w:t>
+      <w:pPr>
+        <w:spacing w:line="336" w:lineRule="auto" w:after="180"/>
+        <w:shd w:fill="F1F6F8"/>
+      </w:pPr>
+      <w:r>
+        <w:rPr>
+          <w:b w:val="0"/>
+        </w:rPr>
+        <w:t>Hint if needed: Use the changed condition and the deciding step in the pictorial trace. The answer must say what follows from those facts.</w:t>
       </w:r>
     </w:p>
     <w:p>
@@ -1370,12 +1956,977 @@
         <w:pStyle w:val="Heading3"/>
       </w:pPr>
       <w:r>
-        <w:t>What I repaired, the evidence I kept and the next test</w:t>
+        <w:t>Feedback · compare after trying</w:t>
       </w:r>
     </w:p>
     <w:p>
+      <w:pPr>
+        <w:spacing w:line="336" w:lineRule="auto" w:after="180"/>
+        <w:shd w:fill="F1F6FC"/>
+      </w:pPr>
+      <w:r>
+        <w:rPr>
+          <w:b w:val="0"/>
+        </w:rPr>
+        <w:t>After your attempt, compare with the supported explanation: The detection fractions need new simulation; the resource costs stay 40 and 80.</w:t>
+      </w:r>
+    </w:p>
+    <w:p>
+      <w:pPr>
+        <w:spacing w:line="336" w:lineRule="auto" w:after="180"/>
+        <w:shd w:fill="F1F6FC"/>
+      </w:pPr>
+      <w:r>
+        <w:rPr>
+          <w:b/>
+        </w:rPr>
+        <w:t>Power</w:t>
+      </w:r>
+      <w:r>
+        <w:rPr>
+          <w:b w:val="0"/>
+        </w:rPr>
+        <w:t xml:space="preserve"> depends on the data-generating assumptions, while this stated unit-cost calculation does not.</w:t>
+      </w:r>
+    </w:p>
+    <w:p>
+      <w:pPr>
+        <w:pStyle w:val="Heading3"/>
+      </w:pPr>
+      <w:r>
+        <w:t>Repair a missing building block</w:t>
+      </w:r>
+    </w:p>
+    <w:p>
+      <w:pPr>
+        <w:spacing w:line="336" w:lineRule="auto" w:after="180"/>
+      </w:pPr>
+      <w:r>
+        <w:rPr>
+          <w:b w:val="0"/>
+        </w:rPr>
+        <w:t xml:space="preserve">Review Pilot experiments (ai-7/22). Goal: Explain the </w:t>
+      </w:r>
+      <w:r>
+        <w:rPr>
+          <w:b/>
+        </w:rPr>
+        <w:t>mechanism</w:t>
+      </w:r>
+      <w:r>
+        <w:rPr>
+          <w:b w:val="0"/>
+        </w:rPr>
+        <w:t xml:space="preserve"> and terminology of pilot experiments. Short practice: Calculate reviewer agreement on the four pilot answers.</w:t>
+      </w:r>
+    </w:p>
+    <w:p>
+      <w:pPr>
+        <w:spacing w:line="336" w:lineRule="auto" w:after="180"/>
+      </w:pPr>
+      <w:r>
+        <w:rPr>
+          <w:b w:val="0"/>
+        </w:rPr>
+        <w:t xml:space="preserve">What can the disagreement improve, and why are those revised practice answers not untouched final </w:t>
+      </w:r>
+      <w:r>
+        <w:rPr>
+          <w:b/>
+        </w:rPr>
+        <w:t>evidence</w:t>
+      </w:r>
+      <w:r>
+        <w:rPr>
+          <w:b w:val="0"/>
+        </w:rPr>
+        <w:t>?. Return to this week and explain what you changed.</w:t>
+      </w:r>
+    </w:p>
+    <w:p>
+      <w:pPr>
+        <w:spacing w:line="336" w:lineRule="auto" w:after="180"/>
+      </w:pPr>
+      <w:r>
+        <w:rPr>
+          <w:b w:val="0"/>
+        </w:rPr>
+        <w:t xml:space="preserve">Review Privacy and data governance (ai-7/20). Goal: Explain the </w:t>
+      </w:r>
+      <w:r>
+        <w:rPr>
+          <w:b/>
+        </w:rPr>
+        <w:t>mechanism</w:t>
+      </w:r>
+      <w:r>
+        <w:rPr>
+          <w:b w:val="0"/>
+        </w:rPr>
+        <w:t xml:space="preserve"> and terminology of privacy and data governance. Short practice: Point to the analysis table and the restricted identity key.</w:t>
+      </w:r>
+    </w:p>
+    <w:p>
+      <w:pPr>
+        <w:spacing w:line="336" w:lineRule="auto" w:after="180"/>
+      </w:pPr>
+      <w:r>
+        <w:rPr>
+          <w:b w:val="0"/>
+        </w:rPr>
+        <w:t>Why are the codes pseudonymous rather than guaranteed anonymous, and what changes if the key is published?. Return to this week and explain what you changed.</w:t>
+      </w:r>
+    </w:p>
+    <w:p>
+      <w:pPr>
+        <w:spacing w:line="336" w:lineRule="auto" w:after="180"/>
+      </w:pPr>
+      <w:r>
+        <w:rPr>
+          <w:b w:val="0"/>
+        </w:rPr>
+        <w:t xml:space="preserve">Review Sensitivity analysis (ai-7/17). Goal: Explain the </w:t>
+      </w:r>
+      <w:r>
+        <w:rPr>
+          <w:b/>
+        </w:rPr>
+        <w:t>mechanism</w:t>
+      </w:r>
+      <w:r>
+        <w:rPr>
+          <w:b w:val="0"/>
+        </w:rPr>
+        <w:t xml:space="preserve"> and terminology of sensitivity analysis. Short practice: Classify 0.4, 0.6 and 0.8 at cutoffs 0.5, 0.7 and exactly 0.6.</w:t>
+      </w:r>
+    </w:p>
+    <w:p>
+      <w:pPr>
+        <w:spacing w:line="336" w:lineRule="auto" w:after="180"/>
+      </w:pPr>
+      <w:r>
+        <w:rPr>
+          <w:b w:val="0"/>
+        </w:rPr>
+        <w:t>Which equality rule decides the boundary, and can these unlabelled scores identify the best cutoff?. Return to this week and explain what you changed.</w:t>
+      </w:r>
+    </w:p>
+    <w:p>
+      <w:pPr>
+        <w:pStyle w:val="Heading3"/>
+      </w:pPr>
+      <w:r>
+        <w:t>Keep your completed work</w:t>
+      </w:r>
+    </w:p>
+    <w:p>
+      <w:pPr>
+        <w:spacing w:line="336" w:lineRule="auto" w:after="180"/>
+      </w:pPr>
+      <w:r>
+        <w:rPr>
+          <w:b w:val="0"/>
+        </w:rPr>
+        <w:t xml:space="preserve">Use Download completed work in the hosted lesson to export your answers, reflections, practice feedback and code-run </w:t>
+      </w:r>
+      <w:r>
+        <w:rPr>
+          <w:b/>
+        </w:rPr>
+        <w:t>evidence</w:t>
+      </w:r>
+      <w:r>
+        <w:rPr>
+          <w:b w:val="0"/>
+        </w:rPr>
+        <w:t>. Open the HTML copy to read or print it.</w:t>
+      </w:r>
+    </w:p>
+    <w:p>
+      <w:pPr>
+        <w:spacing w:line="336" w:lineRule="auto" w:after="180"/>
+      </w:pPr>
+      <w:r>
+        <w:rPr>
+          <w:b w:val="0"/>
+        </w:rPr>
+        <w:t>Drafts stay in this browser when storage is available; clear drafts on a shared device.</w:t>
+      </w:r>
+    </w:p>
+    <w:p>
+      <w:pPr>
+        <w:pStyle w:val="Heading3"/>
+      </w:pPr>
+      <w:r>
+        <w:t>What I repaired, the evidence I kept and the next test</w:t>
+      </w:r>
+    </w:p>
+    <w:p>
       <w:r>
         <w:t>________________________________________________________________</w:t>
+      </w:r>
+    </w:p>
+    <w:p>
+      <w:r>
+        <w:t>________________________________________________________________</w:t>
+      </w:r>
+    </w:p>
+    <w:p>
+      <w:r>
+        <w:t>________________________________________________________________</w:t>
+      </w:r>
+    </w:p>
+    <w:p>
+      <w:r>
+        <w:t>________________________________________________________________</w:t>
+      </w:r>
+    </w:p>
+    <w:p>
+      <w:r>
+        <w:t>________________________________________________________________</w:t>
+      </w:r>
+    </w:p>
+    <w:p>
+      <w:pPr>
+        <w:pStyle w:val="Heading1"/>
+      </w:pPr>
+      <w:r>
+        <w:t>15. Visual concept journey</w:t>
+      </w:r>
+    </w:p>
+    <w:p>
+      <w:r>
+        <w:t>Explain each Power and resource tradeoffs picture from its labels, then record a relevant limit.</w:t>
+      </w:r>
+    </w:p>
+    <w:p>
+      <w:pPr>
+        <w:pStyle w:val="Heading3"/>
+      </w:pPr>
+      <w:r>
+        <w:t>01. Power and resource tradeoffs: the case</w:t>
+      </w:r>
+    </w:p>
+    <w:p>
+      <w:r>
+        <w:drawing>
+          <wp:inline xmlns:a="http://schemas.openxmlformats.org/drawingml/2006/main" xmlns:pic="http://schemas.openxmlformats.org/drawingml/2006/picture">
+            <wp:extent cx="5486400" cy="2843784"/>
+            <wp:docPr id="3" name="Picture 3" descr="A simulated detection-and-resource trade-off. A fictional simulation repeats a study under the same assumed alternative effect, using two independent-unit sample sizes. Supplied facts: There are 100 simulation trials per design. At n=20, 60 detect the specified effect; at n=40, 80 detect it. Each independent unit costs 2 resource units. Same test and effect assumptions are used."/>
+            <wp:cNvGraphicFramePr>
+              <a:graphicFrameLocks noChangeAspect="1"/>
+            </wp:cNvGraphicFramePr>
+            <a:graphic>
+              <a:graphicData uri="http://schemas.openxmlformats.org/drawingml/2006/picture">
+                <pic:pic>
+                  <pic:nvPicPr>
+                    <pic:cNvPr id="0" name="academy-story-ai-7-23-01.png"/>
+                    <pic:cNvPicPr/>
+                  </pic:nvPicPr>
+                  <pic:blipFill>
+                    <a:blip r:embed="rId11"/>
+                    <a:stretch>
+                      <a:fillRect/>
+                    </a:stretch>
+                  </pic:blipFill>
+                  <pic:spPr>
+                    <a:xfrm>
+                      <a:off x="0" y="0"/>
+                      <a:ext cx="5486400" cy="2843784"/>
+                    </a:xfrm>
+                    <a:prstGeom prst="rect"/>
+                  </pic:spPr>
+                </pic:pic>
+              </a:graphicData>
+            </a:graphic>
+          </wp:inline>
+        </w:drawing>
+      </w:r>
+    </w:p>
+    <w:p>
+      <w:pPr>
+        <w:spacing w:line="336" w:lineRule="auto" w:after="180"/>
+      </w:pPr>
+      <w:r>
+        <w:rPr>
+          <w:b w:val="0"/>
+        </w:rPr>
+        <w:t>A simulated detection-and-resource trade-off. A fictional simulation repeats a study under the same assumed alternative effect, using two independent-unit sample sizes.</w:t>
+      </w:r>
+    </w:p>
+    <w:p>
+      <w:pPr>
+        <w:spacing w:line="336" w:lineRule="auto" w:after="180"/>
+      </w:pPr>
+      <w:r>
+        <w:rPr>
+          <w:b w:val="0"/>
+        </w:rPr>
+        <w:t xml:space="preserve">Supplied facts: There are 100 </w:t>
+      </w:r>
+      <w:r>
+        <w:rPr>
+          <w:b/>
+        </w:rPr>
+        <w:t>simulation trial</w:t>
+      </w:r>
+      <w:r>
+        <w:rPr>
+          <w:b w:val="0"/>
+        </w:rPr>
+        <w:t>s per design. At n=20, 60 detect the specified effect; at n=40, 80 detect it. Each independent unit costs 2 resource units. Same test and effect assumptions are used.</w:t>
+      </w:r>
+    </w:p>
+    <w:p>
+      <w:pPr>
+        <w:spacing w:line="336" w:lineRule="auto" w:after="180"/>
+        <w:shd w:fill="F5F1FB"/>
+      </w:pPr>
+      <w:r>
+        <w:rPr>
+          <w:b w:val="0"/>
+        </w:rPr>
+        <w:t>Point to the given fact that matters most. Explain why it matters.</w:t>
+      </w:r>
+    </w:p>
+    <w:p>
+      <w:pPr>
+        <w:pStyle w:val="Heading3"/>
+      </w:pPr>
+      <w:r>
+        <w:t>My picture explanation, deciding evidence and one limit</w:t>
+      </w:r>
+    </w:p>
+    <w:p>
+      <w:r>
+        <w:t>________________________________________________________________</w:t>
+      </w:r>
+    </w:p>
+    <w:p>
+      <w:r>
+        <w:t>________________________________________________________________</w:t>
+      </w:r>
+    </w:p>
+    <w:p>
+      <w:r>
+        <w:t>________________________________________________________________</w:t>
+      </w:r>
+    </w:p>
+    <w:p>
+      <w:r>
+        <w:t>________________________________________________________________</w:t>
+      </w:r>
+    </w:p>
+    <w:p>
+      <w:pPr>
+        <w:pStyle w:val="Heading3"/>
+      </w:pPr>
+      <w:r>
+        <w:t>02. Follow the deciding steps</w:t>
+      </w:r>
+    </w:p>
+    <w:p>
+      <w:r>
+        <w:drawing>
+          <wp:inline xmlns:a="http://schemas.openxmlformats.org/drawingml/2006/main" xmlns:pic="http://schemas.openxmlformats.org/drawingml/2006/picture">
+            <wp:extent cx="5486400" cy="3337560"/>
+            <wp:docPr id="4" name="Picture 4" descr="Estimate simulated detection: Observed detection fractions are 60/100=60% and 80/100=80%. → Calculate design cost: n=20 costs 40 resource units; n=40 costs 80 units. → Compare the trade-off: Doubling cost adds 20 percentage points of simulated detection under these assumptions."/>
+            <wp:cNvGraphicFramePr>
+              <a:graphicFrameLocks noChangeAspect="1"/>
+            </wp:cNvGraphicFramePr>
+            <a:graphic>
+              <a:graphicData uri="http://schemas.openxmlformats.org/drawingml/2006/picture">
+                <pic:pic>
+                  <pic:nvPicPr>
+                    <pic:cNvPr id="0" name="academy-story-ai-7-23-02.png"/>
+                    <pic:cNvPicPr/>
+                  </pic:nvPicPr>
+                  <pic:blipFill>
+                    <a:blip r:embed="rId12"/>
+                    <a:stretch>
+                      <a:fillRect/>
+                    </a:stretch>
+                  </pic:blipFill>
+                  <pic:spPr>
+                    <a:xfrm>
+                      <a:off x="0" y="0"/>
+                      <a:ext cx="5486400" cy="3337560"/>
+                    </a:xfrm>
+                    <a:prstGeom prst="rect"/>
+                  </pic:spPr>
+                </pic:pic>
+              </a:graphicData>
+            </a:graphic>
+          </wp:inline>
+        </w:drawing>
+      </w:r>
+    </w:p>
+    <w:p>
+      <w:pPr>
+        <w:spacing w:line="336" w:lineRule="auto" w:after="180"/>
+      </w:pPr>
+      <w:r>
+        <w:rPr>
+          <w:b w:val="0"/>
+        </w:rPr>
+        <w:t>Estimate simulated detection: Observed detection fractions are 60/100=</w:t>
+      </w:r>
+      <w:r>
+        <w:rPr>
+          <w:b/>
+        </w:rPr>
+        <w:t>60%</w:t>
+      </w:r>
+      <w:r>
+        <w:rPr>
+          <w:b w:val="0"/>
+        </w:rPr>
+        <w:t xml:space="preserve"> and 80/100=</w:t>
+      </w:r>
+      <w:r>
+        <w:rPr>
+          <w:b/>
+        </w:rPr>
+        <w:t>80%</w:t>
+      </w:r>
+      <w:r>
+        <w:rPr>
+          <w:b w:val="0"/>
+        </w:rPr>
+        <w:t>. → Calculate design cost: n=20 costs 40 resource units; n=40 costs 80 units. → Compare the trade-off: Doubling cost adds 20 percentage points of simulated detection under these assumptions.</w:t>
+      </w:r>
+    </w:p>
+    <w:p>
+      <w:pPr>
+        <w:spacing w:line="336" w:lineRule="auto" w:after="180"/>
+        <w:shd w:fill="F5F1FB"/>
+      </w:pPr>
+      <w:r>
+        <w:rPr>
+          <w:b w:val="0"/>
+        </w:rPr>
+        <w:t xml:space="preserve">Point to each numbered stage and explain which recorded </w:t>
+      </w:r>
+      <w:r>
+        <w:rPr>
+          <w:b/>
+        </w:rPr>
+        <w:t>input</w:t>
+      </w:r>
+      <w:r>
+        <w:rPr>
+          <w:b w:val="0"/>
+        </w:rPr>
+        <w:t xml:space="preserve"> it uses.</w:t>
+      </w:r>
+    </w:p>
+    <w:p>
+      <w:pPr>
+        <w:pStyle w:val="Heading3"/>
+      </w:pPr>
+      <w:r>
+        <w:t>My picture explanation, deciding evidence and one limit</w:t>
+      </w:r>
+    </w:p>
+    <w:p>
+      <w:r>
+        <w:t>________________________________________________________________</w:t>
+      </w:r>
+    </w:p>
+    <w:p>
+      <w:r>
+        <w:t>________________________________________________________________</w:t>
+      </w:r>
+    </w:p>
+    <w:p>
+      <w:r>
+        <w:t>________________________________________________________________</w:t>
+      </w:r>
+    </w:p>
+    <w:p>
+      <w:r>
+        <w:t>________________________________________________________________</w:t>
+      </w:r>
+    </w:p>
+    <w:p>
+      <w:pPr>
+        <w:pStyle w:val="Heading3"/>
+      </w:pPr>
+      <w:r>
+        <w:t>03. Stipulated simulation and resource records</w:t>
+      </w:r>
+    </w:p>
+    <w:p>
+      <w:r>
+        <w:drawing>
+          <wp:inline xmlns:a="http://schemas.openxmlformats.org/drawingml/2006/main" xmlns:pic="http://schemas.openxmlformats.org/drawingml/2006/picture">
+            <wp:extent cx="5486400" cy="3096768"/>
+            <wp:docPr id="5" name="Picture 5" descr="Stipulated simulation and resource records. Smaller design: Independent units = 20, Detections = 60, Trials = 100, Cost units = 40. Larger design: Independent units = 40, Detections = 80, Trials = 100, Cost units = 80."/>
+            <wp:cNvGraphicFramePr>
+              <a:graphicFrameLocks noChangeAspect="1"/>
+            </wp:cNvGraphicFramePr>
+            <a:graphic>
+              <a:graphicData uri="http://schemas.openxmlformats.org/drawingml/2006/picture">
+                <pic:pic>
+                  <pic:nvPicPr>
+                    <pic:cNvPr id="0" name="academy-story-ai-7-23-03.png"/>
+                    <pic:cNvPicPr/>
+                  </pic:nvPicPr>
+                  <pic:blipFill>
+                    <a:blip r:embed="rId13"/>
+                    <a:stretch>
+                      <a:fillRect/>
+                    </a:stretch>
+                  </pic:blipFill>
+                  <pic:spPr>
+                    <a:xfrm>
+                      <a:off x="0" y="0"/>
+                      <a:ext cx="5486400" cy="3096768"/>
+                    </a:xfrm>
+                    <a:prstGeom prst="rect"/>
+                  </pic:spPr>
+                </pic:pic>
+              </a:graphicData>
+            </a:graphic>
+          </wp:inline>
+        </w:drawing>
+      </w:r>
+    </w:p>
+    <w:p>
+      <w:pPr>
+        <w:spacing w:line="336" w:lineRule="auto" w:after="180"/>
+      </w:pPr>
+      <w:r>
+        <w:rPr>
+          <w:b w:val="0"/>
+        </w:rPr>
+        <w:t>Stipulated simulation and resource records. Smaller design: Independent units = 20, Detections = 60, Trials = 100, Cost units = 40. Larger design: Independent units = 40, Detections = 80, Trials = 100, Cost units = 80.</w:t>
+      </w:r>
+    </w:p>
+    <w:p>
+      <w:pPr>
+        <w:spacing w:line="336" w:lineRule="auto" w:after="180"/>
+        <w:shd w:fill="F5F1FB"/>
+      </w:pPr>
+      <w:r>
+        <w:rPr>
+          <w:b w:val="0"/>
+        </w:rPr>
+        <w:t>Read the labels and values. Explain the relationship the model shows.</w:t>
+      </w:r>
+    </w:p>
+    <w:p>
+      <w:pPr>
+        <w:pStyle w:val="Heading3"/>
+      </w:pPr>
+      <w:r>
+        <w:t>My picture explanation, deciding evidence and one limit</w:t>
+      </w:r>
+    </w:p>
+    <w:p>
+      <w:r>
+        <w:t>________________________________________________________________</w:t>
+      </w:r>
+    </w:p>
+    <w:p>
+      <w:r>
+        <w:t>________________________________________________________________</w:t>
+      </w:r>
+    </w:p>
+    <w:p>
+      <w:r>
+        <w:t>________________________________________________________________</w:t>
+      </w:r>
+    </w:p>
+    <w:p>
+      <w:r>
+        <w:t>________________________________________________________________</w:t>
+      </w:r>
+    </w:p>
+    <w:p>
+      <w:pPr>
+        <w:pStyle w:val="Heading3"/>
+      </w:pPr>
+      <w:r>
+        <w:t>04. Change one thing. Trace what follows.</w:t>
+      </w:r>
+    </w:p>
+    <w:p>
+      <w:r>
+        <w:drawing>
+          <wp:inline xmlns:a="http://schemas.openxmlformats.org/drawingml/2006/main" xmlns:pic="http://schemas.openxmlformats.org/drawingml/2006/picture">
+            <wp:extent cx="5486400" cy="3191256"/>
+            <wp:docPr id="6" name="Picture 6" descr="Original case: Doubling cost adds 20 percentage points of simulated detection under these assumptions. Changed condition: Change the assumed effect or variability but keep the sample sizes. Expected result: The detection fractions need new simulation; the resource costs stay 40 and 80. Reason: Power depends on the data-generating assumptions, while this stated unit-cost calculation does not."/>
+            <wp:cNvGraphicFramePr>
+              <a:graphicFrameLocks noChangeAspect="1"/>
+            </wp:cNvGraphicFramePr>
+            <a:graphic>
+              <a:graphicData uri="http://schemas.openxmlformats.org/drawingml/2006/picture">
+                <pic:pic>
+                  <pic:nvPicPr>
+                    <pic:cNvPr id="0" name="academy-story-ai-7-23-04.png"/>
+                    <pic:cNvPicPr/>
+                  </pic:nvPicPr>
+                  <pic:blipFill>
+                    <a:blip r:embed="rId14"/>
+                    <a:stretch>
+                      <a:fillRect/>
+                    </a:stretch>
+                  </pic:blipFill>
+                  <pic:spPr>
+                    <a:xfrm>
+                      <a:off x="0" y="0"/>
+                      <a:ext cx="5486400" cy="3191256"/>
+                    </a:xfrm>
+                    <a:prstGeom prst="rect"/>
+                  </pic:spPr>
+                </pic:pic>
+              </a:graphicData>
+            </a:graphic>
+          </wp:inline>
+        </w:drawing>
+      </w:r>
+    </w:p>
+    <w:p>
+      <w:pPr>
+        <w:spacing w:line="336" w:lineRule="auto" w:after="180"/>
+      </w:pPr>
+      <w:r>
+        <w:rPr>
+          <w:b w:val="0"/>
+        </w:rPr>
+        <w:t>Original case: Doubling cost adds 20 percentage points of simulated detection under these assumptions. Changed condition: Change the assumed effect or variability but keep the sample sizes.</w:t>
+      </w:r>
+    </w:p>
+    <w:p>
+      <w:pPr>
+        <w:spacing w:line="336" w:lineRule="auto" w:after="180"/>
+      </w:pPr>
+      <w:r>
+        <w:rPr>
+          <w:b w:val="0"/>
+        </w:rPr>
+        <w:t xml:space="preserve">Expected result: The detection fractions need new simulation; the resource costs stay 40 and 80. Reason: </w:t>
+      </w:r>
+      <w:r>
+        <w:rPr>
+          <w:b/>
+        </w:rPr>
+        <w:t>Power</w:t>
+      </w:r>
+      <w:r>
+        <w:rPr>
+          <w:b w:val="0"/>
+        </w:rPr>
+        <w:t xml:space="preserve"> depends on the data-generating assumptions, while this stated unit-cost calculation does not.</w:t>
+      </w:r>
+    </w:p>
+    <w:p>
+      <w:pPr>
+        <w:spacing w:line="336" w:lineRule="auto" w:after="180"/>
+        <w:shd w:fill="F5F1FB"/>
+      </w:pPr>
+      <w:r>
+        <w:rPr>
+          <w:b w:val="0"/>
+        </w:rPr>
+        <w:t>Predict before checking the worked changed-case result. Name what changed and what the supplied facts allow you to conclude.</w:t>
+      </w:r>
+    </w:p>
+    <w:p>
+      <w:pPr>
+        <w:pStyle w:val="Heading3"/>
+      </w:pPr>
+      <w:r>
+        <w:t>My picture explanation, deciding evidence and one limit</w:t>
+      </w:r>
+    </w:p>
+    <w:p>
+      <w:r>
+        <w:t>________________________________________________________________</w:t>
+      </w:r>
+    </w:p>
+    <w:p>
+      <w:r>
+        <w:t>________________________________________________________________</w:t>
+      </w:r>
+    </w:p>
+    <w:p>
+      <w:r>
+        <w:t>________________________________________________________________</w:t>
+      </w:r>
+    </w:p>
+    <w:p>
+      <w:r>
+        <w:t>________________________________________________________________</w:t>
+      </w:r>
+    </w:p>
+    <w:p>
+      <w:pPr>
+        <w:pStyle w:val="Heading3"/>
+      </w:pPr>
+      <w:r>
+        <w:t>05. Connect the explanation to its limit</w:t>
+      </w:r>
+    </w:p>
+    <w:p>
+      <w:r>
+        <w:drawing>
+          <wp:inline xmlns:a="http://schemas.openxmlformats.org/drawingml/2006/main" xmlns:pic="http://schemas.openxmlformats.org/drawingml/2006/picture">
+            <wp:extent cx="5486400" cy="2834640"/>
+            <wp:docPr id="7" name="Picture 7" descr="Power is the probability of detecting a specified effect under a specified model and decision rule. Repeated simulation can estimate it; the estimate depends on effect size, variability, design and test assumptions, not sample size alone. Limit: Only 100 trials per design produce noisy estimates. They are fictional stipulated results, not executed simulation or evidence about pupils."/>
+            <wp:cNvGraphicFramePr>
+              <a:graphicFrameLocks noChangeAspect="1"/>
+            </wp:cNvGraphicFramePr>
+            <a:graphic>
+              <a:graphicData uri="http://schemas.openxmlformats.org/drawingml/2006/picture">
+                <pic:pic>
+                  <pic:nvPicPr>
+                    <pic:cNvPr id="0" name="academy-story-ai-7-23-05.png"/>
+                    <pic:cNvPicPr/>
+                  </pic:nvPicPr>
+                  <pic:blipFill>
+                    <a:blip r:embed="rId15"/>
+                    <a:stretch>
+                      <a:fillRect/>
+                    </a:stretch>
+                  </pic:blipFill>
+                  <pic:spPr>
+                    <a:xfrm>
+                      <a:off x="0" y="0"/>
+                      <a:ext cx="5486400" cy="2834640"/>
+                    </a:xfrm>
+                    <a:prstGeom prst="rect"/>
+                  </pic:spPr>
+                </pic:pic>
+              </a:graphicData>
+            </a:graphic>
+          </wp:inline>
+        </w:drawing>
+      </w:r>
+    </w:p>
+    <w:p>
+      <w:pPr>
+        <w:spacing w:line="336" w:lineRule="auto" w:after="180"/>
+      </w:pPr>
+      <w:r>
+        <w:rPr>
+          <w:b/>
+        </w:rPr>
+        <w:t>Power</w:t>
+      </w:r>
+      <w:r>
+        <w:rPr>
+          <w:b w:val="0"/>
+        </w:rPr>
+        <w:t xml:space="preserve"> is the probability of detecting a specified effect under a specified model and decision rule.</w:t>
+      </w:r>
+    </w:p>
+    <w:p>
+      <w:pPr>
+        <w:spacing w:line="336" w:lineRule="auto" w:after="180"/>
+      </w:pPr>
+      <w:r>
+        <w:rPr>
+          <w:b w:val="0"/>
+        </w:rPr>
+        <w:t>Repeated simulation can estimate it; the estimate depends on effect size, variability, design and test assumptions, not sample size alone. Limit: Only 100 trials per design produce noisy estimates.</w:t>
+      </w:r>
+    </w:p>
+    <w:p>
+      <w:pPr>
+        <w:spacing w:line="336" w:lineRule="auto" w:after="180"/>
+      </w:pPr>
+      <w:r>
+        <w:rPr>
+          <w:b w:val="0"/>
+        </w:rPr>
+        <w:t xml:space="preserve">They are fictional stipulated results, not executed simulation or </w:t>
+      </w:r>
+      <w:r>
+        <w:rPr>
+          <w:b/>
+        </w:rPr>
+        <w:t>evidence</w:t>
+      </w:r>
+      <w:r>
+        <w:rPr>
+          <w:b w:val="0"/>
+        </w:rPr>
+        <w:t xml:space="preserve"> about pupils.</w:t>
+      </w:r>
+    </w:p>
+    <w:p>
+      <w:pPr>
+        <w:spacing w:line="336" w:lineRule="auto" w:after="180"/>
+        <w:shd w:fill="F5F1FB"/>
+      </w:pPr>
+      <w:r>
+        <w:rPr>
+          <w:b w:val="0"/>
+        </w:rPr>
+        <w:t>Explain the case, then point to a limit on the claim.</w:t>
+      </w:r>
+    </w:p>
+    <w:p>
+      <w:pPr>
+        <w:pStyle w:val="Heading3"/>
+      </w:pPr>
+      <w:r>
+        <w:t>My picture explanation, deciding evidence and one limit</w:t>
+      </w:r>
+    </w:p>
+    <w:p>
+      <w:r>
+        <w:t>________________________________________________________________</w:t>
+      </w:r>
+    </w:p>
+    <w:p>
+      <w:r>
+        <w:t>________________________________________________________________</w:t>
+      </w:r>
+    </w:p>
+    <w:p>
+      <w:r>
+        <w:t>________________________________________________________________</w:t>
+      </w:r>
+    </w:p>
+    <w:p>
+      <w:r>
+        <w:t>________________________________________________________________</w:t>
+      </w:r>
+    </w:p>
+    <w:p>
+      <w:pPr>
+        <w:pStyle w:val="Heading3"/>
+      </w:pPr>
+      <w:r>
+        <w:t>06. Make the idea visible in your project</w:t>
+      </w:r>
+    </w:p>
+    <w:p>
+      <w:r>
+        <w:drawing>
+          <wp:inline xmlns:a="http://schemas.openxmlformats.org/drawingml/2006/main" xmlns:pic="http://schemas.openxmlformats.org/drawingml/2006/picture">
+            <wp:extent cx="5486400" cy="3681984"/>
+            <wp:docPr id="8" name="Picture 8" descr="For the Reproducible AI Research Study, retain an annotated worked trace and the changed-case reasoning. Connect the claim to its records, units and assumptions so another investigator can challenge or reproduce it. Draw your input, deciding step, result and limit. Supported question: Calculate both simulated detection fractions and resource costs. What additional detection is observed for the extra forty units, and does that establish power for an actual classroom study?"/>
+            <wp:cNvGraphicFramePr>
+              <a:graphicFrameLocks noChangeAspect="1"/>
+            </wp:cNvGraphicFramePr>
+            <a:graphic>
+              <a:graphicData uri="http://schemas.openxmlformats.org/drawingml/2006/picture">
+                <pic:pic>
+                  <pic:nvPicPr>
+                    <pic:cNvPr id="0" name="academy-story-ai-7-23-06.png"/>
+                    <pic:cNvPicPr/>
+                  </pic:nvPicPr>
+                  <pic:blipFill>
+                    <a:blip r:embed="rId16"/>
+                    <a:stretch>
+                      <a:fillRect/>
+                    </a:stretch>
+                  </pic:blipFill>
+                  <pic:spPr>
+                    <a:xfrm>
+                      <a:off x="0" y="0"/>
+                      <a:ext cx="5486400" cy="3681984"/>
+                    </a:xfrm>
+                    <a:prstGeom prst="rect"/>
+                  </pic:spPr>
+                </pic:pic>
+              </a:graphicData>
+            </a:graphic>
+          </wp:inline>
+        </w:drawing>
+      </w:r>
+    </w:p>
+    <w:p>
+      <w:pPr>
+        <w:spacing w:line="336" w:lineRule="auto" w:after="180"/>
+      </w:pPr>
+      <w:r>
+        <w:rPr>
+          <w:b w:val="0"/>
+        </w:rPr>
+        <w:t>For the Reproducible AI Research Study, retain an annotated worked trace and the changed-case reasoning. Connect the claim to its records, units and assumptions so another investigator can challenge or reproduce it.</w:t>
+      </w:r>
+    </w:p>
+    <w:p>
+      <w:pPr>
+        <w:spacing w:line="336" w:lineRule="auto" w:after="180"/>
+      </w:pPr>
+      <w:r>
+        <w:rPr>
+          <w:b w:val="0"/>
+        </w:rPr>
+        <w:t xml:space="preserve">Draw your </w:t>
+      </w:r>
+      <w:r>
+        <w:rPr>
+          <w:b/>
+        </w:rPr>
+        <w:t>input</w:t>
+      </w:r>
+      <w:r>
+        <w:rPr>
+          <w:b w:val="0"/>
+        </w:rPr>
+        <w:t>, deciding step, result and limit. Supported question: Calculate both simulated detection fractions and resource costs.</w:t>
+      </w:r>
+    </w:p>
+    <w:p>
+      <w:pPr>
+        <w:spacing w:line="336" w:lineRule="auto" w:after="180"/>
+      </w:pPr>
+      <w:r>
+        <w:rPr>
+          <w:b w:val="0"/>
+        </w:rPr>
+        <w:t xml:space="preserve">What additional detection is observed for the extra forty units, and does that establish </w:t>
+      </w:r>
+      <w:r>
+        <w:rPr>
+          <w:b/>
+        </w:rPr>
+        <w:t>power</w:t>
+      </w:r>
+      <w:r>
+        <w:rPr>
+          <w:b w:val="0"/>
+        </w:rPr>
+        <w:t xml:space="preserve"> for an actual classroom study?</w:t>
+      </w:r>
+    </w:p>
+    <w:p>
+      <w:pPr>
+        <w:spacing w:line="336" w:lineRule="auto" w:after="180"/>
+        <w:shd w:fill="F5F1FB"/>
+      </w:pPr>
+      <w:r>
+        <w:rPr>
+          <w:b w:val="0"/>
+        </w:rPr>
+        <w:t xml:space="preserve">Draw your project trace and justify the deciding step using </w:t>
+      </w:r>
+      <w:r>
+        <w:rPr>
+          <w:b/>
+        </w:rPr>
+        <w:t>evidence</w:t>
+      </w:r>
+      <w:r>
+        <w:rPr>
+          <w:b w:val="0"/>
+        </w:rPr>
+        <w:t>.</w:t>
+      </w:r>
+    </w:p>
+    <w:p>
+      <w:pPr>
+        <w:pStyle w:val="Heading3"/>
+      </w:pPr>
+      <w:r>
+        <w:t>My picture explanation, deciding evidence and one limit</w:t>
       </w:r>
     </w:p>
     <w:p>

--- a/downloads/workbook/ai-7-week-23.docx
+++ b/downloads/workbook/ai-7-week-23.docx
@@ -25,22 +25,45 @@
         <w:pStyle w:val="Heading1"/>
       </w:pPr>
       <w:r>
-        <w:t>01. Recall and choose your starting point</w:t>
-      </w:r>
-    </w:p>
-    <w:p>
-      <w:r>
-        <w:t>Record your starting explanation for Power and resource tradeoffs before opening notes. Show any later correction separately.</w:t>
-      </w:r>
-    </w:p>
-    <w:p>
-      <w:pPr>
-        <w:spacing w:line="336" w:lineRule="auto" w:after="180"/>
-      </w:pPr>
-      <w:r>
-        <w:rPr>
-          <w:b w:val="0"/>
-        </w:rPr>
+        <w:t>One complete research-case evidence record.</w:t>
+      </w:r>
+    </w:p>
+    <w:p>
+      <w:r>
+        <w:t>Distinguish supplied alternative-trial frequencies, per-study cost and unmeasured null error.</w:t>
+      </w:r>
+    </w:p>
+    <w:p>
+      <w:r>
+        <w:t>Recall → W1–W3/W5 → independent case → project evidence → feedback and delayed return.</w:t>
+      </w:r>
+    </w:p>
+    <w:p>
+      <w:pPr>
+        <w:pStyle w:val="Heading1"/>
+      </w:pPr>
+      <w:r>
+        <w:t>01. Recall · Retrieve before notes</w:t>
+      </w:r>
+    </w:p>
+    <w:p>
+      <w:r>
+        <w:t>Keep this task’s inputs,rule and response together.</w:t>
+      </w:r>
+    </w:p>
+    <w:p>
+      <w:pPr>
+        <w:pStyle w:val="Heading2"/>
+      </w:pPr>
+      <w:r>
+        <w:t>Complete task and evidence</w:t>
+      </w:r>
+    </w:p>
+    <w:p>
+      <w:pPr>
+        <w:pStyle w:val="ListBullet"/>
+      </w:pPr>
+      <w:r>
         <w:t>Try the recall before opening notes. Then use a different colour or a labelled second line to correct your explanation.</w:t>
       </w:r>
     </w:p>
@@ -54,12 +77,9 @@
     </w:p>
     <w:p>
       <w:pPr>
-        <w:spacing w:line="336" w:lineRule="auto" w:after="180"/>
-      </w:pPr>
-      <w:r>
-        <w:rPr>
-          <w:b w:val="0"/>
-        </w:rPr>
+        <w:pStyle w:val="ListBullet"/>
+      </w:pPr>
+      <w:r>
         <w:t>Without opening the old lesson, explain one key idea from Pilot experiments. Give an example and a mistake that the idea helps you avoid.</w:t>
       </w:r>
     </w:p>
@@ -96,12 +116,9 @@
     </w:p>
     <w:p>
       <w:pPr>
-        <w:spacing w:line="336" w:lineRule="auto" w:after="180"/>
-      </w:pPr>
-      <w:r>
-        <w:rPr>
-          <w:b w:val="0"/>
-        </w:rPr>
+        <w:pStyle w:val="ListBullet"/>
+      </w:pPr>
+      <w:r>
         <w:t>Without opening the old lesson, explain one key idea from Privacy and data governance. Give an example and a mistake that the idea helps you avoid.</w:t>
       </w:r>
     </w:p>
@@ -138,12 +155,9 @@
     </w:p>
     <w:p>
       <w:pPr>
-        <w:spacing w:line="336" w:lineRule="auto" w:after="180"/>
-      </w:pPr>
-      <w:r>
-        <w:rPr>
-          <w:b w:val="0"/>
-        </w:rPr>
+        <w:pStyle w:val="ListBullet"/>
+      </w:pPr>
+      <w:r>
         <w:t>Without opening the old lesson, explain one key idea from Sensitivity analysis. Give an example and a mistake that the idea helps you avoid.</w:t>
       </w:r>
     </w:p>
@@ -175,35 +189,95 @@
         <w:pStyle w:val="Heading1"/>
       </w:pPr>
       <w:r>
-        <w:t>02. Practise with fading help</w:t>
-      </w:r>
-    </w:p>
-    <w:p>
-      <w:r>
-        <w:t>Complete the supported Power and resource tradeoffs trace and record the first step you can explain without help.</w:t>
-      </w:r>
-    </w:p>
-    <w:p>
-      <w:pPr>
-        <w:spacing w:line="336" w:lineRule="auto" w:after="180"/>
-      </w:pPr>
-      <w:r>
-        <w:rPr>
-          <w:b w:val="0"/>
-        </w:rPr>
-        <w:t xml:space="preserve">Use W2: Trace the worked case for </w:t>
-      </w:r>
-      <w:r>
-        <w:rPr>
-          <w:b/>
-        </w:rPr>
-        <w:t>Power</w:t>
-      </w:r>
-      <w:r>
-        <w:rPr>
-          <w:b w:val="0"/>
-        </w:rPr>
-        <w:t xml:space="preserve"> and resource tradeoffs. Record the answer once; the lesson and workbook refer to the same attempt.</w:t>
+        <w:t>05. W1 · Explain the current example</w:t>
+      </w:r>
+    </w:p>
+    <w:p>
+      <w:r>
+        <w:t>Keep this task’s inputs,rule and response together.</w:t>
+      </w:r>
+    </w:p>
+    <w:p>
+      <w:pPr>
+        <w:pStyle w:val="Heading2"/>
+      </w:pPr>
+      <w:r>
+        <w:t>Complete task and evidence</w:t>
+      </w:r>
+    </w:p>
+    <w:p>
+      <w:pPr>
+        <w:pStyle w:val="ListBullet"/>
+      </w:pPr>
+      <w:r>
+        <w:t>Power concerns rejection probability under a specified alternative model, test and design. Supplied main simulation counts are sixty-two of one hundred at n = 20 and eighty-three of one hundred at n = 40: 62% and 83% estimated detection frequencies. At three credits per independent unit, per-study costs are sixty and one hundred twenty credits. The descriptive difference is twenty-one percentage points for sixty extra credits per study. Separate picture has sixty and eighty detections out of one hundred at the same sample sizes, with unit cost two: 60% and 80%, costs forty and eighty resource units. Keep these scenarios separate. Finite simulation estimates are not exact known power, and no simulations are executed by the arithmetic code. The null false-positive rate is unmeasured. Effect size, variability, unit dependence and test assumptions matter; changing them needs new model-specific planning. Per-study cost is different from total hypothetical work over all simulation trials. No actual billing, pupil study or guaranteed performance is supplied.</w:t>
+      </w:r>
+    </w:p>
+    <w:p>
+      <w:pPr>
+        <w:pStyle w:val="ListBullet"/>
+      </w:pPr>
+      <w:r>
+        <w:t>Explain the weekly mechanism in your own words. Use the worked scenario to name its input, decision rule and output.</w:t>
+      </w:r>
+    </w:p>
+    <w:p>
+      <w:pPr>
+        <w:pStyle w:val="Heading3"/>
+      </w:pPr>
+      <w:r>
+        <w:t>My reasoning and evidence</w:t>
+      </w:r>
+    </w:p>
+    <w:p>
+      <w:r>
+        <w:t>________________________________________________________________</w:t>
+      </w:r>
+    </w:p>
+    <w:p>
+      <w:r>
+        <w:t>________________________________________________________________</w:t>
+      </w:r>
+    </w:p>
+    <w:p>
+      <w:r>
+        <w:t>________________________________________________________________</w:t>
+      </w:r>
+    </w:p>
+    <w:p>
+      <w:r>
+        <w:t>________________________________________________________________</w:t>
+      </w:r>
+    </w:p>
+    <w:p>
+      <w:r>
+        <w:t>________________________________________________________________</w:t>
+      </w:r>
+    </w:p>
+    <w:p>
+      <w:r>
+        <w:t>________________________________________________________________</w:t>
+      </w:r>
+    </w:p>
+    <w:p>
+      <w:pPr>
+        <w:pStyle w:val="Heading1"/>
+      </w:pPr>
+      <w:r>
+        <w:t>06. W2 · Trace the worked case</w:t>
+      </w:r>
+    </w:p>
+    <w:p>
+      <w:r>
+        <w:t>Keep the supplied inputs, comparison rule and evidence together.</w:t>
+      </w:r>
+    </w:p>
+    <w:p>
+      <w:pPr>
+        <w:pStyle w:val="Heading2"/>
+      </w:pPr>
+      <w:r>
+        <w:t>Complete task and evidence</w:t>
       </w:r>
     </w:p>
     <w:tbl>
@@ -213,10 +287,9 @@
         <w:tblLook w:firstColumn="1" w:firstRow="1" w:lastColumn="0" w:lastRow="0" w:noHBand="0" w:noVBand="1" w:val="04A0"/>
       </w:tblPr>
       <w:tblGrid>
-        <w:gridCol w:w="2556"/>
-        <w:gridCol w:w="2556"/>
-        <w:gridCol w:w="2556"/>
-        <w:gridCol w:w="2556"/>
+        <w:gridCol w:w="3408"/>
+        <w:gridCol w:w="3408"/>
+        <w:gridCol w:w="3408"/>
       </w:tblGrid>
       <w:tr>
         <w:trPr>
@@ -224,41 +297,31 @@
         </w:trPr>
         <w:tc>
           <w:tcPr>
-            <w:tcW w:type="dxa" w:w="2556"/>
+            <w:tcW w:type="dxa" w:w="3408"/>
           </w:tcPr>
           <w:p>
             <w:r>
-              <w:t>Given inputs</w:t>
+              <w:t>Main quantity</w:t>
             </w:r>
           </w:p>
         </w:tc>
         <w:tc>
           <w:tcPr>
-            <w:tcW w:type="dxa" w:w="2556"/>
+            <w:tcW w:type="dxa" w:w="3408"/>
           </w:tcPr>
           <w:p>
             <w:r>
-              <w:t>Procedure I chose</w:t>
+              <w:t>n = 20</w:t>
             </w:r>
           </w:p>
         </w:tc>
         <w:tc>
           <w:tcPr>
-            <w:tcW w:type="dxa" w:w="2556"/>
+            <w:tcW w:type="dxa" w:w="3408"/>
           </w:tcPr>
           <w:p>
             <w:r>
-              <w:t>Middle steps</w:t>
-            </w:r>
-          </w:p>
-        </w:tc>
-        <w:tc>
-          <w:tcPr>
-            <w:tcW w:type="dxa" w:w="2556"/>
-          </w:tcPr>
-          <w:p>
-            <w:r>
-              <w:t>Result and check</w:t>
+              <w:t>n = 40</w:t>
             </w:r>
           </w:p>
         </w:tc>
@@ -266,44 +329,250 @@
       <w:tr>
         <w:tc>
           <w:tcPr>
-            <w:tcW w:type="dxa" w:w="2556"/>
+            <w:tcW w:type="dxa" w:w="3408"/>
           </w:tcPr>
           <w:p>
-            <w:r/>
+            <w:r>
+              <w:t>Supplied detections / alternative trials</w:t>
+            </w:r>
           </w:p>
         </w:tc>
         <w:tc>
           <w:tcPr>
-            <w:tcW w:type="dxa" w:w="2556"/>
+            <w:tcW w:type="dxa" w:w="3408"/>
           </w:tcPr>
           <w:p>
-            <w:r/>
+            <w:r>
+              <w:t>62/100</w:t>
+            </w:r>
           </w:p>
         </w:tc>
         <w:tc>
           <w:tcPr>
-            <w:tcW w:type="dxa" w:w="2556"/>
+            <w:tcW w:type="dxa" w:w="3408"/>
           </w:tcPr>
           <w:p>
-            <w:r/>
+            <w:r>
+              <w:t>83/100</w:t>
+            </w:r>
+          </w:p>
+        </w:tc>
+      </w:tr>
+      <w:tr>
+        <w:tc>
+          <w:tcPr>
+            <w:tcW w:type="dxa" w:w="3408"/>
+          </w:tcPr>
+          <w:p>
+            <w:r>
+              <w:t>Estimated detection frequency</w:t>
+            </w:r>
           </w:p>
         </w:tc>
         <w:tc>
           <w:tcPr>
-            <w:tcW w:type="dxa" w:w="2556"/>
+            <w:tcW w:type="dxa" w:w="3408"/>
           </w:tcPr>
           <w:p>
-            <w:r/>
+            <w:r>
+              <w:t>62%</w:t>
+            </w:r>
+          </w:p>
+        </w:tc>
+        <w:tc>
+          <w:tcPr>
+            <w:tcW w:type="dxa" w:w="3408"/>
+          </w:tcPr>
+          <w:p>
+            <w:r>
+              <w:t>83%</w:t>
+            </w:r>
+          </w:p>
+        </w:tc>
+      </w:tr>
+      <w:tr>
+        <w:tc>
+          <w:tcPr>
+            <w:tcW w:type="dxa" w:w="3408"/>
+          </w:tcPr>
+          <w:p>
+            <w:r>
+              <w:t>Independent units per study</w:t>
+            </w:r>
+          </w:p>
+        </w:tc>
+        <w:tc>
+          <w:tcPr>
+            <w:tcW w:type="dxa" w:w="3408"/>
+          </w:tcPr>
+          <w:p>
+            <w:r>
+              <w:t>20</w:t>
+            </w:r>
+          </w:p>
+        </w:tc>
+        <w:tc>
+          <w:tcPr>
+            <w:tcW w:type="dxa" w:w="3408"/>
+          </w:tcPr>
+          <w:p>
+            <w:r>
+              <w:t>40</w:t>
+            </w:r>
+          </w:p>
+        </w:tc>
+      </w:tr>
+      <w:tr>
+        <w:tc>
+          <w:tcPr>
+            <w:tcW w:type="dxa" w:w="3408"/>
+          </w:tcPr>
+          <w:p>
+            <w:r>
+              <w:t>Per-unit cost</w:t>
+            </w:r>
+          </w:p>
+        </w:tc>
+        <w:tc>
+          <w:tcPr>
+            <w:tcW w:type="dxa" w:w="3408"/>
+          </w:tcPr>
+          <w:p>
+            <w:r>
+              <w:t>3 credits</w:t>
+            </w:r>
+          </w:p>
+        </w:tc>
+        <w:tc>
+          <w:tcPr>
+            <w:tcW w:type="dxa" w:w="3408"/>
+          </w:tcPr>
+          <w:p>
+            <w:r>
+              <w:t>3 credits</w:t>
+            </w:r>
+          </w:p>
+        </w:tc>
+      </w:tr>
+      <w:tr>
+        <w:tc>
+          <w:tcPr>
+            <w:tcW w:type="dxa" w:w="3408"/>
+          </w:tcPr>
+          <w:p>
+            <w:r>
+              <w:t>Per-study cost</w:t>
+            </w:r>
+          </w:p>
+        </w:tc>
+        <w:tc>
+          <w:tcPr>
+            <w:tcW w:type="dxa" w:w="3408"/>
+          </w:tcPr>
+          <w:p>
+            <w:r>
+              <w:t>20 × 3 = 60 credits</w:t>
+            </w:r>
+          </w:p>
+        </w:tc>
+        <w:tc>
+          <w:tcPr>
+            <w:tcW w:type="dxa" w:w="3408"/>
+          </w:tcPr>
+          <w:p>
+            <w:r>
+              <w:t>40 × 3 = 120 credits</w:t>
+            </w:r>
+          </w:p>
+        </w:tc>
+      </w:tr>
+      <w:tr>
+        <w:tc>
+          <w:tcPr>
+            <w:tcW w:type="dxa" w:w="3408"/>
+          </w:tcPr>
+          <w:p>
+            <w:r>
+              <w:t>Large minus small</w:t>
+            </w:r>
+          </w:p>
+        </w:tc>
+        <w:tc>
+          <w:tcPr>
+            <w:tcW w:type="dxa" w:w="3408"/>
+          </w:tcPr>
+          <w:p>
+            <w:r>
+              <w:t>21 percentage points more observed detection</w:t>
+            </w:r>
+          </w:p>
+        </w:tc>
+        <w:tc>
+          <w:tcPr>
+            <w:tcW w:type="dxa" w:w="3408"/>
+          </w:tcPr>
+          <w:p>
+            <w:r>
+              <w:t>60 extra credits per study</w:t>
+            </w:r>
+          </w:p>
+        </w:tc>
+      </w:tr>
+      <w:tr>
+        <w:tc>
+          <w:tcPr>
+            <w:tcW w:type="dxa" w:w="3408"/>
+          </w:tcPr>
+          <w:p>
+            <w:r>
+              <w:t>Null error and actual-study guarantee</w:t>
+            </w:r>
+          </w:p>
+        </w:tc>
+        <w:tc>
+          <w:tcPr>
+            <w:tcW w:type="dxa" w:w="3408"/>
+          </w:tcPr>
+          <w:p>
+            <w:r>
+              <w:t>Not supplied</w:t>
+            </w:r>
+          </w:p>
+        </w:tc>
+        <w:tc>
+          <w:tcPr>
+            <w:tcW w:type="dxa" w:w="3408"/>
+          </w:tcPr>
+          <w:p>
+            <w:r>
+              <w:t>Not supplied</w:t>
+            </w:r>
           </w:p>
         </w:tc>
       </w:tr>
     </w:tbl>
     <w:p>
       <w:pPr>
+        <w:pStyle w:val="ListBullet"/>
+      </w:pPr>
+      <w:r>
+        <w:t>Power concerns rejection probability under a specified alternative model, test and design. Supplied main simulation counts are sixty-two of one hundred at n = 20 and eighty-three of one hundred at n = 40: 62% and 83% estimated detection frequencies. At three credits per independent unit, per-study costs are sixty and one hundred twenty credits. The descriptive difference is twenty-one percentage points for sixty extra credits per study. Separate picture has sixty and eighty detections out of one hundred at the same sample sizes, with unit cost two: 60% and 80%, costs forty and eighty resource units. Keep these scenarios separate. Finite simulation estimates are not exact known power, and no simulations are executed by the arithmetic code. The null false-positive rate is unmeasured. Effect size, variability, unit dependence and test assumptions matter; changing them needs new model-specific planning. Per-study cost is different from total hypothetical work over all simulation trials. No actual billing, pupil study or guaranteed performance is supplied.</w:t>
+      </w:r>
+    </w:p>
+    <w:p>
+      <w:pPr>
+        <w:pStyle w:val="ListBullet"/>
+      </w:pPr>
+      <w:r>
+        <w:t>For a fixed alternative 100 simulations detect 62 times at n 20 and83 at n 40. Per-unit cost 3 credits. Show the intermediate steps and give the conclusion with its scope.</w:t>
+      </w:r>
+    </w:p>
+    <w:p>
+      <w:pPr>
         <w:pStyle w:val="Heading3"/>
       </w:pPr>
       <w:r>
-        <w:t>The step I completed without help, and the hint I needed</w:t>
+        <w:t>My reasoning and evidence</w:t>
       </w:r>
     </w:p>
     <w:p>
@@ -322,50 +591,60 @@
       </w:r>
     </w:p>
     <w:p>
+      <w:r>
+        <w:t>________________________________________________________________</w:t>
+      </w:r>
+    </w:p>
+    <w:p>
+      <w:r>
+        <w:t>________________________________________________________________</w:t>
+      </w:r>
+    </w:p>
+    <w:p>
+      <w:r>
+        <w:t>________________________________________________________________</w:t>
+      </w:r>
+    </w:p>
+    <w:p>
+      <w:r>
+        <w:t>________________________________________________________________</w:t>
+      </w:r>
+    </w:p>
+    <w:p>
       <w:pPr>
         <w:pStyle w:val="Heading1"/>
       </w:pPr>
       <w:r>
-        <w:t>03. Individual reasoning check</w:t>
-      </w:r>
-    </w:p>
-    <w:p>
-      <w:r>
-        <w:t>Check the proposed Power and resource tradeoffs explanation against the supplied facts before discussing it.</w:t>
-      </w:r>
-    </w:p>
-    <w:p>
-      <w:pPr>
-        <w:spacing w:line="336" w:lineRule="auto" w:after="180"/>
-      </w:pPr>
-      <w:r>
-        <w:rPr>
-          <w:b w:val="0"/>
-        </w:rPr>
-        <w:t xml:space="preserve">Use the worked case for </w:t>
-      </w:r>
-      <w:r>
-        <w:rPr>
-          <w:b/>
-        </w:rPr>
-        <w:t>Power</w:t>
-      </w:r>
-      <w:r>
-        <w:rPr>
-          <w:b w:val="0"/>
-        </w:rPr>
-        <w:t xml:space="preserve"> and resource tradeoffs. Proposed explanation: “The worked result establishes every future case”. Decide whether this explanation is supported.</w:t>
-      </w:r>
-    </w:p>
-    <w:p>
-      <w:pPr>
-        <w:spacing w:line="336" w:lineRule="auto" w:after="180"/>
-      </w:pPr>
-      <w:r>
-        <w:rPr>
-          <w:b w:val="0"/>
-        </w:rPr>
-        <w:t>Point to the step or supplied fact that decides; explain your repair if needed.</w:t>
+        <w:t>07. W3 · Repair a misconception</w:t>
+      </w:r>
+    </w:p>
+    <w:p>
+      <w:r>
+        <w:t>Keep this task’s inputs,rule and response together.</w:t>
+      </w:r>
+    </w:p>
+    <w:p>
+      <w:pPr>
+        <w:pStyle w:val="Heading2"/>
+      </w:pPr>
+      <w:r>
+        <w:t>Complete task and evidence</w:t>
+      </w:r>
+    </w:p>
+    <w:p>
+      <w:pPr>
+        <w:pStyle w:val="ListBullet"/>
+      </w:pPr>
+      <w:r>
+        <w:t>Power concerns rejection probability under a specified alternative model, test and design. Supplied main simulation counts are sixty-two of one hundred at n = 20 and eighty-three of one hundred at n = 40: 62% and 83% estimated detection frequencies. At three credits per independent unit, per-study costs are sixty and one hundred twenty credits. The descriptive difference is twenty-one percentage points for sixty extra credits per study. Separate picture has sixty and eighty detections out of one hundred at the same sample sizes, with unit cost two: 60% and 80%, costs forty and eighty resource units. Keep these scenarios separate. Finite simulation estimates are not exact known power, and no simulations are executed by the arithmetic code. The null false-positive rate is unmeasured. Effect size, variability, unit dependence and test assumptions matter; changing them needs new model-specific planning. Per-study cost is different from total hypothetical work over all simulation trials. No actual billing, pupil study or guaranteed performance is supplied.</w:t>
+      </w:r>
+    </w:p>
+    <w:p>
+      <w:pPr>
+        <w:pStyle w:val="ListBullet"/>
+      </w:pPr>
+      <w:r>
+        <w:t>A report omits this qualification: Power estimates do not repair biased sampling or establish the probability a particular hypothesis is true. Explain how omitting it could change a reader's interpretation, and write an accurate replacement.</w:t>
       </w:r>
     </w:p>
     <w:p>
@@ -373,7 +652,7 @@
         <w:pStyle w:val="Heading3"/>
       </w:pPr>
       <w:r>
-        <w:t>My explanation before partner discussion</w:t>
+        <w:t>My reasoning and evidence</w:t>
       </w:r>
     </w:p>
     <w:p>
@@ -397,16 +676,50 @@
       </w:r>
     </w:p>
     <w:p>
+      <w:r>
+        <w:t>________________________________________________________________</w:t>
+      </w:r>
+    </w:p>
+    <w:p>
+      <w:r>
+        <w:t>________________________________________________________________</w:t>
+      </w:r>
+    </w:p>
+    <w:p>
       <w:pPr>
         <w:pStyle w:val="Heading1"/>
       </w:pPr>
       <w:r>
-        <w:t>04. Independent transfer case</w:t>
-      </w:r>
-    </w:p>
-    <w:p>
-      <w:r>
-        <w:t>Write one first attempt at the reserved independent case before feedback. Repeated copies of that case refer to the same recorded attempt.</w:t>
+        <w:t>09. W5 · Explain the limitation</w:t>
+      </w:r>
+    </w:p>
+    <w:p>
+      <w:r>
+        <w:t>Keep this task’s inputs,rule and response together.</w:t>
+      </w:r>
+    </w:p>
+    <w:p>
+      <w:pPr>
+        <w:pStyle w:val="Heading2"/>
+      </w:pPr>
+      <w:r>
+        <w:t>Complete task and evidence</w:t>
+      </w:r>
+    </w:p>
+    <w:p>
+      <w:pPr>
+        <w:pStyle w:val="ListBullet"/>
+      </w:pPr>
+      <w:r>
+        <w:t>Power concerns rejection probability under a specified alternative model, test and design. Supplied main simulation counts are sixty-two of one hundred at n = 20 and eighty-three of one hundred at n = 40: 62% and 83% estimated detection frequencies. At three credits per independent unit, per-study costs are sixty and one hundred twenty credits. The descriptive difference is twenty-one percentage points for sixty extra credits per study. Separate picture has sixty and eighty detections out of one hundred at the same sample sizes, with unit cost two: 60% and 80%, costs forty and eighty resource units. Keep these scenarios separate. Finite simulation estimates are not exact known power, and no simulations are executed by the arithmetic code. The null false-positive rate is unmeasured. Effect size, variability, unit dependence and test assumptions matter; changing them needs new model-specific planning. Per-study cost is different from total hypothetical work over all simulation trials. No actual billing, pupil study or guaranteed performance is supplied.</w:t>
+      </w:r>
+    </w:p>
+    <w:p>
+      <w:pPr>
+        <w:pStyle w:val="ListBullet"/>
+      </w:pPr>
+      <w:r>
+        <w:t>For the worked scenario, propose one additional case that could reveal a failure, describe its expected outcome before running it, and explain what would need to remain fixed for a fair comparison. Do not reuse W4 as a new final test after receiving feedback.</w:t>
       </w:r>
     </w:p>
     <w:p>
@@ -414,18 +727,79 @@
         <w:pStyle w:val="Heading3"/>
       </w:pPr>
       <w:r>
+        <w:t>My reasoning and evidence</w:t>
+      </w:r>
+    </w:p>
+    <w:p>
+      <w:r>
+        <w:t>________________________________________________________________</w:t>
+      </w:r>
+    </w:p>
+    <w:p>
+      <w:r>
+        <w:t>________________________________________________________________</w:t>
+      </w:r>
+    </w:p>
+    <w:p>
+      <w:r>
+        <w:t>________________________________________________________________</w:t>
+      </w:r>
+    </w:p>
+    <w:p>
+      <w:r>
+        <w:t>________________________________________________________________</w:t>
+      </w:r>
+    </w:p>
+    <w:p>
+      <w:r>
+        <w:t>________________________________________________________________</w:t>
+      </w:r>
+    </w:p>
+    <w:p>
+      <w:r>
+        <w:t>________________________________________________________________</w:t>
+      </w:r>
+    </w:p>
+    <w:p>
+      <w:r>
+        <w:t>________________________________________________________________</w:t>
+      </w:r>
+    </w:p>
+    <w:p>
+      <w:pPr>
+        <w:pStyle w:val="Heading1"/>
+      </w:pPr>
+      <w:r>
+        <w:t>04. Try alone · Selected transfer</w:t>
+      </w:r>
+    </w:p>
+    <w:p>
+      <w:r>
+        <w:t>Keep this task’s inputs,rule and response together.</w:t>
+      </w:r>
+    </w:p>
+    <w:p>
+      <w:pPr>
+        <w:pStyle w:val="Heading2"/>
+      </w:pPr>
+      <w:r>
+        <w:t>Complete task and evidence</w:t>
+      </w:r>
+    </w:p>
+    <w:p>
+      <w:pPr>
+        <w:pStyle w:val="Heading3"/>
+      </w:pPr>
+      <w:r>
         <w:t>Independent case: Apply a new case independently</w:t>
       </w:r>
     </w:p>
     <w:p>
       <w:pPr>
-        <w:spacing w:line="336" w:lineRule="auto" w:after="180"/>
-      </w:pPr>
-      <w:r>
-        <w:rPr>
-          <w:b w:val="0"/>
-        </w:rPr>
-        <w:t>One hundred alternative trials detect70 at n30 and85 at n60; unit cost2. Compare.</w:t>
+        <w:pStyle w:val="ListBullet"/>
+      </w:pPr>
+      <w:r>
+        <w:t>One hundred alternative trials detect 70 at n 30 and85 at n 60; unit cost 2. Compare.</w:t>
       </w:r>
     </w:p>
     <w:p>
@@ -473,12 +847,9 @@
     </w:p>
     <w:p>
       <w:pPr>
-        <w:spacing w:line="336" w:lineRule="auto" w:after="180"/>
-      </w:pPr>
-      <w:r>
-        <w:rPr>
-          <w:b w:val="0"/>
-        </w:rPr>
+        <w:pStyle w:val="ListBullet"/>
+      </w:pPr>
+      <w:r>
         <w:t>Attempt this case before feedback. Record any help. Earlier examples below are further practice; a case already practised with feedback cannot establish fresh transfer.</w:t>
       </w:r>
     </w:p>
@@ -487,59 +858,28 @@
         <w:pStyle w:val="Heading1"/>
       </w:pPr>
       <w:r>
-        <w:t>05. W1 Explain the mechanism</w:t>
-      </w:r>
-    </w:p>
-    <w:p>
-      <w:r>
-        <w:t>Explain the mechanism. Apply the supplied Power and resource tradeoffs facts and keep your reasoning.</w:t>
-      </w:r>
-    </w:p>
-    <w:p>
-      <w:pPr>
-        <w:spacing w:line="336" w:lineRule="auto" w:after="180"/>
-      </w:pPr>
-      <w:r>
-        <w:rPr>
-          <w:b w:val="0"/>
-        </w:rPr>
-        <w:t xml:space="preserve">Explain the weekly </w:t>
-      </w:r>
-      <w:r>
-        <w:rPr>
-          <w:b/>
-        </w:rPr>
-        <w:t>mechanism</w:t>
-      </w:r>
-      <w:r>
-        <w:rPr>
-          <w:b w:val="0"/>
-        </w:rPr>
-        <w:t xml:space="preserve"> in your own words. Use the worked scenario to name its </w:t>
-      </w:r>
-      <w:r>
-        <w:rPr>
-          <w:b/>
-        </w:rPr>
-        <w:t>input</w:t>
-      </w:r>
-      <w:r>
-        <w:rPr>
-          <w:b w:val="0"/>
-        </w:rPr>
-        <w:t xml:space="preserve">, decision rule and </w:t>
-      </w:r>
-      <w:r>
-        <w:rPr>
-          <w:b/>
-        </w:rPr>
-        <w:t>output</w:t>
-      </w:r>
-      <w:r>
-        <w:rPr>
-          <w:b w:val="0"/>
-        </w:rPr>
-        <w:t>.</w:t>
+        <w:t>10. Project · Keep the research evidence</w:t>
+      </w:r>
+    </w:p>
+    <w:p>
+      <w:r>
+        <w:t>Preserve the question, protocol, observations, analysis and limits.</w:t>
+      </w:r>
+    </w:p>
+    <w:p>
+      <w:pPr>
+        <w:pStyle w:val="Heading2"/>
+      </w:pPr>
+      <w:r>
+        <w:t>Complete task and evidence</w:t>
+      </w:r>
+    </w:p>
+    <w:p>
+      <w:pPr>
+        <w:pStyle w:val="ListBullet"/>
+      </w:pPr>
+      <w:r>
+        <w:t>Add a labelled power and resource tradeoffs evidence sheet to Reproducible AI Research Study. Show how you can explain the mechanism and terminology of power and resource tradeoffs. Use the supplied fictional case and keep its inputs, intermediate steps, calculation or prediction, and limitation. Connect this record to last week’s record; a matching answer without a trace is insufficient.</w:t>
       </w:r>
     </w:p>
     <w:p>
@@ -547,7 +887,7 @@
         <w:pStyle w:val="Heading3"/>
       </w:pPr>
       <w:r>
-        <w:t>My reasoning and evidence</w:t>
+        <w:t>My project change, supporting evidence and remaining limit</w:t>
       </w:r>
     </w:p>
     <w:p>
@@ -585,459 +925,20 @@
         <w:pStyle w:val="Heading1"/>
       </w:pPr>
       <w:r>
-        <w:t>06. W2 Trace the worked case</w:t>
-      </w:r>
-    </w:p>
-    <w:p>
-      <w:r>
-        <w:t>Trace the worked case. Apply the supplied Power and resource tradeoffs facts and keep your reasoning.</w:t>
-      </w:r>
-    </w:p>
-    <w:p>
-      <w:pPr>
-        <w:spacing w:line="336" w:lineRule="auto" w:after="180"/>
-      </w:pPr>
-      <w:r>
-        <w:rPr>
-          <w:b w:val="0"/>
-        </w:rPr>
-        <w:t>For a fixed alternative100 simulations detect62 times at n20 and83 at n40. Per-unit cost3 credits. Show the intermediate steps and give the conclusion with its scope.</w:t>
-      </w:r>
-    </w:p>
-    <w:p>
-      <w:pPr>
-        <w:pStyle w:val="Heading3"/>
-      </w:pPr>
-      <w:r>
-        <w:t>My reasoning and evidence</w:t>
-      </w:r>
-    </w:p>
-    <w:p>
-      <w:r>
-        <w:t>________________________________________________________________</w:t>
-      </w:r>
-    </w:p>
-    <w:p>
-      <w:r>
-        <w:t>________________________________________________________________</w:t>
-      </w:r>
-    </w:p>
-    <w:p>
-      <w:r>
-        <w:t>________________________________________________________________</w:t>
-      </w:r>
-    </w:p>
-    <w:p>
-      <w:r>
-        <w:t>________________________________________________________________</w:t>
-      </w:r>
-    </w:p>
-    <w:p>
-      <w:r>
-        <w:t>________________________________________________________________</w:t>
-      </w:r>
-    </w:p>
-    <w:p>
-      <w:r>
-        <w:t>________________________________________________________________</w:t>
-      </w:r>
-    </w:p>
-    <w:p>
-      <w:r>
-        <w:t>________________________________________________________________</w:t>
-      </w:r>
-    </w:p>
-    <w:p>
-      <w:pPr>
-        <w:pStyle w:val="Heading1"/>
-      </w:pPr>
-      <w:r>
-        <w:t>07. W3 Audit the limit</w:t>
-      </w:r>
-    </w:p>
-    <w:p>
-      <w:r>
-        <w:t>Audit the limit. Apply the supplied Power and resource tradeoffs facts and keep your reasoning.</w:t>
-      </w:r>
-    </w:p>
-    <w:p>
-      <w:pPr>
-        <w:spacing w:line="336" w:lineRule="auto" w:after="180"/>
-      </w:pPr>
-      <w:r>
-        <w:rPr>
-          <w:b w:val="0"/>
-        </w:rPr>
-        <w:t xml:space="preserve">A report omits this qualification: </w:t>
-      </w:r>
-      <w:r>
-        <w:rPr>
-          <w:b/>
-        </w:rPr>
-        <w:t>Power</w:t>
-      </w:r>
-      <w:r>
-        <w:rPr>
-          <w:b w:val="0"/>
-        </w:rPr>
-        <w:t xml:space="preserve"> estimates do not repair biased sampling or establish the probability a particular hypothesis is true.</w:t>
-      </w:r>
-    </w:p>
-    <w:p>
-      <w:pPr>
-        <w:spacing w:line="336" w:lineRule="auto" w:after="180"/>
-      </w:pPr>
-      <w:r>
-        <w:rPr>
-          <w:b w:val="0"/>
-        </w:rPr>
-        <w:t>Explain how omitting it could change a reader's interpretation, and write an accurate replacement.</w:t>
-      </w:r>
-    </w:p>
-    <w:p>
-      <w:pPr>
-        <w:pStyle w:val="Heading3"/>
-      </w:pPr>
-      <w:r>
-        <w:t>My reasoning and evidence</w:t>
-      </w:r>
-    </w:p>
-    <w:p>
-      <w:r>
-        <w:t>________________________________________________________________</w:t>
-      </w:r>
-    </w:p>
-    <w:p>
-      <w:r>
-        <w:t>________________________________________________________________</w:t>
-      </w:r>
-    </w:p>
-    <w:p>
-      <w:r>
-        <w:t>________________________________________________________________</w:t>
-      </w:r>
-    </w:p>
-    <w:p>
-      <w:r>
-        <w:t>________________________________________________________________</w:t>
-      </w:r>
-    </w:p>
-    <w:p>
-      <w:r>
-        <w:t>________________________________________________________________</w:t>
-      </w:r>
-    </w:p>
-    <w:p>
-      <w:r>
-        <w:t>________________________________________________________________</w:t>
-      </w:r>
-    </w:p>
-    <w:p>
-      <w:pPr>
-        <w:pStyle w:val="Heading1"/>
-      </w:pPr>
-      <w:r>
-        <w:t>08. W4 Apply a new case independently</w:t>
-      </w:r>
-    </w:p>
-    <w:p>
-      <w:r>
-        <w:t>Attempt before feedback. If this repeats the selected independent case, reuse that first attempt; otherwise keep a separate record. Apply a new case independently. Apply the supplied Power and resource tradeoffs facts and keep your reasoning.</w:t>
-      </w:r>
-    </w:p>
-    <w:p>
-      <w:pPr>
-        <w:spacing w:line="336" w:lineRule="auto" w:after="180"/>
-      </w:pPr>
-      <w:r>
-        <w:rPr>
-          <w:b w:val="0"/>
-        </w:rPr>
-        <w:t>One hundred alternative trials detect70 at n30 and85 at n60; unit cost2. Compare.</w:t>
-      </w:r>
-    </w:p>
-    <w:p>
-      <w:pPr>
-        <w:pStyle w:val="Heading3"/>
-      </w:pPr>
-      <w:r>
-        <w:t>My reasoning and evidence</w:t>
-      </w:r>
-    </w:p>
-    <w:p>
-      <w:r>
-        <w:t>________________________________________________________________</w:t>
-      </w:r>
-    </w:p>
-    <w:p>
-      <w:r>
-        <w:t>________________________________________________________________</w:t>
-      </w:r>
-    </w:p>
-    <w:p>
-      <w:r>
-        <w:t>________________________________________________________________</w:t>
-      </w:r>
-    </w:p>
-    <w:p>
-      <w:r>
-        <w:t>________________________________________________________________</w:t>
-      </w:r>
-    </w:p>
-    <w:p>
-      <w:r>
-        <w:t>________________________________________________________________</w:t>
-      </w:r>
-    </w:p>
-    <w:p>
-      <w:r>
-        <w:t>________________________________________________________________</w:t>
-      </w:r>
-    </w:p>
-    <w:p>
-      <w:r>
-        <w:t>________________________________________________________________</w:t>
-      </w:r>
-    </w:p>
-    <w:p>
-      <w:r>
-        <w:t>________________________________________________________________</w:t>
-      </w:r>
-    </w:p>
-    <w:p>
-      <w:pPr>
-        <w:pStyle w:val="Heading1"/>
-      </w:pPr>
-      <w:r>
-        <w:t>09. W5 Design a revealing follow-up</w:t>
-      </w:r>
-    </w:p>
-    <w:p>
-      <w:r>
-        <w:t>Design a revealing follow-up. Apply the supplied Power and resource tradeoffs facts and keep your reasoning.</w:t>
-      </w:r>
-    </w:p>
-    <w:p>
-      <w:pPr>
-        <w:spacing w:line="336" w:lineRule="auto" w:after="180"/>
-      </w:pPr>
-      <w:r>
-        <w:rPr>
-          <w:b w:val="0"/>
-        </w:rPr>
-        <w:t>For the worked scenario, propose one additional case that could reveal a failure, describe its expected outcome before running it, and explain what would need to remain fixed for a fair comparison.</w:t>
-      </w:r>
-    </w:p>
-    <w:p>
-      <w:pPr>
-        <w:spacing w:line="336" w:lineRule="auto" w:after="180"/>
-      </w:pPr>
-      <w:r>
-        <w:rPr>
-          <w:b w:val="0"/>
-        </w:rPr>
-        <w:t>Do not reuse W4 as a new final test after receiving feedback.</w:t>
-      </w:r>
-    </w:p>
-    <w:p>
-      <w:pPr>
-        <w:pStyle w:val="Heading3"/>
-      </w:pPr>
-      <w:r>
-        <w:t>My reasoning and evidence</w:t>
-      </w:r>
-    </w:p>
-    <w:p>
-      <w:r>
-        <w:t>________________________________________________________________</w:t>
-      </w:r>
-    </w:p>
-    <w:p>
-      <w:r>
-        <w:t>________________________________________________________________</w:t>
-      </w:r>
-    </w:p>
-    <w:p>
-      <w:r>
-        <w:t>________________________________________________________________</w:t>
-      </w:r>
-    </w:p>
-    <w:p>
-      <w:r>
-        <w:t>________________________________________________________________</w:t>
-      </w:r>
-    </w:p>
-    <w:p>
-      <w:r>
-        <w:t>________________________________________________________________</w:t>
-      </w:r>
-    </w:p>
-    <w:p>
-      <w:r>
-        <w:t>________________________________________________________________</w:t>
-      </w:r>
-    </w:p>
-    <w:p>
-      <w:r>
-        <w:t>________________________________________________________________</w:t>
-      </w:r>
-    </w:p>
-    <w:p>
-      <w:pPr>
-        <w:pStyle w:val="Heading1"/>
-      </w:pPr>
-      <w:r>
-        <w:t>10. Project checkpoint and reflection</w:t>
-      </w:r>
-    </w:p>
-    <w:p>
-      <w:r>
-        <w:t>Connect Power and resource tradeoffs to Reproducible AI Research Study, identify a limit and choose the next useful test.</w:t>
-      </w:r>
-    </w:p>
-    <w:p>
-      <w:pPr>
-        <w:spacing w:line="336" w:lineRule="auto" w:after="180"/>
-      </w:pPr>
-      <w:r>
-        <w:rPr>
-          <w:b w:val="0"/>
-        </w:rPr>
-        <w:t xml:space="preserve">Add a labelled </w:t>
-      </w:r>
-      <w:r>
-        <w:rPr>
-          <w:b/>
-        </w:rPr>
-        <w:t>power</w:t>
-      </w:r>
-      <w:r>
-        <w:rPr>
-          <w:b w:val="0"/>
-        </w:rPr>
-        <w:t xml:space="preserve"> and resource tradeoffs </w:t>
-      </w:r>
-      <w:r>
-        <w:rPr>
-          <w:b/>
-        </w:rPr>
-        <w:t>evidence</w:t>
-      </w:r>
-      <w:r>
-        <w:rPr>
-          <w:b w:val="0"/>
-        </w:rPr>
-        <w:t xml:space="preserve"> sheet to Reproducible AI Research Study. Show how you can explain the </w:t>
-      </w:r>
-      <w:r>
-        <w:rPr>
-          <w:b/>
-        </w:rPr>
-        <w:t>mechanism</w:t>
-      </w:r>
-      <w:r>
-        <w:rPr>
-          <w:b w:val="0"/>
-        </w:rPr>
-        <w:t xml:space="preserve"> and terminology of </w:t>
-      </w:r>
-      <w:r>
-        <w:rPr>
-          <w:b/>
-        </w:rPr>
-        <w:t>power</w:t>
-      </w:r>
-      <w:r>
-        <w:rPr>
-          <w:b w:val="0"/>
-        </w:rPr>
-        <w:t xml:space="preserve"> and resource tradeoffs.</w:t>
-      </w:r>
-    </w:p>
-    <w:p>
-      <w:pPr>
-        <w:spacing w:line="336" w:lineRule="auto" w:after="180"/>
-      </w:pPr>
-      <w:r>
-        <w:rPr>
-          <w:b w:val="0"/>
-        </w:rPr>
-        <w:t xml:space="preserve">Use the supplied fictional case and keep its </w:t>
-      </w:r>
-      <w:r>
-        <w:rPr>
-          <w:b/>
-        </w:rPr>
-        <w:t>input</w:t>
-      </w:r>
-      <w:r>
-        <w:rPr>
-          <w:b w:val="0"/>
-        </w:rPr>
-        <w:t xml:space="preserve">s, intermediate steps, calculation or </w:t>
-      </w:r>
-      <w:r>
-        <w:rPr>
-          <w:b/>
-        </w:rPr>
-        <w:t>prediction</w:t>
-      </w:r>
-      <w:r>
-        <w:rPr>
-          <w:b w:val="0"/>
-        </w:rPr>
-        <w:t>, and limitation. Connect this record to last week’s record; a matching answer without a trace is insufficient.</w:t>
-      </w:r>
-    </w:p>
-    <w:p>
-      <w:pPr>
-        <w:pStyle w:val="Heading3"/>
-      </w:pPr>
-      <w:r>
-        <w:t>My project change, supporting evidence and remaining limit</w:t>
-      </w:r>
-    </w:p>
-    <w:p>
-      <w:r>
-        <w:t>________________________________________________________________</w:t>
-      </w:r>
-    </w:p>
-    <w:p>
-      <w:r>
-        <w:t>________________________________________________________________</w:t>
-      </w:r>
-    </w:p>
-    <w:p>
-      <w:r>
-        <w:t>________________________________________________________________</w:t>
-      </w:r>
-    </w:p>
-    <w:p>
-      <w:r>
-        <w:t>________________________________________________________________</w:t>
-      </w:r>
-    </w:p>
-    <w:p>
-      <w:r>
-        <w:t>________________________________________________________________</w:t>
-      </w:r>
-    </w:p>
-    <w:p>
-      <w:r>
-        <w:t>________________________________________________________________</w:t>
-      </w:r>
-    </w:p>
-    <w:p>
-      <w:pPr>
-        <w:pStyle w:val="Heading1"/>
-      </w:pPr>
-      <w:r>
-        <w:t>11. Feedback, return check and learning record</w:t>
-      </w:r>
-    </w:p>
-    <w:p>
-      <w:r>
-        <w:t>Record the first repaired step and a different case to revisit after a delay.</w:t>
+        <w:t>11. Feedback · Repair and return</w:t>
+      </w:r>
+    </w:p>
+    <w:p>
+      <w:r>
+        <w:t>Keep this task’s inputs,rule and response together.</w:t>
+      </w:r>
+    </w:p>
+    <w:p>
+      <w:pPr>
+        <w:pStyle w:val="Heading2"/>
+      </w:pPr>
+      <w:r>
+        <w:t>Complete task and evidence</w:t>
       </w:r>
     </w:p>
     <w:tbl>
@@ -1178,12 +1079,9 @@
     </w:tbl>
     <w:p>
       <w:pPr>
-        <w:spacing w:line="336" w:lineRule="auto" w:after="180"/>
-      </w:pPr>
-      <w:r>
-        <w:rPr>
-          <w:b w:val="0"/>
-        </w:rPr>
+        <w:pStyle w:val="ListBullet"/>
+      </w:pPr>
+      <w:r>
         <w:t>Revisit this idea with your teacher after a delay. Familiarity is different from explaining and using it on a changed case.</w:t>
       </w:r>
     </w:p>
@@ -1192,46 +1090,358 @@
         <w:pStyle w:val="Heading1"/>
       </w:pPr>
       <w:r>
-        <w:t>12. Pictorial case practice: Power and resource tradeoffs</w:t>
-      </w:r>
-    </w:p>
-    <w:p>
-      <w:r>
-        <w:t>A simulated detection-and-resource trade-off. A fictional simulation repeats a study under the same assumed alternative effect, using two independent-unit sample sizes. Explain the labelled step before checking the changed condition.</w:t>
-      </w:r>
-    </w:p>
-    <w:p>
-      <w:pPr>
-        <w:spacing w:line="336" w:lineRule="auto" w:after="180"/>
-      </w:pPr>
-      <w:r>
-        <w:rPr>
-          <w:b w:val="0"/>
-        </w:rPr>
+        <w:t>Reference bank and extra practice</w:t>
+      </w:r>
+    </w:p>
+    <w:p>
+      <w:pPr>
+        <w:pStyle w:val="Heading1"/>
+      </w:pPr>
+      <w:r>
+        <w:t>02. Reference · Supported W2 record</w:t>
+      </w:r>
+    </w:p>
+    <w:p>
+      <w:r>
+        <w:t>Keep this task’s inputs,rule and response together.</w:t>
+      </w:r>
+    </w:p>
+    <w:p>
+      <w:pPr>
+        <w:pStyle w:val="Heading2"/>
+      </w:pPr>
+      <w:r>
+        <w:t>Complete task and evidence</w:t>
+      </w:r>
+    </w:p>
+    <w:p>
+      <w:pPr>
+        <w:pStyle w:val="ListBullet"/>
+      </w:pPr>
+      <w:r>
+        <w:t>Use W2: Trace the worked case for Power and resource tradeoffs. Record the answer once; the lesson and workbook refer to the same attempt.</w:t>
+      </w:r>
+    </w:p>
+    <w:tbl>
+      <w:tblPr>
+        <w:tblStyle w:val="LightShading-Accent1"/>
+        <w:tblW w:type="auto" w:w="0"/>
+        <w:tblLook w:firstColumn="1" w:firstRow="1" w:lastColumn="0" w:lastRow="0" w:noHBand="0" w:noVBand="1" w:val="04A0"/>
+      </w:tblPr>
+      <w:tblGrid>
+        <w:gridCol w:w="2556"/>
+        <w:gridCol w:w="2556"/>
+        <w:gridCol w:w="2556"/>
+        <w:gridCol w:w="2556"/>
+      </w:tblGrid>
+      <w:tr>
+        <w:trPr>
+          <w:tblHeader/>
+        </w:trPr>
+        <w:tc>
+          <w:tcPr>
+            <w:tcW w:type="dxa" w:w="2556"/>
+          </w:tcPr>
+          <w:p>
+            <w:r>
+              <w:t>Given inputs</w:t>
+            </w:r>
+          </w:p>
+        </w:tc>
+        <w:tc>
+          <w:tcPr>
+            <w:tcW w:type="dxa" w:w="2556"/>
+          </w:tcPr>
+          <w:p>
+            <w:r>
+              <w:t>Procedure I chose</w:t>
+            </w:r>
+          </w:p>
+        </w:tc>
+        <w:tc>
+          <w:tcPr>
+            <w:tcW w:type="dxa" w:w="2556"/>
+          </w:tcPr>
+          <w:p>
+            <w:r>
+              <w:t>Middle steps</w:t>
+            </w:r>
+          </w:p>
+        </w:tc>
+        <w:tc>
+          <w:tcPr>
+            <w:tcW w:type="dxa" w:w="2556"/>
+          </w:tcPr>
+          <w:p>
+            <w:r>
+              <w:t>Result and check</w:t>
+            </w:r>
+          </w:p>
+        </w:tc>
+      </w:tr>
+      <w:tr>
+        <w:tc>
+          <w:tcPr>
+            <w:tcW w:type="dxa" w:w="2556"/>
+          </w:tcPr>
+          <w:p>
+            <w:r/>
+          </w:p>
+        </w:tc>
+        <w:tc>
+          <w:tcPr>
+            <w:tcW w:type="dxa" w:w="2556"/>
+          </w:tcPr>
+          <w:p>
+            <w:r/>
+          </w:p>
+        </w:tc>
+        <w:tc>
+          <w:tcPr>
+            <w:tcW w:type="dxa" w:w="2556"/>
+          </w:tcPr>
+          <w:p>
+            <w:r/>
+          </w:p>
+        </w:tc>
+        <w:tc>
+          <w:tcPr>
+            <w:tcW w:type="dxa" w:w="2556"/>
+          </w:tcPr>
+          <w:p>
+            <w:r/>
+          </w:p>
+        </w:tc>
+      </w:tr>
+    </w:tbl>
+    <w:p>
+      <w:pPr>
+        <w:pStyle w:val="Heading3"/>
+      </w:pPr>
+      <w:r>
+        <w:t>The step I completed without help, and the hint I needed</w:t>
+      </w:r>
+    </w:p>
+    <w:p>
+      <w:r>
+        <w:t>________________________________________________________________</w:t>
+      </w:r>
+    </w:p>
+    <w:p>
+      <w:r>
+        <w:t>________________________________________________________________</w:t>
+      </w:r>
+    </w:p>
+    <w:p>
+      <w:r>
+        <w:t>________________________________________________________________</w:t>
+      </w:r>
+    </w:p>
+    <w:p>
+      <w:pPr>
+        <w:pStyle w:val="Heading1"/>
+      </w:pPr>
+      <w:r>
+        <w:t>03. Extra practice · Individual reasoning check</w:t>
+      </w:r>
+    </w:p>
+    <w:p>
+      <w:r>
+        <w:t>Keep this task’s inputs,rule and response together.</w:t>
+      </w:r>
+    </w:p>
+    <w:p>
+      <w:pPr>
+        <w:pStyle w:val="Heading2"/>
+      </w:pPr>
+      <w:r>
+        <w:t>Complete task and evidence</w:t>
+      </w:r>
+    </w:p>
+    <w:p>
+      <w:pPr>
+        <w:pStyle w:val="ListBullet"/>
+      </w:pPr>
+      <w:r>
+        <w:t>Use the worked case for Power and resource tradeoffs. Proposed explanation: “The worked result establishes every future case”. Decide whether this explanation is supported. Point to the step or supplied fact that decides; explain your repair if needed.</w:t>
+      </w:r>
+    </w:p>
+    <w:p>
+      <w:pPr>
+        <w:pStyle w:val="Heading3"/>
+      </w:pPr>
+      <w:r>
+        <w:t>My explanation before partner discussion</w:t>
+      </w:r>
+    </w:p>
+    <w:p>
+      <w:r>
+        <w:t>________________________________________________________________</w:t>
+      </w:r>
+    </w:p>
+    <w:p>
+      <w:r>
+        <w:t>________________________________________________________________</w:t>
+      </w:r>
+    </w:p>
+    <w:p>
+      <w:r>
+        <w:t>________________________________________________________________</w:t>
+      </w:r>
+    </w:p>
+    <w:p>
+      <w:r>
+        <w:t>________________________________________________________________</w:t>
+      </w:r>
+    </w:p>
+    <w:p>
+      <w:pPr>
+        <w:pStyle w:val="Heading1"/>
+      </w:pPr>
+      <w:r>
+        <w:t>08. Reference · Earlier W4 response copy</w:t>
+      </w:r>
+    </w:p>
+    <w:p>
+      <w:r>
+        <w:t>Keep this task’s inputs,rule and response together.</w:t>
+      </w:r>
+    </w:p>
+    <w:p>
+      <w:pPr>
+        <w:pStyle w:val="Heading2"/>
+      </w:pPr>
+      <w:r>
+        <w:t>Complete task and evidence</w:t>
+      </w:r>
+    </w:p>
+    <w:p>
+      <w:pPr>
+        <w:pStyle w:val="ListBullet"/>
+      </w:pPr>
+      <w:r>
+        <w:t>One hundred alternative trials detect 70 at n 30 and85 at n 60; unit cost 2. Compare.</w:t>
+      </w:r>
+    </w:p>
+    <w:p>
+      <w:pPr>
+        <w:pStyle w:val="Heading3"/>
+      </w:pPr>
+      <w:r>
+        <w:t>My reasoning and evidence</w:t>
+      </w:r>
+    </w:p>
+    <w:p>
+      <w:r>
+        <w:t>________________________________________________________________</w:t>
+      </w:r>
+    </w:p>
+    <w:p>
+      <w:r>
+        <w:t>________________________________________________________________</w:t>
+      </w:r>
+    </w:p>
+    <w:p>
+      <w:r>
+        <w:t>________________________________________________________________</w:t>
+      </w:r>
+    </w:p>
+    <w:p>
+      <w:r>
+        <w:t>________________________________________________________________</w:t>
+      </w:r>
+    </w:p>
+    <w:p>
+      <w:r>
+        <w:t>________________________________________________________________</w:t>
+      </w:r>
+    </w:p>
+    <w:p>
+      <w:r>
+        <w:t>________________________________________________________________</w:t>
+      </w:r>
+    </w:p>
+    <w:p>
+      <w:r>
+        <w:t>________________________________________________________________</w:t>
+      </w:r>
+    </w:p>
+    <w:p>
+      <w:r>
+        <w:t>________________________________________________________________</w:t>
+      </w:r>
+    </w:p>
+    <w:p>
+      <w:pPr>
+        <w:pStyle w:val="Heading1"/>
+      </w:pPr>
+      <w:r>
+        <w:t>12. Extra practice · Pictured case</w:t>
+      </w:r>
+    </w:p>
+    <w:p>
+      <w:r>
+        <w:t>Keep this task’s inputs,rule and response together.</w:t>
+      </w:r>
+    </w:p>
+    <w:p>
+      <w:pPr>
+        <w:pStyle w:val="Heading2"/>
+      </w:pPr>
+      <w:r>
+        <w:t>Complete task and evidence</w:t>
+      </w:r>
+    </w:p>
+    <w:p>
+      <w:r>
+        <w:drawing>
+          <wp:inline xmlns:a="http://schemas.openxmlformats.org/drawingml/2006/main" xmlns:pic="http://schemas.openxmlformats.org/drawingml/2006/picture">
+            <wp:extent cx="5486400" cy="2992582"/>
+            <wp:docPr id="1" name="Picture 1" descr="Main stipulated alternative simulations detect sixty-two of one hundred at twenty units and eighty-three of one hundred at forty units. Separate cost panel shows sixty versus one hundred twenty credits per study at three credits per unit. Detection differs by twenty-one percentage points; cost by sixty credits. Null error is unmeasured."/>
+            <wp:cNvGraphicFramePr>
+              <a:graphicFrameLocks noChangeAspect="1"/>
+            </wp:cNvGraphicFramePr>
+            <a:graphic>
+              <a:graphicData uri="http://schemas.openxmlformats.org/drawingml/2006/picture">
+                <pic:pic>
+                  <pic:nvPicPr>
+                    <pic:cNvPr id="0" name="ai-7-23-power-cost.png"/>
+                    <pic:cNvPicPr/>
+                  </pic:nvPicPr>
+                  <pic:blipFill>
+                    <a:blip r:embed="rId9"/>
+                    <a:stretch>
+                      <a:fillRect/>
+                    </a:stretch>
+                  </pic:blipFill>
+                  <pic:spPr>
+                    <a:xfrm>
+                      <a:off x="0" y="0"/>
+                      <a:ext cx="5486400" cy="2992582"/>
+                    </a:xfrm>
+                    <a:prstGeom prst="rect"/>
+                  </pic:spPr>
+                </pic:pic>
+              </a:graphicData>
+            </a:graphic>
+          </wp:inline>
+        </w:drawing>
+      </w:r>
+    </w:p>
+    <w:p>
+      <w:pPr>
+        <w:pStyle w:val="ListBullet"/>
+      </w:pPr>
+      <w:r>
         <w:t>A simulated detection-and-resource trade-off. A fictional simulation repeats a study under the same assumed alternative effect, using two independent-unit sample sizes.</w:t>
       </w:r>
     </w:p>
     <w:p>
       <w:pPr>
-        <w:spacing w:line="336" w:lineRule="auto" w:after="180"/>
-      </w:pPr>
-      <w:r>
-        <w:rPr>
-          <w:b w:val="0"/>
-        </w:rPr>
-        <w:t xml:space="preserve">There are 100 </w:t>
-      </w:r>
-      <w:r>
-        <w:rPr>
-          <w:b/>
-        </w:rPr>
-        <w:t>simulation trial</w:t>
-      </w:r>
-      <w:r>
-        <w:rPr>
-          <w:b w:val="0"/>
-        </w:rPr>
-        <w:t>s per design. At n=20, 60 detect the specified effect; at n=40, 80 detect it. Each independent unit costs 2 resource units. Same test and effect assumptions are used.</w:t>
+        <w:pStyle w:val="ListBullet"/>
+      </w:pPr>
+      <w:r>
+        <w:t>There are 100 simulation trials per design. At n=20, 60 detect the specified effect; at n=40, 80 detect it. Each independent unit costs 2 resource units. Same test and effect assumptions are used.</w:t>
       </w:r>
     </w:p>
     <w:p>
@@ -1239,7 +1449,7 @@
         <w:drawing>
           <wp:inline xmlns:a="http://schemas.openxmlformats.org/drawingml/2006/main" xmlns:pic="http://schemas.openxmlformats.org/drawingml/2006/picture">
             <wp:extent cx="5486400" cy="3077029"/>
-            <wp:docPr id="1" name="Picture 1" descr="Stipulated simulation and resource records"/>
+            <wp:docPr id="2" name="Picture 2" descr="Stipulated simulation and resource records"/>
             <wp:cNvGraphicFramePr>
               <a:graphicFrameLocks noChangeAspect="1"/>
             </wp:cNvGraphicFramePr>
@@ -1251,7 +1461,7 @@
                     <pic:cNvPicPr/>
                   </pic:nvPicPr>
                   <pic:blipFill>
-                    <a:blip r:embed="rId9"/>
+                    <a:blip r:embed="rId10"/>
                     <a:stretch>
                       <a:fillRect/>
                     </a:stretch>
@@ -1275,7 +1485,7 @@
         <w:drawing>
           <wp:inline xmlns:a="http://schemas.openxmlformats.org/drawingml/2006/main" xmlns:pic="http://schemas.openxmlformats.org/drawingml/2006/picture">
             <wp:extent cx="5486400" cy="5225143"/>
-            <wp:docPr id="2" name="Picture 2" descr="Power and resource tradeoffs. Estimate simulated detection: Observed detection fractions are 60/100=60% and 80/100=80%.. Calculate design cost: n=20 costs 40 resource units; n=40 costs 80 units.. Compare the trade-off: Doubling cost adds 20 percentage points of simulated detection under these assumptions."/>
+            <wp:docPr id="3" name="Picture 3" descr="Power and resource tradeoffs. Estimate simulated detection: Observed detection fractions are 60/100=60% and 80/100=80%.. Calculate design cost: n=20 costs 40 resource units; n=40 costs 80 units.. Compare the trade-off: Doubling cost adds 20 percentage points of simulated detection under these assumptions."/>
             <wp:cNvGraphicFramePr>
               <a:graphicFrameLocks noChangeAspect="1"/>
             </wp:cNvGraphicFramePr>
@@ -1287,7 +1497,7 @@
                     <pic:cNvPicPr/>
                   </pic:nvPicPr>
                   <pic:blipFill>
-                    <a:blip r:embed="rId10"/>
+                    <a:blip r:embed="rId11"/>
                     <a:stretch>
                       <a:fillRect/>
                     </a:stretch>
@@ -1308,26 +1518,10 @@
     </w:p>
     <w:p>
       <w:pPr>
-        <w:spacing w:line="336" w:lineRule="auto" w:after="180"/>
-        <w:shd w:fill="F5F1FB"/>
-      </w:pPr>
-      <w:r>
-        <w:rPr>
-          <w:b w:val="0"/>
-        </w:rPr>
-        <w:t xml:space="preserve">Calculate both simulated detection fractions and resource costs. What additional detection is observed for the extra forty units, and does that establish </w:t>
-      </w:r>
-      <w:r>
-        <w:rPr>
-          <w:b/>
-        </w:rPr>
-        <w:t>power</w:t>
-      </w:r>
-      <w:r>
-        <w:rPr>
-          <w:b w:val="0"/>
-        </w:rPr>
-        <w:t xml:space="preserve"> for an actual classroom study?</w:t>
+        <w:pStyle w:val="ListBullet"/>
+      </w:pPr>
+      <w:r>
+        <w:t>Calculate both simulated detection fractions and resource costs. What additional detection is observed for the extra forty units, and does that establish power for an actual classroom study?</w:t>
       </w:r>
     </w:p>
     <w:p>
@@ -1370,56 +1564,18 @@
     </w:p>
     <w:p>
       <w:pPr>
-        <w:pStyle w:val="Heading3"/>
-      </w:pPr>
-      <w:r>
-        <w:t>Record the help used</w:t>
-      </w:r>
-    </w:p>
-    <w:p>
-      <w:pPr>
-        <w:spacing w:line="336" w:lineRule="auto" w:after="180"/>
-        <w:shd w:fill="F1F6F8"/>
-      </w:pPr>
-      <w:r>
-        <w:rPr>
-          <w:b w:val="0"/>
-        </w:rPr>
-        <w:t xml:space="preserve">Support used: alone / hint / worked example. This record is practice </w:t>
-      </w:r>
-      <w:r>
-        <w:rPr>
-          <w:b/>
-        </w:rPr>
-        <w:t>evidence</w:t>
-      </w:r>
-      <w:r>
-        <w:rPr>
-          <w:b w:val="0"/>
-        </w:rPr>
-        <w:t>.</w:t>
-      </w:r>
-    </w:p>
-    <w:p>
-      <w:pPr>
-        <w:spacing w:line="336" w:lineRule="auto" w:after="180"/>
-      </w:pPr>
-      <w:r>
-        <w:rPr>
-          <w:b w:val="0"/>
-        </w:rPr>
-        <w:t>Project connection: For the Reproducible AI Research Study, retain an annotated worked trace and the changed-case reasoning.</w:t>
-      </w:r>
-    </w:p>
-    <w:p>
-      <w:pPr>
-        <w:spacing w:line="336" w:lineRule="auto" w:after="180"/>
-      </w:pPr>
-      <w:r>
-        <w:rPr>
-          <w:b w:val="0"/>
-        </w:rPr>
-        <w:t>Connect the claim to its records, units and assumptions so another investigator can challenge or reproduce it.</w:t>
+        <w:pStyle w:val="ListBullet"/>
+      </w:pPr>
+      <w:r>
+        <w:t>Support used: alone / hint / worked example. This record is practice evidence.</w:t>
+      </w:r>
+    </w:p>
+    <w:p>
+      <w:pPr>
+        <w:pStyle w:val="ListBullet"/>
+      </w:pPr>
+      <w:r>
+        <w:t>Project connection: For the Reproducible AI Research Study, retain an annotated worked trace and the changed-case reasoning. Connect the claim to its records, units and assumptions so another investigator can challenge or reproduce it.</w:t>
       </w:r>
     </w:p>
     <w:p>
@@ -1427,44 +1583,43 @@
         <w:pStyle w:val="Heading1"/>
       </w:pPr>
       <w:r>
-        <w:t>13. Project portfolio milestone</w:t>
-      </w:r>
-    </w:p>
-    <w:p>
-      <w:r>
-        <w:t>Keep this week’s input, deciding step, result and limit together in the Reproducible AI Research Study record.</w:t>
-      </w:r>
-    </w:p>
-    <w:p>
-      <w:pPr>
-        <w:spacing w:line="336" w:lineRule="auto" w:after="180"/>
-      </w:pPr>
-      <w:r>
-        <w:rPr>
-          <w:b w:val="0"/>
-        </w:rPr>
+        <w:t>13. Reference · Project milestone</w:t>
+      </w:r>
+    </w:p>
+    <w:p>
+      <w:r>
+        <w:t>Keep this task’s inputs,rule and response together.</w:t>
+      </w:r>
+    </w:p>
+    <w:p>
+      <w:pPr>
+        <w:pStyle w:val="Heading2"/>
+      </w:pPr>
+      <w:r>
+        <w:t>Complete task and evidence</w:t>
+      </w:r>
+    </w:p>
+    <w:p>
+      <w:pPr>
+        <w:pStyle w:val="ListBullet"/>
+      </w:pPr>
+      <w:r>
         <w:t>Project: Reproducible AI Research Study</w:t>
       </w:r>
     </w:p>
     <w:p>
       <w:pPr>
-        <w:spacing w:line="336" w:lineRule="auto" w:after="180"/>
-      </w:pPr>
-      <w:r>
-        <w:rPr>
-          <w:b w:val="0"/>
-        </w:rPr>
+        <w:pStyle w:val="ListBullet"/>
+      </w:pPr>
+      <w:r>
         <w:t>Current milestone: Evaluate and revise. Compare with your starting method, explain errors and record a justified revision.</w:t>
       </w:r>
     </w:p>
     <w:p>
       <w:pPr>
-        <w:spacing w:line="336" w:lineRule="auto" w:after="180"/>
-      </w:pPr>
-      <w:r>
-        <w:rPr>
-          <w:b w:val="0"/>
-        </w:rPr>
+        <w:pStyle w:val="ListBullet"/>
+      </w:pPr>
+      <w:r>
         <w:t>For the Reproducible AI Research Study, retain an annotated worked trace and the changed-case reasoning. Connect the claim to its records, units and assumptions so another investigator can challenge or reproduce it.</w:t>
       </w:r>
     </w:p>
@@ -1622,12 +1777,478 @@
         <w:pStyle w:val="Heading1"/>
       </w:pPr>
       <w:r>
-        <w:t>14. Supported practice and learning evidence</w:t>
-      </w:r>
-    </w:p>
-    <w:p>
-      <w:r>
-        <w:t>Try the supported questions before comparing with hints and feedback. Record what you repaired and the evidence you retained.</w:t>
+        <w:t>14. Extra practice · Predict,check and repair</w:t>
+      </w:r>
+    </w:p>
+    <w:p>
+      <w:r>
+        <w:t>Keep supported feedback separate from the independent case.</w:t>
+      </w:r>
+    </w:p>
+    <w:p>
+      <w:pPr>
+        <w:pStyle w:val="Heading2"/>
+      </w:pPr>
+      <w:r>
+        <w:t>First supported question and optional hint</w:t>
+      </w:r>
+    </w:p>
+    <w:p>
+      <w:pPr>
+        <w:pStyle w:val="ListBullet"/>
+      </w:pPr>
+      <w:r>
+        <w:t>A simulated detection-and-resource trade-off. A fictional simulation repeats a study under the same assumed alternative effect, using two independent-unit sample sizes.</w:t>
+      </w:r>
+    </w:p>
+    <w:p>
+      <w:pPr>
+        <w:pStyle w:val="Heading3"/>
+      </w:pPr>
+      <w:r>
+        <w:t>Practice 1: explain the deciding evidence</w:t>
+      </w:r>
+    </w:p>
+    <w:p>
+      <w:pPr>
+        <w:pStyle w:val="ListBullet"/>
+      </w:pPr>
+      <w:r>
+        <w:t>Which labelled step matches this detail? Doubling cost adds 20 percentage points of simulated detection under these assumptions.</w:t>
+      </w:r>
+    </w:p>
+    <w:p>
+      <w:pPr>
+        <w:pStyle w:val="ListBullet"/>
+      </w:pPr>
+      <w:r>
+        <w:t>1. Compare the trade-off</w:t>
+      </w:r>
+    </w:p>
+    <w:p>
+      <w:pPr>
+        <w:pStyle w:val="ListBullet"/>
+      </w:pPr>
+      <w:r>
+        <w:t>2. Estimate simulated detection</w:t>
+      </w:r>
+    </w:p>
+    <w:p>
+      <w:pPr>
+        <w:pStyle w:val="ListBullet"/>
+      </w:pPr>
+      <w:r>
+        <w:t>3. Calculate design cost</w:t>
+      </w:r>
+    </w:p>
+    <w:p>
+      <w:pPr>
+        <w:pStyle w:val="Heading3"/>
+      </w:pPr>
+      <w:r>
+        <w:t>My selected conclusion, deciding fact and explanation</w:t>
+      </w:r>
+    </w:p>
+    <w:p>
+      <w:r>
+        <w:t>________________________________________________________________</w:t>
+      </w:r>
+    </w:p>
+    <w:p>
+      <w:r>
+        <w:t>________________________________________________________________</w:t>
+      </w:r>
+    </w:p>
+    <w:p>
+      <w:r>
+        <w:t>________________________________________________________________</w:t>
+      </w:r>
+    </w:p>
+    <w:p>
+      <w:r>
+        <w:t>________________________________________________________________</w:t>
+      </w:r>
+    </w:p>
+    <w:p>
+      <w:r>
+        <w:t>________________________________________________________________</w:t>
+      </w:r>
+    </w:p>
+    <w:p>
+      <w:pPr>
+        <w:pStyle w:val="ListBullet"/>
+      </w:pPr>
+      <w:r>
+        <w:t>Hint if needed: Read the steps in the pictorial case. Match the supplied detail to the stage that performs or records it.</w:t>
+      </w:r>
+    </w:p>
+    <w:p>
+      <w:pPr>
+        <w:pStyle w:val="Heading2"/>
+      </w:pPr>
+      <w:r>
+        <w:t>Check after the first attempt · reference / check after trying</w:t>
+      </w:r>
+    </w:p>
+    <w:p>
+      <w:pPr>
+        <w:spacing w:line="336" w:lineRule="auto" w:after="180"/>
+      </w:pPr>
+      <w:r>
+        <w:rPr>
+          <w:b w:val="0"/>
+        </w:rPr>
+        <w:t>After your attempt, compare with the supported explanation: Compare the trade-off Doubling cost adds 20 percentage points of simulated detection under these assumptions.</w:t>
+      </w:r>
+    </w:p>
+    <w:p>
+      <w:pPr>
+        <w:spacing w:line="336" w:lineRule="auto" w:after="180"/>
+      </w:pPr>
+      <w:r>
+        <w:rPr>
+          <w:b/>
+        </w:rPr>
+        <w:t>Power</w:t>
+      </w:r>
+      <w:r>
+        <w:rPr>
+          <w:b w:val="0"/>
+        </w:rPr>
+        <w:t xml:space="preserve"> is the probability of detecting a specified effect under a specified model and decision rule.</w:t>
+      </w:r>
+    </w:p>
+    <w:p>
+      <w:pPr>
+        <w:spacing w:line="336" w:lineRule="auto" w:after="180"/>
+      </w:pPr>
+      <w:r>
+        <w:rPr>
+          <w:b w:val="0"/>
+        </w:rPr>
+        <w:t>Repeated simulation can estimate it; the estimate depends on effect size, variability, design and test assumptions, not sample size alone.</w:t>
+      </w:r>
+    </w:p>
+    <w:p>
+      <w:pPr>
+        <w:pStyle w:val="Heading2"/>
+      </w:pPr>
+      <w:r>
+        <w:t>Changed-case question and optional hint</w:t>
+      </w:r>
+    </w:p>
+    <w:p>
+      <w:pPr>
+        <w:pStyle w:val="Heading3"/>
+      </w:pPr>
+      <w:r>
+        <w:t>Practice 2: explain the deciding evidence</w:t>
+      </w:r>
+    </w:p>
+    <w:p>
+      <w:pPr>
+        <w:pStyle w:val="ListBullet"/>
+      </w:pPr>
+      <w:r>
+        <w:t>Changed-case practice: Change the assumed effect or variability but keep the sample sizes. Which conclusion is supported by the supplied facts?</w:t>
+      </w:r>
+    </w:p>
+    <w:p>
+      <w:pPr>
+        <w:pStyle w:val="ListBullet"/>
+      </w:pPr>
+      <w:r>
+        <w:t>1. This one example guarantees correct results for every future input.</w:t>
+      </w:r>
+    </w:p>
+    <w:p>
+      <w:pPr>
+        <w:pStyle w:val="ListBullet"/>
+      </w:pPr>
+      <w:r>
+        <w:t>2. We can decide the result without examining the changed input or the procedure.</w:t>
+      </w:r>
+    </w:p>
+    <w:p>
+      <w:pPr>
+        <w:pStyle w:val="ListBullet"/>
+      </w:pPr>
+      <w:r>
+        <w:t>3. The detection fractions need new simulation; the resource costs stay 40 and 80.</w:t>
+      </w:r>
+    </w:p>
+    <w:p>
+      <w:pPr>
+        <w:pStyle w:val="Heading3"/>
+      </w:pPr>
+      <w:r>
+        <w:t>My selected conclusion, deciding fact and explanation</w:t>
+      </w:r>
+    </w:p>
+    <w:p>
+      <w:r>
+        <w:t>________________________________________________________________</w:t>
+      </w:r>
+    </w:p>
+    <w:p>
+      <w:r>
+        <w:t>________________________________________________________________</w:t>
+      </w:r>
+    </w:p>
+    <w:p>
+      <w:r>
+        <w:t>________________________________________________________________</w:t>
+      </w:r>
+    </w:p>
+    <w:p>
+      <w:r>
+        <w:t>________________________________________________________________</w:t>
+      </w:r>
+    </w:p>
+    <w:p>
+      <w:r>
+        <w:t>________________________________________________________________</w:t>
+      </w:r>
+    </w:p>
+    <w:p>
+      <w:pPr>
+        <w:pStyle w:val="ListBullet"/>
+      </w:pPr>
+      <w:r>
+        <w:t>Hint if needed: Use the changed condition and the deciding step in the pictorial trace. The answer must say what follows from those facts.</w:t>
+      </w:r>
+    </w:p>
+    <w:p>
+      <w:pPr>
+        <w:pStyle w:val="Heading2"/>
+      </w:pPr>
+      <w:r>
+        <w:t>Check after the changed attempt · reference / check after trying</w:t>
+      </w:r>
+    </w:p>
+    <w:p>
+      <w:pPr>
+        <w:spacing w:line="336" w:lineRule="auto" w:after="180"/>
+      </w:pPr>
+      <w:r>
+        <w:rPr>
+          <w:b w:val="0"/>
+        </w:rPr>
+        <w:t>After your attempt, compare with the supported explanation: The detection fractions need new simulation; the resource costs stay 40 and 80.</w:t>
+      </w:r>
+    </w:p>
+    <w:p>
+      <w:pPr>
+        <w:spacing w:line="336" w:lineRule="auto" w:after="180"/>
+      </w:pPr>
+      <w:r>
+        <w:rPr>
+          <w:b/>
+        </w:rPr>
+        <w:t>Power</w:t>
+      </w:r>
+      <w:r>
+        <w:rPr>
+          <w:b w:val="0"/>
+        </w:rPr>
+        <w:t xml:space="preserve"> depends on the data-generating assumptions, while this stated unit-cost calculation does not.</w:t>
+      </w:r>
+    </w:p>
+    <w:p>
+      <w:pPr>
+        <w:pStyle w:val="Heading2"/>
+      </w:pPr>
+      <w:r>
+        <w:t>Repair and retain the record</w:t>
+      </w:r>
+    </w:p>
+    <w:p>
+      <w:pPr>
+        <w:spacing w:line="336" w:lineRule="auto" w:after="180"/>
+      </w:pPr>
+      <w:r>
+        <w:rPr>
+          <w:b w:val="0"/>
+        </w:rPr>
+        <w:t xml:space="preserve">Review Pilot experiments (ai-7/22). Goal: Explain the </w:t>
+      </w:r>
+      <w:r>
+        <w:rPr>
+          <w:b/>
+        </w:rPr>
+        <w:t>mechanism</w:t>
+      </w:r>
+      <w:r>
+        <w:rPr>
+          <w:b w:val="0"/>
+        </w:rPr>
+        <w:t xml:space="preserve"> and terminology of pilot experiments. Short practice: Calculate reviewer agreement on the four pilot answers.</w:t>
+      </w:r>
+    </w:p>
+    <w:p>
+      <w:pPr>
+        <w:spacing w:line="336" w:lineRule="auto" w:after="180"/>
+      </w:pPr>
+      <w:r>
+        <w:rPr>
+          <w:b w:val="0"/>
+        </w:rPr>
+        <w:t xml:space="preserve">What can the disagreement improve, and why are those revised practice answers not untouched final </w:t>
+      </w:r>
+      <w:r>
+        <w:rPr>
+          <w:b/>
+        </w:rPr>
+        <w:t>evidence</w:t>
+      </w:r>
+      <w:r>
+        <w:rPr>
+          <w:b w:val="0"/>
+        </w:rPr>
+        <w:t>?. Return to this week and explain what you changed.</w:t>
+      </w:r>
+    </w:p>
+    <w:p>
+      <w:pPr>
+        <w:spacing w:line="336" w:lineRule="auto" w:after="180"/>
+      </w:pPr>
+      <w:r>
+        <w:rPr>
+          <w:b w:val="0"/>
+        </w:rPr>
+        <w:t xml:space="preserve">Review Privacy and data governance (ai-7/20). Goal: Explain the </w:t>
+      </w:r>
+      <w:r>
+        <w:rPr>
+          <w:b/>
+        </w:rPr>
+        <w:t>mechanism</w:t>
+      </w:r>
+      <w:r>
+        <w:rPr>
+          <w:b w:val="0"/>
+        </w:rPr>
+        <w:t xml:space="preserve"> and terminology of privacy and data governance. Short practice: Point to the analysis table and the restricted identity key.</w:t>
+      </w:r>
+    </w:p>
+    <w:p>
+      <w:pPr>
+        <w:spacing w:line="336" w:lineRule="auto" w:after="180"/>
+      </w:pPr>
+      <w:r>
+        <w:rPr>
+          <w:b w:val="0"/>
+        </w:rPr>
+        <w:t>Why are the codes pseudonymous rather than guaranteed anonymous, and what changes if the key is published?. Return to this week and explain what you changed.</w:t>
+      </w:r>
+    </w:p>
+    <w:p>
+      <w:pPr>
+        <w:spacing w:line="336" w:lineRule="auto" w:after="180"/>
+      </w:pPr>
+      <w:r>
+        <w:rPr>
+          <w:b w:val="0"/>
+        </w:rPr>
+        <w:t xml:space="preserve">Review Sensitivity analysis (ai-7/17). Goal: Explain the </w:t>
+      </w:r>
+      <w:r>
+        <w:rPr>
+          <w:b/>
+        </w:rPr>
+        <w:t>mechanism</w:t>
+      </w:r>
+      <w:r>
+        <w:rPr>
+          <w:b w:val="0"/>
+        </w:rPr>
+        <w:t xml:space="preserve"> and terminology of sensitivity analysis. Short practice: Classify 0.4, 0.6 and 0.8 at cutoffs 0.5, 0.7 and exactly 0.6.</w:t>
+      </w:r>
+    </w:p>
+    <w:p>
+      <w:pPr>
+        <w:spacing w:line="336" w:lineRule="auto" w:after="180"/>
+      </w:pPr>
+      <w:r>
+        <w:rPr>
+          <w:b w:val="0"/>
+        </w:rPr>
+        <w:t>Which equality rule decides the boundary, and can these unlabelled scores identify the best cutoff?. Return to this week and explain what you changed.</w:t>
+      </w:r>
+    </w:p>
+    <w:p>
+      <w:pPr>
+        <w:spacing w:line="336" w:lineRule="auto" w:after="180"/>
+      </w:pPr>
+      <w:r>
+        <w:rPr>
+          <w:b w:val="0"/>
+        </w:rPr>
+        <w:t xml:space="preserve">Use Download completed work in the hosted lesson to export your answers, reflections, practice feedback and code-run </w:t>
+      </w:r>
+      <w:r>
+        <w:rPr>
+          <w:b/>
+        </w:rPr>
+        <w:t>evidence</w:t>
+      </w:r>
+      <w:r>
+        <w:rPr>
+          <w:b w:val="0"/>
+        </w:rPr>
+        <w:t>. Open the HTML copy to read or print it.</w:t>
+      </w:r>
+    </w:p>
+    <w:p>
+      <w:pPr>
+        <w:spacing w:line="336" w:lineRule="auto" w:after="180"/>
+      </w:pPr>
+      <w:r>
+        <w:rPr>
+          <w:b w:val="0"/>
+        </w:rPr>
+        <w:t>Drafts stay in this browser when storage is available; clear drafts on a shared device.</w:t>
+      </w:r>
+    </w:p>
+    <w:p>
+      <w:pPr>
+        <w:pStyle w:val="Heading3"/>
+      </w:pPr>
+      <w:r>
+        <w:t>What I repaired, the evidence I kept and the next test</w:t>
+      </w:r>
+    </w:p>
+    <w:p>
+      <w:r>
+        <w:t>________________________________________________________________</w:t>
+      </w:r>
+    </w:p>
+    <w:p>
+      <w:r>
+        <w:t>________________________________________________________________</w:t>
+      </w:r>
+    </w:p>
+    <w:p>
+      <w:r>
+        <w:t>________________________________________________________________</w:t>
+      </w:r>
+    </w:p>
+    <w:p>
+      <w:r>
+        <w:t>________________________________________________________________</w:t>
+      </w:r>
+    </w:p>
+    <w:p>
+      <w:r>
+        <w:t>________________________________________________________________</w:t>
+      </w:r>
+    </w:p>
+    <w:p>
+      <w:pPr>
+        <w:pStyle w:val="Heading2"/>
+      </w:pPr>
+      <w:r>
+        <w:t>Earlier wording, alternatives and picture transcripts · reference / check after trying</w:t>
       </w:r>
     </w:p>
     <w:p>
@@ -1643,68 +2264,10 @@
     </w:p>
     <w:p>
       <w:pPr>
-        <w:spacing w:line="336" w:lineRule="auto" w:after="180"/>
-      </w:pPr>
-      <w:r>
-        <w:rPr>
-          <w:b w:val="0"/>
-        </w:rPr>
-        <w:t>A simulated detection-and-resource trade-off. A fictional simulation repeats a study under the same assumed alternative effect, using two independent-unit sample sizes.</w:t>
-      </w:r>
-    </w:p>
-    <w:p>
-      <w:pPr>
         <w:pStyle w:val="Heading3"/>
       </w:pPr>
       <w:r>
-        <w:t>Practice 1: explain the deciding evidence</w:t>
-      </w:r>
-    </w:p>
-    <w:p>
-      <w:pPr>
-        <w:spacing w:line="336" w:lineRule="auto" w:after="180"/>
-      </w:pPr>
-      <w:r>
-        <w:rPr>
-          <w:b w:val="0"/>
-        </w:rPr>
-        <w:t>Which labelled step matches this detail? Doubling cost adds 20 percentage points of simulated detection under these assumptions.</w:t>
-      </w:r>
-    </w:p>
-    <w:p>
-      <w:pPr>
-        <w:spacing w:line="336" w:lineRule="auto" w:after="180"/>
-        <w:shd w:fill="F4F9FC"/>
-      </w:pPr>
-      <w:r>
-        <w:rPr>
-          <w:b w:val="0"/>
-        </w:rPr>
-        <w:t>1. Compare the trade-off</w:t>
-      </w:r>
-    </w:p>
-    <w:p>
-      <w:pPr>
-        <w:spacing w:line="336" w:lineRule="auto" w:after="180"/>
-        <w:shd w:fill="F4F9FC"/>
-      </w:pPr>
-      <w:r>
-        <w:rPr>
-          <w:b w:val="0"/>
-        </w:rPr>
-        <w:t>2. Estimate simulated detection</w:t>
-      </w:r>
-    </w:p>
-    <w:p>
-      <w:pPr>
-        <w:spacing w:line="336" w:lineRule="auto" w:after="180"/>
-        <w:shd w:fill="F4F9FC"/>
-      </w:pPr>
-      <w:r>
-        <w:rPr>
-          <w:b w:val="0"/>
-        </w:rPr>
-        <w:t>3. Calculate design cost</w:t>
+        <w:t>Repair a missing building block</w:t>
       </w:r>
     </w:p>
     <w:p>
@@ -1712,496 +2275,25 @@
         <w:pStyle w:val="Heading3"/>
       </w:pPr>
       <w:r>
-        <w:t>My selected conclusion, deciding fact and explanation</w:t>
-      </w:r>
-    </w:p>
-    <w:p>
-      <w:r>
-        <w:t>________________________________________________________________</w:t>
-      </w:r>
-    </w:p>
-    <w:p>
-      <w:r>
-        <w:t>________________________________________________________________</w:t>
-      </w:r>
-    </w:p>
-    <w:p>
-      <w:r>
-        <w:t>________________________________________________________________</w:t>
-      </w:r>
-    </w:p>
-    <w:p>
-      <w:r>
-        <w:t>________________________________________________________________</w:t>
-      </w:r>
-    </w:p>
-    <w:p>
-      <w:r>
-        <w:t>________________________________________________________________</w:t>
-      </w:r>
-    </w:p>
-    <w:p>
-      <w:pPr>
-        <w:pStyle w:val="Heading3"/>
-      </w:pPr>
-      <w:r>
-        <w:t>Hint · try first</w:t>
-      </w:r>
-    </w:p>
-    <w:p>
-      <w:pPr>
-        <w:spacing w:line="336" w:lineRule="auto" w:after="180"/>
-        <w:shd w:fill="F1F6F8"/>
-      </w:pPr>
-      <w:r>
-        <w:rPr>
-          <w:b w:val="0"/>
-        </w:rPr>
-        <w:t>Hint if needed: Read the steps in the pictorial case. Match the supplied detail to the stage that performs or records it.</w:t>
-      </w:r>
-    </w:p>
-    <w:p>
-      <w:pPr>
-        <w:pStyle w:val="Heading3"/>
-      </w:pPr>
-      <w:r>
-        <w:t>Feedback · compare after trying</w:t>
-      </w:r>
-    </w:p>
-    <w:p>
-      <w:pPr>
-        <w:spacing w:line="336" w:lineRule="auto" w:after="180"/>
-        <w:shd w:fill="F1F6FC"/>
-      </w:pPr>
-      <w:r>
-        <w:rPr>
-          <w:b w:val="0"/>
-        </w:rPr>
-        <w:t>After your attempt, compare with the supported explanation: Compare the trade-off Doubling cost adds 20 percentage points of simulated detection under these assumptions.</w:t>
-      </w:r>
-    </w:p>
-    <w:p>
-      <w:pPr>
-        <w:spacing w:line="336" w:lineRule="auto" w:after="180"/>
-        <w:shd w:fill="F1F6FC"/>
-      </w:pPr>
-      <w:r>
-        <w:rPr>
-          <w:b/>
-        </w:rPr>
-        <w:t>Power</w:t>
-      </w:r>
-      <w:r>
-        <w:rPr>
-          <w:b w:val="0"/>
-        </w:rPr>
-        <w:t xml:space="preserve"> is the probability of detecting a specified effect under a specified model and decision rule.</w:t>
-      </w:r>
-    </w:p>
-    <w:p>
-      <w:pPr>
-        <w:spacing w:line="336" w:lineRule="auto" w:after="180"/>
-        <w:shd w:fill="F1F6FC"/>
-      </w:pPr>
-      <w:r>
-        <w:rPr>
-          <w:b w:val="0"/>
-        </w:rPr>
-        <w:t>Repeated simulation can estimate it; the estimate depends on effect size, variability, design and test assumptions, not sample size alone.</w:t>
-      </w:r>
-    </w:p>
-    <w:p>
-      <w:pPr>
-        <w:pStyle w:val="Heading3"/>
-      </w:pPr>
-      <w:r>
-        <w:t>Practice 2: explain the deciding evidence</w:t>
-      </w:r>
-    </w:p>
-    <w:p>
-      <w:pPr>
-        <w:pStyle w:val="Heading3"/>
-      </w:pPr>
-      <w:r>
-        <w:t>Changed case · predict first</w:t>
-      </w:r>
-    </w:p>
-    <w:p>
-      <w:pPr>
-        <w:spacing w:line="336" w:lineRule="auto" w:after="180"/>
-        <w:shd w:fill="F5F1FB"/>
-      </w:pPr>
-      <w:r>
-        <w:rPr>
-          <w:b w:val="0"/>
-        </w:rPr>
-        <w:t>Changed-case practice: Change the assumed effect or variability but keep the sample sizes. Which conclusion is supported by the supplied facts?</w:t>
-      </w:r>
-    </w:p>
-    <w:p>
-      <w:pPr>
-        <w:spacing w:line="336" w:lineRule="auto" w:after="180"/>
-        <w:shd w:fill="F4F9FC"/>
-      </w:pPr>
-      <w:r>
-        <w:rPr>
-          <w:b w:val="0"/>
-        </w:rPr>
-        <w:t xml:space="preserve">1. This one example guarantees correct results for every future </w:t>
-      </w:r>
-      <w:r>
-        <w:rPr>
-          <w:b/>
-        </w:rPr>
-        <w:t>input</w:t>
-      </w:r>
-      <w:r>
-        <w:rPr>
-          <w:b w:val="0"/>
-        </w:rPr>
-        <w:t>.</w:t>
-      </w:r>
-    </w:p>
-    <w:p>
-      <w:pPr>
-        <w:spacing w:line="336" w:lineRule="auto" w:after="180"/>
-        <w:shd w:fill="F4F9FC"/>
-      </w:pPr>
-      <w:r>
-        <w:rPr>
-          <w:b w:val="0"/>
-        </w:rPr>
-        <w:t xml:space="preserve">2. We can decide the result without examining the changed </w:t>
-      </w:r>
-      <w:r>
-        <w:rPr>
-          <w:b/>
-        </w:rPr>
-        <w:t>input</w:t>
-      </w:r>
-      <w:r>
-        <w:rPr>
-          <w:b w:val="0"/>
-        </w:rPr>
-        <w:t xml:space="preserve"> or the procedure.</w:t>
-      </w:r>
-    </w:p>
-    <w:p>
-      <w:pPr>
-        <w:spacing w:line="336" w:lineRule="auto" w:after="180"/>
-        <w:shd w:fill="F4F9FC"/>
-      </w:pPr>
-      <w:r>
-        <w:rPr>
-          <w:b w:val="0"/>
-        </w:rPr>
-        <w:t>3. The detection fractions need new simulation; the resource costs stay 40 and 80.</w:t>
-      </w:r>
-    </w:p>
-    <w:p>
-      <w:pPr>
-        <w:pStyle w:val="Heading3"/>
-      </w:pPr>
-      <w:r>
-        <w:t>My selected conclusion, deciding fact and explanation</w:t>
-      </w:r>
-    </w:p>
-    <w:p>
-      <w:r>
-        <w:t>________________________________________________________________</w:t>
-      </w:r>
-    </w:p>
-    <w:p>
-      <w:r>
-        <w:t>________________________________________________________________</w:t>
-      </w:r>
-    </w:p>
-    <w:p>
-      <w:r>
-        <w:t>________________________________________________________________</w:t>
-      </w:r>
-    </w:p>
-    <w:p>
-      <w:r>
-        <w:t>________________________________________________________________</w:t>
-      </w:r>
-    </w:p>
-    <w:p>
-      <w:r>
-        <w:t>________________________________________________________________</w:t>
-      </w:r>
-    </w:p>
-    <w:p>
-      <w:pPr>
-        <w:pStyle w:val="Heading3"/>
-      </w:pPr>
-      <w:r>
-        <w:t>Hint · try first</w:t>
-      </w:r>
-    </w:p>
-    <w:p>
-      <w:pPr>
-        <w:spacing w:line="336" w:lineRule="auto" w:after="180"/>
-        <w:shd w:fill="F1F6F8"/>
-      </w:pPr>
-      <w:r>
-        <w:rPr>
-          <w:b w:val="0"/>
-        </w:rPr>
-        <w:t>Hint if needed: Use the changed condition and the deciding step in the pictorial trace. The answer must say what follows from those facts.</w:t>
-      </w:r>
-    </w:p>
-    <w:p>
-      <w:pPr>
-        <w:pStyle w:val="Heading3"/>
-      </w:pPr>
-      <w:r>
-        <w:t>Feedback · compare after trying</w:t>
-      </w:r>
-    </w:p>
-    <w:p>
-      <w:pPr>
-        <w:spacing w:line="336" w:lineRule="auto" w:after="180"/>
-        <w:shd w:fill="F1F6FC"/>
-      </w:pPr>
-      <w:r>
-        <w:rPr>
-          <w:b w:val="0"/>
-        </w:rPr>
-        <w:t>After your attempt, compare with the supported explanation: The detection fractions need new simulation; the resource costs stay 40 and 80.</w:t>
-      </w:r>
-    </w:p>
-    <w:p>
-      <w:pPr>
-        <w:spacing w:line="336" w:lineRule="auto" w:after="180"/>
-        <w:shd w:fill="F1F6FC"/>
-      </w:pPr>
-      <w:r>
-        <w:rPr>
-          <w:b/>
-        </w:rPr>
-        <w:t>Power</w:t>
-      </w:r>
-      <w:r>
-        <w:rPr>
-          <w:b w:val="0"/>
-        </w:rPr>
-        <w:t xml:space="preserve"> depends on the data-generating assumptions, while this stated unit-cost calculation does not.</w:t>
-      </w:r>
-    </w:p>
-    <w:p>
-      <w:pPr>
-        <w:pStyle w:val="Heading3"/>
-      </w:pPr>
-      <w:r>
-        <w:t>Repair a missing building block</w:t>
-      </w:r>
-    </w:p>
-    <w:p>
-      <w:pPr>
-        <w:spacing w:line="336" w:lineRule="auto" w:after="180"/>
-      </w:pPr>
-      <w:r>
-        <w:rPr>
-          <w:b w:val="0"/>
-        </w:rPr>
-        <w:t xml:space="preserve">Review Pilot experiments (ai-7/22). Goal: Explain the </w:t>
-      </w:r>
-      <w:r>
-        <w:rPr>
-          <w:b/>
-        </w:rPr>
-        <w:t>mechanism</w:t>
-      </w:r>
-      <w:r>
-        <w:rPr>
-          <w:b w:val="0"/>
-        </w:rPr>
-        <w:t xml:space="preserve"> and terminology of pilot experiments. Short practice: Calculate reviewer agreement on the four pilot answers.</w:t>
-      </w:r>
-    </w:p>
-    <w:p>
-      <w:pPr>
-        <w:spacing w:line="336" w:lineRule="auto" w:after="180"/>
-      </w:pPr>
-      <w:r>
-        <w:rPr>
-          <w:b w:val="0"/>
-        </w:rPr>
-        <w:t xml:space="preserve">What can the disagreement improve, and why are those revised practice answers not untouched final </w:t>
-      </w:r>
-      <w:r>
-        <w:rPr>
-          <w:b/>
-        </w:rPr>
-        <w:t>evidence</w:t>
-      </w:r>
-      <w:r>
-        <w:rPr>
-          <w:b w:val="0"/>
-        </w:rPr>
-        <w:t>?. Return to this week and explain what you changed.</w:t>
-      </w:r>
-    </w:p>
-    <w:p>
-      <w:pPr>
-        <w:spacing w:line="336" w:lineRule="auto" w:after="180"/>
-      </w:pPr>
-      <w:r>
-        <w:rPr>
-          <w:b w:val="0"/>
-        </w:rPr>
-        <w:t xml:space="preserve">Review Privacy and data governance (ai-7/20). Goal: Explain the </w:t>
-      </w:r>
-      <w:r>
-        <w:rPr>
-          <w:b/>
-        </w:rPr>
-        <w:t>mechanism</w:t>
-      </w:r>
-      <w:r>
-        <w:rPr>
-          <w:b w:val="0"/>
-        </w:rPr>
-        <w:t xml:space="preserve"> and terminology of privacy and data governance. Short practice: Point to the analysis table and the restricted identity key.</w:t>
-      </w:r>
-    </w:p>
-    <w:p>
-      <w:pPr>
-        <w:spacing w:line="336" w:lineRule="auto" w:after="180"/>
-      </w:pPr>
-      <w:r>
-        <w:rPr>
-          <w:b w:val="0"/>
-        </w:rPr>
-        <w:t>Why are the codes pseudonymous rather than guaranteed anonymous, and what changes if the key is published?. Return to this week and explain what you changed.</w:t>
-      </w:r>
-    </w:p>
-    <w:p>
-      <w:pPr>
-        <w:spacing w:line="336" w:lineRule="auto" w:after="180"/>
-      </w:pPr>
-      <w:r>
-        <w:rPr>
-          <w:b w:val="0"/>
-        </w:rPr>
-        <w:t xml:space="preserve">Review Sensitivity analysis (ai-7/17). Goal: Explain the </w:t>
-      </w:r>
-      <w:r>
-        <w:rPr>
-          <w:b/>
-        </w:rPr>
-        <w:t>mechanism</w:t>
-      </w:r>
-      <w:r>
-        <w:rPr>
-          <w:b w:val="0"/>
-        </w:rPr>
-        <w:t xml:space="preserve"> and terminology of sensitivity analysis. Short practice: Classify 0.4, 0.6 and 0.8 at cutoffs 0.5, 0.7 and exactly 0.6.</w:t>
-      </w:r>
-    </w:p>
-    <w:p>
-      <w:pPr>
-        <w:spacing w:line="336" w:lineRule="auto" w:after="180"/>
-      </w:pPr>
-      <w:r>
-        <w:rPr>
-          <w:b w:val="0"/>
-        </w:rPr>
-        <w:t>Which equality rule decides the boundary, and can these unlabelled scores identify the best cutoff?. Return to this week and explain what you changed.</w:t>
-      </w:r>
-    </w:p>
-    <w:p>
-      <w:pPr>
-        <w:pStyle w:val="Heading3"/>
-      </w:pPr>
-      <w:r>
         <w:t>Keep your completed work</w:t>
       </w:r>
     </w:p>
     <w:p>
       <w:pPr>
-        <w:spacing w:line="336" w:lineRule="auto" w:after="180"/>
-      </w:pPr>
-      <w:r>
-        <w:rPr>
-          <w:b w:val="0"/>
-        </w:rPr>
-        <w:t xml:space="preserve">Use Download completed work in the hosted lesson to export your answers, reflections, practice feedback and code-run </w:t>
-      </w:r>
-      <w:r>
-        <w:rPr>
-          <w:b/>
-        </w:rPr>
-        <w:t>evidence</w:t>
-      </w:r>
-      <w:r>
-        <w:rPr>
-          <w:b w:val="0"/>
-        </w:rPr>
-        <w:t>. Open the HTML copy to read or print it.</w:t>
-      </w:r>
-    </w:p>
-    <w:p>
-      <w:pPr>
-        <w:spacing w:line="336" w:lineRule="auto" w:after="180"/>
-      </w:pPr>
-      <w:r>
-        <w:rPr>
-          <w:b w:val="0"/>
-        </w:rPr>
-        <w:t>Drafts stay in this browser when storage is available; clear drafts on a shared device.</w:t>
-      </w:r>
-    </w:p>
-    <w:p>
-      <w:pPr>
-        <w:pStyle w:val="Heading3"/>
-      </w:pPr>
-      <w:r>
-        <w:t>What I repaired, the evidence I kept and the next test</w:t>
-      </w:r>
-    </w:p>
-    <w:p>
-      <w:r>
-        <w:t>________________________________________________________________</w:t>
-      </w:r>
-    </w:p>
-    <w:p>
-      <w:r>
-        <w:t>________________________________________________________________</w:t>
-      </w:r>
-    </w:p>
-    <w:p>
-      <w:r>
-        <w:t>________________________________________________________________</w:t>
-      </w:r>
-    </w:p>
-    <w:p>
-      <w:r>
-        <w:t>________________________________________________________________</w:t>
-      </w:r>
-    </w:p>
-    <w:p>
-      <w:r>
-        <w:t>________________________________________________________________</w:t>
-      </w:r>
-    </w:p>
-    <w:p>
-      <w:pPr>
         <w:pStyle w:val="Heading1"/>
       </w:pPr>
       <w:r>
-        <w:t>15. Visual concept journey</w:t>
-      </w:r>
-    </w:p>
-    <w:p>
-      <w:r>
-        <w:t>Explain each Power and resource tradeoffs picture from its labels, then record a relevant limit.</w:t>
-      </w:r>
-    </w:p>
-    <w:p>
-      <w:pPr>
-        <w:pStyle w:val="Heading3"/>
+        <w:t>15. Reference · Six-picture response sheets</w:t>
+      </w:r>
+    </w:p>
+    <w:p>
+      <w:r>
+        <w:t>Choose the picture that helps explain the current step.</w:t>
+      </w:r>
+    </w:p>
+    <w:p>
+      <w:pPr>
+        <w:pStyle w:val="Heading2"/>
       </w:pPr>
       <w:r>
         <w:t>01. Power and resource tradeoffs: the case</w:t>
@@ -2212,7 +2304,7 @@
         <w:drawing>
           <wp:inline xmlns:a="http://schemas.openxmlformats.org/drawingml/2006/main" xmlns:pic="http://schemas.openxmlformats.org/drawingml/2006/picture">
             <wp:extent cx="5486400" cy="2843784"/>
-            <wp:docPr id="3" name="Picture 3" descr="A simulated detection-and-resource trade-off. A fictional simulation repeats a study under the same assumed alternative effect, using two independent-unit sample sizes. Supplied facts: There are 100 simulation trials per design. At n=20, 60 detect the specified effect; at n=40, 80 detect it. Each independent unit costs 2 resource units. Same test and effect assumptions are used."/>
+            <wp:docPr id="4" name="Picture 4" descr="A simulated detection-and-resource trade-off. A fictional simulation repeats a study under the same assumed alternative effect, using two independent-unit sample sizes. Supplied facts: There are 100 simulation trials per design. At n=20, 60 detect the specified effect; at n=40, 80 detect it. Each independent unit costs 2 resource units. Same test and effect assumptions are used."/>
             <wp:cNvGraphicFramePr>
               <a:graphicFrameLocks noChangeAspect="1"/>
             </wp:cNvGraphicFramePr>
@@ -2224,7 +2316,7 @@
                     <pic:cNvPicPr/>
                   </pic:nvPicPr>
                   <pic:blipFill>
-                    <a:blip r:embed="rId11"/>
+                    <a:blip r:embed="rId12"/>
                     <a:stretch>
                       <a:fillRect/>
                     </a:stretch>
@@ -2280,7 +2372,6 @@
     <w:p>
       <w:pPr>
         <w:spacing w:line="336" w:lineRule="auto" w:after="180"/>
-        <w:shd w:fill="F5F1FB"/>
       </w:pPr>
       <w:r>
         <w:rPr>
@@ -2319,7 +2410,7 @@
     </w:p>
     <w:p>
       <w:pPr>
-        <w:pStyle w:val="Heading3"/>
+        <w:pStyle w:val="Heading2"/>
       </w:pPr>
       <w:r>
         <w:t>02. Follow the deciding steps</w:t>
@@ -2330,7 +2421,7 @@
         <w:drawing>
           <wp:inline xmlns:a="http://schemas.openxmlformats.org/drawingml/2006/main" xmlns:pic="http://schemas.openxmlformats.org/drawingml/2006/picture">
             <wp:extent cx="5486400" cy="3337560"/>
-            <wp:docPr id="4" name="Picture 4" descr="Estimate simulated detection: Observed detection fractions are 60/100=60% and 80/100=80%. → Calculate design cost: n=20 costs 40 resource units; n=40 costs 80 units. → Compare the trade-off: Doubling cost adds 20 percentage points of simulated detection under these assumptions."/>
+            <wp:docPr id="5" name="Picture 5" descr="Estimate simulated detection: Observed detection fractions are 60/100=60% and 80/100=80%. → Calculate design cost: n=20 costs 40 resource units; n=40 costs 80 units. → Compare the trade-off: Doubling cost adds 20 percentage points of simulated detection under these assumptions."/>
             <wp:cNvGraphicFramePr>
               <a:graphicFrameLocks noChangeAspect="1"/>
             </wp:cNvGraphicFramePr>
@@ -2342,7 +2433,7 @@
                     <pic:cNvPicPr/>
                   </pic:nvPicPr>
                   <pic:blipFill>
-                    <a:blip r:embed="rId12"/>
+                    <a:blip r:embed="rId13"/>
                     <a:stretch>
                       <a:fillRect/>
                     </a:stretch>
@@ -2399,7 +2490,6 @@
     <w:p>
       <w:pPr>
         <w:spacing w:line="336" w:lineRule="auto" w:after="180"/>
-        <w:shd w:fill="F5F1FB"/>
       </w:pPr>
       <w:r>
         <w:rPr>
@@ -2450,7 +2540,7 @@
     </w:p>
     <w:p>
       <w:pPr>
-        <w:pStyle w:val="Heading3"/>
+        <w:pStyle w:val="Heading2"/>
       </w:pPr>
       <w:r>
         <w:t>03. Stipulated simulation and resource records</w:t>
@@ -2461,7 +2551,7 @@
         <w:drawing>
           <wp:inline xmlns:a="http://schemas.openxmlformats.org/drawingml/2006/main" xmlns:pic="http://schemas.openxmlformats.org/drawingml/2006/picture">
             <wp:extent cx="5486400" cy="3096768"/>
-            <wp:docPr id="5" name="Picture 5" descr="Stipulated simulation and resource records. Smaller design: Independent units = 20, Detections = 60, Trials = 100, Cost units = 40. Larger design: Independent units = 40, Detections = 80, Trials = 100, Cost units = 80."/>
+            <wp:docPr id="6" name="Picture 6" descr="Stipulated simulation and resource records. Smaller design: Independent units = 20, Detections = 60, Trials = 100, Cost units = 40. Larger design: Independent units = 40, Detections = 80, Trials = 100, Cost units = 80."/>
             <wp:cNvGraphicFramePr>
               <a:graphicFrameLocks noChangeAspect="1"/>
             </wp:cNvGraphicFramePr>
@@ -2473,7 +2563,7 @@
                     <pic:cNvPicPr/>
                   </pic:nvPicPr>
                   <pic:blipFill>
-                    <a:blip r:embed="rId13"/>
+                    <a:blip r:embed="rId14"/>
                     <a:stretch>
                       <a:fillRect/>
                     </a:stretch>
@@ -2506,7 +2596,6 @@
     <w:p>
       <w:pPr>
         <w:spacing w:line="336" w:lineRule="auto" w:after="180"/>
-        <w:shd w:fill="F5F1FB"/>
       </w:pPr>
       <w:r>
         <w:rPr>
@@ -2545,7 +2634,7 @@
     </w:p>
     <w:p>
       <w:pPr>
-        <w:pStyle w:val="Heading3"/>
+        <w:pStyle w:val="Heading2"/>
       </w:pPr>
       <w:r>
         <w:t>04. Change one thing. Trace what follows.</w:t>
@@ -2556,7 +2645,7 @@
         <w:drawing>
           <wp:inline xmlns:a="http://schemas.openxmlformats.org/drawingml/2006/main" xmlns:pic="http://schemas.openxmlformats.org/drawingml/2006/picture">
             <wp:extent cx="5486400" cy="3191256"/>
-            <wp:docPr id="6" name="Picture 6" descr="Original case: Doubling cost adds 20 percentage points of simulated detection under these assumptions. Changed condition: Change the assumed effect or variability but keep the sample sizes. Expected result: The detection fractions need new simulation; the resource costs stay 40 and 80. Reason: Power depends on the data-generating assumptions, while this stated unit-cost calculation does not."/>
+            <wp:docPr id="7" name="Picture 7" descr="Original case: Doubling cost adds 20 percentage points of simulated detection under these assumptions. Changed condition: Change the assumed effect or variability but keep the sample sizes. Expected result: The detection fractions need new simulation; the resource costs stay 40 and 80. Reason: Power depends on the data-generating assumptions, while this stated unit-cost calculation does not."/>
             <wp:cNvGraphicFramePr>
               <a:graphicFrameLocks noChangeAspect="1"/>
             </wp:cNvGraphicFramePr>
@@ -2568,7 +2657,7 @@
                     <pic:cNvPicPr/>
                   </pic:nvPicPr>
                   <pic:blipFill>
-                    <a:blip r:embed="rId14"/>
+                    <a:blip r:embed="rId15"/>
                     <a:stretch>
                       <a:fillRect/>
                     </a:stretch>
@@ -2624,7 +2713,6 @@
     <w:p>
       <w:pPr>
         <w:spacing w:line="336" w:lineRule="auto" w:after="180"/>
-        <w:shd w:fill="F5F1FB"/>
       </w:pPr>
       <w:r>
         <w:rPr>
@@ -2663,7 +2751,7 @@
     </w:p>
     <w:p>
       <w:pPr>
-        <w:pStyle w:val="Heading3"/>
+        <w:pStyle w:val="Heading2"/>
       </w:pPr>
       <w:r>
         <w:t>05. Connect the explanation to its limit</w:t>
@@ -2674,7 +2762,7 @@
         <w:drawing>
           <wp:inline xmlns:a="http://schemas.openxmlformats.org/drawingml/2006/main" xmlns:pic="http://schemas.openxmlformats.org/drawingml/2006/picture">
             <wp:extent cx="5486400" cy="2834640"/>
-            <wp:docPr id="7" name="Picture 7" descr="Power is the probability of detecting a specified effect under a specified model and decision rule. Repeated simulation can estimate it; the estimate depends on effect size, variability, design and test assumptions, not sample size alone. Limit: Only 100 trials per design produce noisy estimates. They are fictional stipulated results, not executed simulation or evidence about pupils."/>
+            <wp:docPr id="8" name="Picture 8" descr="Power is the probability of detecting a specified effect under a specified model and decision rule. Repeated simulation can estimate it; the estimate depends on effect size, variability, design and test assumptions, not sample size alone. Limit: Only 100 trials per design produce noisy estimates. They are fictional stipulated results, not executed simulation or evidence about pupils."/>
             <wp:cNvGraphicFramePr>
               <a:graphicFrameLocks noChangeAspect="1"/>
             </wp:cNvGraphicFramePr>
@@ -2686,7 +2774,7 @@
                     <pic:cNvPicPr/>
                   </pic:nvPicPr>
                   <pic:blipFill>
-                    <a:blip r:embed="rId15"/>
+                    <a:blip r:embed="rId16"/>
                     <a:stretch>
                       <a:fillRect/>
                     </a:stretch>
@@ -2759,7 +2847,6 @@
     <w:p>
       <w:pPr>
         <w:spacing w:line="336" w:lineRule="auto" w:after="180"/>
-        <w:shd w:fill="F5F1FB"/>
       </w:pPr>
       <w:r>
         <w:rPr>
@@ -2798,7 +2885,7 @@
     </w:p>
     <w:p>
       <w:pPr>
-        <w:pStyle w:val="Heading3"/>
+        <w:pStyle w:val="Heading2"/>
       </w:pPr>
       <w:r>
         <w:t>06. Make the idea visible in your project</w:t>
@@ -2809,7 +2896,7 @@
         <w:drawing>
           <wp:inline xmlns:a="http://schemas.openxmlformats.org/drawingml/2006/main" xmlns:pic="http://schemas.openxmlformats.org/drawingml/2006/picture">
             <wp:extent cx="5486400" cy="3681984"/>
-            <wp:docPr id="8" name="Picture 8" descr="For the Reproducible AI Research Study, retain an annotated worked trace and the changed-case reasoning. Connect the claim to its records, units and assumptions so another investigator can challenge or reproduce it. Draw your input, deciding step, result and limit. Supported question: Calculate both simulated detection fractions and resource costs. What additional detection is observed for the extra forty units, and does that establish power for an actual classroom study?"/>
+            <wp:docPr id="9" name="Picture 9" descr="For the Reproducible AI Research Study, retain an annotated worked trace and the changed-case reasoning. Connect the claim to its records, units and assumptions so another investigator can challenge or reproduce it. Draw your input, deciding step, result and limit. Supported question: Calculate both simulated detection fractions and resource costs. What additional detection is observed for the extra forty units, and does that establish power for an actual classroom study?"/>
             <wp:cNvGraphicFramePr>
               <a:graphicFrameLocks noChangeAspect="1"/>
             </wp:cNvGraphicFramePr>
@@ -2821,7 +2908,7 @@
                     <pic:cNvPicPr/>
                   </pic:nvPicPr>
                   <pic:blipFill>
-                    <a:blip r:embed="rId16"/>
+                    <a:blip r:embed="rId17"/>
                     <a:stretch>
                       <a:fillRect/>
                     </a:stretch>
@@ -2900,7 +2987,6 @@
     <w:p>
       <w:pPr>
         <w:spacing w:line="336" w:lineRule="auto" w:after="180"/>
-        <w:shd w:fill="F5F1FB"/>
       </w:pPr>
       <w:r>
         <w:rPr>
@@ -2947,6 +3033,62 @@
     <w:p>
       <w:r>
         <w:t>________________________________________________________________</w:t>
+      </w:r>
+    </w:p>
+    <w:p>
+      <w:pPr>
+        <w:pStyle w:val="Heading2"/>
+      </w:pPr>
+      <w:r>
+        <w:t>Earlier wording, alternatives and picture transcripts · reference / check after trying</w:t>
+      </w:r>
+    </w:p>
+    <w:p>
+      <w:pPr>
+        <w:pStyle w:val="Heading3"/>
+      </w:pPr>
+      <w:r>
+        <w:t>01. Power and resource tradeoffs: the case</w:t>
+      </w:r>
+    </w:p>
+    <w:p>
+      <w:pPr>
+        <w:pStyle w:val="Heading3"/>
+      </w:pPr>
+      <w:r>
+        <w:t>02. Follow the deciding steps</w:t>
+      </w:r>
+    </w:p>
+    <w:p>
+      <w:pPr>
+        <w:pStyle w:val="Heading3"/>
+      </w:pPr>
+      <w:r>
+        <w:t>03. Stipulated simulation and resource records</w:t>
+      </w:r>
+    </w:p>
+    <w:p>
+      <w:pPr>
+        <w:pStyle w:val="Heading3"/>
+      </w:pPr>
+      <w:r>
+        <w:t>04. Change one thing. Trace what follows.</w:t>
+      </w:r>
+    </w:p>
+    <w:p>
+      <w:pPr>
+        <w:pStyle w:val="Heading3"/>
+      </w:pPr>
+      <w:r>
+        <w:t>05. Connect the explanation to its limit</w:t>
+      </w:r>
+    </w:p>
+    <w:p>
+      <w:pPr>
+        <w:pStyle w:val="Heading3"/>
+      </w:pPr>
+      <w:r>
+        <w:t>06. Make the idea visible in your project</w:t>
       </w:r>
     </w:p>
     <w:sectPr>
